--- a/Java Tips/Java Notes.docx
+++ b/Java Tips/Java Notes.docx
@@ -1411,6 +1411,7 @@
         <w:rPr>
           <w:rFonts w:ascii="Arial" w:hAnsi="Arial" w:cs="Arial"/>
           <w:b/>
+          <w:noProof/>
           <w:sz w:val="24"/>
           <w:szCs w:val="24"/>
         </w:rPr>
@@ -2710,6 +2711,24 @@
       <w:pPr>
         <w:rPr>
           <w:rFonts w:ascii="Arial" w:hAnsi="Arial" w:cs="Arial"/>
+          <w:sz w:val="24"/>
+          <w:szCs w:val="24"/>
+        </w:rPr>
+      </w:pPr>
+    </w:p>
+    <w:p>
+      <w:pPr>
+        <w:rPr>
+          <w:rFonts w:ascii="Arial" w:hAnsi="Arial" w:cs="Arial"/>
+          <w:sz w:val="24"/>
+          <w:szCs w:val="24"/>
+        </w:rPr>
+      </w:pPr>
+    </w:p>
+    <w:p>
+      <w:pPr>
+        <w:rPr>
+          <w:rFonts w:ascii="Arial" w:hAnsi="Arial" w:cs="Arial"/>
           <w:b/>
           <w:sz w:val="28"/>
           <w:szCs w:val="28"/>
@@ -2722,6 +2741,7 @@
           <w:sz w:val="28"/>
           <w:szCs w:val="28"/>
         </w:rPr>
+        <w:lastRenderedPageBreak/>
         <w:t>Serialization</w:t>
       </w:r>
     </w:p>
@@ -2746,7 +2766,6 @@
           <w:sz w:val="24"/>
           <w:szCs w:val="24"/>
         </w:rPr>
-        <w:lastRenderedPageBreak/>
         <w:t>transient</w:t>
       </w:r>
       <w:r>
@@ -3379,6 +3398,7 @@
           <w:sz w:val="24"/>
           <w:szCs w:val="24"/>
         </w:rPr>
+        <w:lastRenderedPageBreak/>
         <w:t>Externalization</w:t>
       </w:r>
       <w:r>
@@ -3434,7 +3454,6 @@
           <w:sz w:val="24"/>
           <w:szCs w:val="24"/>
         </w:rPr>
-        <w:lastRenderedPageBreak/>
         <w:t>Externalizable</w:t>
       </w:r>
       <w:r>
@@ -3841,6 +3860,7 @@
           <w:sz w:val="24"/>
           <w:szCs w:val="24"/>
         </w:rPr>
+        <w:lastRenderedPageBreak/>
         <w:t>We can’t have catch or finally clause without a try statement.</w:t>
       </w:r>
     </w:p>
@@ -3863,7 +3883,6 @@
           <w:sz w:val="24"/>
           <w:szCs w:val="24"/>
         </w:rPr>
-        <w:lastRenderedPageBreak/>
         <w:t>A try statement should have either catch block or finally block, it can have both blocks.</w:t>
       </w:r>
       <w:r>
@@ -4368,6 +4387,7 @@
           <w:sz w:val="24"/>
           <w:szCs w:val="24"/>
         </w:rPr>
+        <w:lastRenderedPageBreak/>
         <w:t xml:space="preserve">A constructor is used to </w:t>
       </w:r>
       <w:r>
@@ -4422,98 +4442,735 @@
           <w:sz w:val="24"/>
           <w:szCs w:val="24"/>
         </w:rPr>
+        <w:t>If we try to create a constructor inside the interface, the compiler will give a compile-time error.</w:t>
+      </w:r>
+    </w:p>
+    <w:p>
+      <w:pPr>
+        <w:pStyle w:val="ListParagraph"/>
+        <w:numPr>
+          <w:ilvl w:val="0"/>
+          <w:numId w:val="5"/>
+        </w:numPr>
+        <w:rPr>
+          <w:rFonts w:ascii="Arial" w:hAnsi="Arial" w:cs="Arial"/>
+          <w:sz w:val="24"/>
+          <w:szCs w:val="24"/>
+        </w:rPr>
+      </w:pPr>
+      <w:r>
+        <w:rPr>
+          <w:rFonts w:ascii="Arial" w:hAnsi="Arial" w:cs="Arial"/>
+          <w:sz w:val="24"/>
+          <w:szCs w:val="24"/>
+        </w:rPr>
+        <w:t>The main purpose of the constructor is to initialize the newly created object. In abstract class, we have an instance variable, abstract methods, and non-abstract methods. We need to initialize the non-abstract methods and instance variables, therefore abstract classes have a constructor.</w:t>
+      </w:r>
+    </w:p>
+    <w:p>
+      <w:pPr>
+        <w:pStyle w:val="ListParagraph"/>
+        <w:numPr>
+          <w:ilvl w:val="0"/>
+          <w:numId w:val="5"/>
+        </w:numPr>
+        <w:rPr>
+          <w:rFonts w:ascii="Arial" w:hAnsi="Arial" w:cs="Arial"/>
+          <w:sz w:val="24"/>
+          <w:szCs w:val="24"/>
+        </w:rPr>
+      </w:pPr>
+      <w:r>
+        <w:rPr>
+          <w:rFonts w:ascii="Arial" w:hAnsi="Arial" w:cs="Arial"/>
+          <w:sz w:val="24"/>
+          <w:szCs w:val="24"/>
+        </w:rPr>
+        <w:t>If</w:t>
+      </w:r>
+      <w:r>
+        <w:rPr>
+          <w:rFonts w:ascii="Arial" w:hAnsi="Arial" w:cs="Arial"/>
+          <w:sz w:val="24"/>
+          <w:szCs w:val="24"/>
+        </w:rPr>
+        <w:t xml:space="preserve"> we don’t provide any constructor the compiler will add </w:t>
+      </w:r>
+      <w:r>
+        <w:rPr>
+          <w:rFonts w:ascii="Arial" w:hAnsi="Arial" w:cs="Arial"/>
+          <w:sz w:val="24"/>
+          <w:szCs w:val="24"/>
+        </w:rPr>
+        <w:t xml:space="preserve">a </w:t>
+      </w:r>
+      <w:r>
+        <w:rPr>
+          <w:rFonts w:ascii="Arial" w:hAnsi="Arial" w:cs="Arial"/>
+          <w:sz w:val="24"/>
+          <w:szCs w:val="24"/>
+        </w:rPr>
+        <w:t>default constructor in an abstract class.</w:t>
+      </w:r>
+    </w:p>
+    <w:p>
+      <w:pPr>
+        <w:pStyle w:val="ListParagraph"/>
+        <w:numPr>
+          <w:ilvl w:val="0"/>
+          <w:numId w:val="5"/>
+        </w:numPr>
+        <w:rPr>
+          <w:rFonts w:ascii="Arial" w:hAnsi="Arial" w:cs="Arial"/>
+          <w:sz w:val="24"/>
+          <w:szCs w:val="24"/>
+        </w:rPr>
+      </w:pPr>
+      <w:r>
+        <w:rPr>
+          <w:rFonts w:ascii="Arial" w:hAnsi="Arial" w:cs="Arial"/>
+          <w:sz w:val="24"/>
+          <w:szCs w:val="24"/>
+        </w:rPr>
+        <w:t>The constructor inside the abstract class can only be called during constructor chaining i.e. when we create an instance of sub-classes. This is also one of the reasons abstract class can have a constructor.</w:t>
+      </w:r>
+    </w:p>
+    <w:p>
+      <w:pPr>
+        <w:pStyle w:val="ListParagraph"/>
+        <w:numPr>
+          <w:ilvl w:val="0"/>
+          <w:numId w:val="6"/>
+        </w:numPr>
+        <w:rPr>
+          <w:rFonts w:ascii="Arial" w:hAnsi="Arial" w:cs="Arial"/>
+          <w:b/>
+          <w:sz w:val="24"/>
+          <w:szCs w:val="24"/>
+        </w:rPr>
+      </w:pPr>
+      <w:r>
+        <w:rPr>
+          <w:rFonts w:ascii="Arial" w:hAnsi="Arial" w:cs="Arial"/>
+          <w:b/>
+          <w:sz w:val="24"/>
+          <w:szCs w:val="24"/>
+        </w:rPr>
+        <w:t>Why a Constructor cannot be final, static or abstract in Java?</w:t>
+      </w:r>
+    </w:p>
+    <w:p>
+      <w:pPr>
+        <w:pStyle w:val="ListParagraph"/>
+        <w:numPr>
+          <w:ilvl w:val="0"/>
+          <w:numId w:val="7"/>
+        </w:numPr>
+        <w:rPr>
+          <w:rFonts w:ascii="Arial" w:hAnsi="Arial" w:cs="Arial"/>
+          <w:sz w:val="24"/>
+          <w:szCs w:val="24"/>
+        </w:rPr>
+      </w:pPr>
+      <w:r>
+        <w:rPr>
+          <w:rFonts w:ascii="Arial" w:hAnsi="Arial" w:cs="Arial"/>
+          <w:sz w:val="24"/>
+          <w:szCs w:val="24"/>
+        </w:rPr>
+        <w:t>As we know, constructors are not inherited in java. Therefore, constructors are not subject to hiding or overriding. When there is no chance of constructor overriding, there is no chance of modification also.</w:t>
+      </w:r>
+      <w:r>
+        <w:rPr>
+          <w:rFonts w:ascii="Arial" w:hAnsi="Arial" w:cs="Arial"/>
+          <w:sz w:val="24"/>
+          <w:szCs w:val="24"/>
+        </w:rPr>
+        <w:t xml:space="preserve"> So constructors cannot be </w:t>
+      </w:r>
+      <w:r>
+        <w:rPr>
+          <w:rFonts w:ascii="Arial" w:hAnsi="Arial" w:cs="Arial"/>
+          <w:b/>
+          <w:i/>
+          <w:sz w:val="24"/>
+          <w:szCs w:val="24"/>
+        </w:rPr>
+        <w:t>final</w:t>
+      </w:r>
+      <w:r>
+        <w:rPr>
+          <w:rFonts w:ascii="Arial" w:hAnsi="Arial" w:cs="Arial"/>
+          <w:sz w:val="24"/>
+          <w:szCs w:val="24"/>
+        </w:rPr>
+        <w:t>.</w:t>
+      </w:r>
+    </w:p>
+    <w:p>
+      <w:pPr>
+        <w:pStyle w:val="ListParagraph"/>
+        <w:numPr>
+          <w:ilvl w:val="0"/>
+          <w:numId w:val="7"/>
+        </w:numPr>
+        <w:rPr>
+          <w:rFonts w:ascii="Arial" w:hAnsi="Arial" w:cs="Arial"/>
+          <w:sz w:val="24"/>
+          <w:szCs w:val="24"/>
+        </w:rPr>
+      </w:pPr>
+      <w:r>
+        <w:rPr>
+          <w:rFonts w:ascii="Arial" w:hAnsi="Arial" w:cs="Arial"/>
+          <w:sz w:val="24"/>
+          <w:szCs w:val="24"/>
+        </w:rPr>
+        <w:t>We know static keyword belongs to a class rather than the object of a class. A constructor is called when an object of a class is created, so no use of the static constructor. Another thing is that if we will declare</w:t>
+      </w:r>
+      <w:r>
+        <w:rPr>
+          <w:rFonts w:ascii="Arial" w:hAnsi="Arial" w:cs="Arial"/>
+          <w:sz w:val="24"/>
+          <w:szCs w:val="24"/>
+        </w:rPr>
+        <w:t xml:space="preserve"> static constructor then we can</w:t>
+      </w:r>
+      <w:r>
+        <w:rPr>
+          <w:rFonts w:ascii="Arial" w:hAnsi="Arial" w:cs="Arial"/>
+          <w:sz w:val="24"/>
+          <w:szCs w:val="24"/>
+        </w:rPr>
+        <w:t>not access/call the constructor from a subclass. Because we know static is allowed within a class but not by a subclass.</w:t>
+      </w:r>
+      <w:r>
+        <w:rPr>
+          <w:rFonts w:ascii="Arial" w:hAnsi="Arial" w:cs="Arial"/>
+          <w:sz w:val="24"/>
+          <w:szCs w:val="24"/>
+        </w:rPr>
+        <w:t xml:space="preserve"> </w:t>
+      </w:r>
+      <w:r>
+        <w:rPr>
+          <w:rFonts w:ascii="Arial" w:hAnsi="Arial" w:cs="Arial"/>
+          <w:sz w:val="24"/>
+          <w:szCs w:val="24"/>
+        </w:rPr>
+        <w:t xml:space="preserve">So constructors cannot be </w:t>
+      </w:r>
+      <w:r>
+        <w:rPr>
+          <w:rFonts w:ascii="Arial" w:hAnsi="Arial" w:cs="Arial"/>
+          <w:b/>
+          <w:i/>
+          <w:sz w:val="24"/>
+          <w:szCs w:val="24"/>
+        </w:rPr>
+        <w:t>static</w:t>
+      </w:r>
+      <w:r>
+        <w:rPr>
+          <w:rFonts w:ascii="Arial" w:hAnsi="Arial" w:cs="Arial"/>
+          <w:sz w:val="24"/>
+          <w:szCs w:val="24"/>
+        </w:rPr>
+        <w:t>.</w:t>
+      </w:r>
+    </w:p>
+    <w:p>
+      <w:pPr>
+        <w:pStyle w:val="ListParagraph"/>
+        <w:numPr>
+          <w:ilvl w:val="0"/>
+          <w:numId w:val="7"/>
+        </w:numPr>
+        <w:rPr>
+          <w:rFonts w:ascii="Arial" w:hAnsi="Arial" w:cs="Arial"/>
+          <w:sz w:val="24"/>
+          <w:szCs w:val="24"/>
+        </w:rPr>
+      </w:pPr>
+      <w:r>
+        <w:rPr>
+          <w:rFonts w:ascii="Arial" w:hAnsi="Arial" w:cs="Arial"/>
+          <w:sz w:val="24"/>
+          <w:szCs w:val="24"/>
+        </w:rPr>
+        <w:t>If we are declaring a constructor as abstract as we have to implement it in a child class, but we know a constructor is called implicitly when the new keyword is used so it ca</w:t>
+      </w:r>
+      <w:r>
+        <w:rPr>
+          <w:rFonts w:ascii="Arial" w:hAnsi="Arial" w:cs="Arial"/>
+          <w:sz w:val="24"/>
+          <w:szCs w:val="24"/>
+        </w:rPr>
+        <w:t>n’t lack a body and also it can</w:t>
+      </w:r>
+      <w:r>
+        <w:rPr>
+          <w:rFonts w:ascii="Arial" w:hAnsi="Arial" w:cs="Arial"/>
+          <w:sz w:val="24"/>
+          <w:szCs w:val="24"/>
+        </w:rPr>
+        <w:t>not be called as a normal method. Also, if we make a constructor abstract then we have to provide the body lat</w:t>
+      </w:r>
+      <w:r>
+        <w:rPr>
+          <w:rFonts w:ascii="Arial" w:hAnsi="Arial" w:cs="Arial"/>
+          <w:sz w:val="24"/>
+          <w:szCs w:val="24"/>
+        </w:rPr>
+        <w:t>er. But we know constructor can</w:t>
+      </w:r>
+      <w:r>
+        <w:rPr>
+          <w:rFonts w:ascii="Arial" w:hAnsi="Arial" w:cs="Arial"/>
+          <w:sz w:val="24"/>
+          <w:szCs w:val="24"/>
+        </w:rPr>
+        <w:t>not be overridden so providing body is impossible.</w:t>
+      </w:r>
+      <w:r>
+        <w:rPr>
+          <w:rFonts w:ascii="Arial" w:hAnsi="Arial" w:cs="Arial"/>
+          <w:sz w:val="24"/>
+          <w:szCs w:val="24"/>
+        </w:rPr>
+        <w:t xml:space="preserve"> So constructors cannot be </w:t>
+      </w:r>
+      <w:r>
+        <w:rPr>
+          <w:rFonts w:ascii="Arial" w:hAnsi="Arial" w:cs="Arial"/>
+          <w:b/>
+          <w:i/>
+          <w:sz w:val="24"/>
+          <w:szCs w:val="24"/>
+        </w:rPr>
+        <w:t>abstract</w:t>
+      </w:r>
+      <w:r>
+        <w:rPr>
+          <w:rFonts w:ascii="Arial" w:hAnsi="Arial" w:cs="Arial"/>
+          <w:sz w:val="24"/>
+          <w:szCs w:val="24"/>
+        </w:rPr>
+        <w:t>.</w:t>
+      </w:r>
+    </w:p>
+    <w:p>
+      <w:pPr>
+        <w:pStyle w:val="ListParagraph"/>
+        <w:numPr>
+          <w:ilvl w:val="0"/>
+          <w:numId w:val="6"/>
+        </w:numPr>
+        <w:rPr>
+          <w:rFonts w:ascii="Arial" w:hAnsi="Arial" w:cs="Arial"/>
+          <w:b/>
+          <w:sz w:val="24"/>
+          <w:szCs w:val="24"/>
+        </w:rPr>
+      </w:pPr>
+      <w:r>
+        <w:rPr>
+          <w:rFonts w:ascii="Arial" w:hAnsi="Arial" w:cs="Arial"/>
+          <w:b/>
+          <w:sz w:val="24"/>
+          <w:szCs w:val="24"/>
+        </w:rPr>
+        <w:t>What are</w:t>
+      </w:r>
+      <w:r>
+        <w:rPr>
+          <w:rFonts w:ascii="Arial" w:hAnsi="Arial" w:cs="Arial"/>
+          <w:b/>
+          <w:sz w:val="24"/>
+          <w:szCs w:val="24"/>
+        </w:rPr>
+        <w:t xml:space="preserve"> </w:t>
+      </w:r>
+      <w:r>
+        <w:rPr>
+          <w:rFonts w:ascii="Arial" w:hAnsi="Arial" w:cs="Arial"/>
+          <w:b/>
+          <w:sz w:val="24"/>
+          <w:szCs w:val="24"/>
+        </w:rPr>
+        <w:t xml:space="preserve">Nested classes </w:t>
+      </w:r>
+      <w:r>
+        <w:rPr>
+          <w:rFonts w:ascii="Arial" w:hAnsi="Arial" w:cs="Arial"/>
+          <w:b/>
+          <w:sz w:val="24"/>
+          <w:szCs w:val="24"/>
+        </w:rPr>
+        <w:t>in Java?</w:t>
+      </w:r>
+    </w:p>
+    <w:p>
+      <w:pPr>
+        <w:pStyle w:val="ListParagraph"/>
+        <w:numPr>
+          <w:ilvl w:val="0"/>
+          <w:numId w:val="8"/>
+        </w:numPr>
+        <w:rPr>
+          <w:rFonts w:ascii="Arial" w:hAnsi="Arial" w:cs="Arial"/>
+          <w:sz w:val="24"/>
+          <w:szCs w:val="24"/>
+        </w:rPr>
+      </w:pPr>
+      <w:r>
+        <w:rPr>
+          <w:rFonts w:ascii="Arial" w:hAnsi="Arial" w:cs="Arial"/>
+          <w:sz w:val="24"/>
+          <w:szCs w:val="24"/>
+        </w:rPr>
+        <w:t xml:space="preserve">Nested classes are divided into two categories namely </w:t>
+      </w:r>
+      <w:r>
+        <w:rPr>
+          <w:rFonts w:ascii="Arial" w:hAnsi="Arial" w:cs="Arial"/>
+          <w:b/>
+          <w:i/>
+          <w:sz w:val="24"/>
+          <w:szCs w:val="24"/>
+        </w:rPr>
+        <w:t xml:space="preserve">static </w:t>
+      </w:r>
+      <w:r>
+        <w:rPr>
+          <w:rFonts w:ascii="Arial" w:hAnsi="Arial" w:cs="Arial"/>
+          <w:sz w:val="24"/>
+          <w:szCs w:val="24"/>
+        </w:rPr>
+        <w:t>and</w:t>
+      </w:r>
+      <w:r>
+        <w:rPr>
+          <w:rFonts w:ascii="Arial" w:hAnsi="Arial" w:cs="Arial"/>
+          <w:b/>
+          <w:i/>
+          <w:sz w:val="24"/>
+          <w:szCs w:val="24"/>
+        </w:rPr>
+        <w:t xml:space="preserve"> non-static</w:t>
+      </w:r>
+      <w:r>
+        <w:rPr>
+          <w:rFonts w:ascii="Arial" w:hAnsi="Arial" w:cs="Arial"/>
+          <w:sz w:val="24"/>
+          <w:szCs w:val="24"/>
+        </w:rPr>
+        <w:t>. Nested classes that are declared static are called static nested classes. Non-static nested classes are called inner classes.</w:t>
+      </w:r>
+    </w:p>
+    <w:p>
+      <w:pPr>
+        <w:pStyle w:val="ListParagraph"/>
+        <w:numPr>
+          <w:ilvl w:val="0"/>
+          <w:numId w:val="8"/>
+        </w:numPr>
+        <w:rPr>
+          <w:rFonts w:ascii="Arial" w:hAnsi="Arial" w:cs="Arial"/>
+          <w:sz w:val="24"/>
+          <w:szCs w:val="24"/>
+        </w:rPr>
+      </w:pPr>
+      <w:r>
+        <w:rPr>
+          <w:rFonts w:ascii="Arial" w:hAnsi="Arial" w:cs="Arial"/>
+          <w:sz w:val="24"/>
+          <w:szCs w:val="24"/>
+        </w:rPr>
+        <w:t xml:space="preserve">There are two kinds of classes in Java, one is called a </w:t>
+      </w:r>
+      <w:r>
+        <w:rPr>
+          <w:rFonts w:ascii="Arial" w:hAnsi="Arial" w:cs="Arial"/>
+          <w:b/>
+          <w:i/>
+          <w:sz w:val="24"/>
+          <w:szCs w:val="24"/>
+        </w:rPr>
+        <w:t>top-level class</w:t>
+      </w:r>
+      <w:r>
+        <w:rPr>
+          <w:rFonts w:ascii="Arial" w:hAnsi="Arial" w:cs="Arial"/>
+          <w:sz w:val="24"/>
+          <w:szCs w:val="24"/>
+        </w:rPr>
+        <w:t xml:space="preserve"> and the other is called a </w:t>
+      </w:r>
+      <w:r>
+        <w:rPr>
+          <w:rFonts w:ascii="Arial" w:hAnsi="Arial" w:cs="Arial"/>
+          <w:b/>
+          <w:i/>
+          <w:sz w:val="24"/>
+          <w:szCs w:val="24"/>
+        </w:rPr>
+        <w:t>nested class</w:t>
+      </w:r>
+      <w:r>
+        <w:rPr>
+          <w:rFonts w:ascii="Arial" w:hAnsi="Arial" w:cs="Arial"/>
+          <w:sz w:val="24"/>
+          <w:szCs w:val="24"/>
+        </w:rPr>
+        <w:t>. As the name suggested top-level class is a class that is declared in ‘.java’ file.</w:t>
+      </w:r>
+    </w:p>
+    <w:p>
+      <w:pPr>
+        <w:pStyle w:val="ListParagraph"/>
+        <w:numPr>
+          <w:ilvl w:val="0"/>
+          <w:numId w:val="8"/>
+        </w:numPr>
+        <w:rPr>
+          <w:rFonts w:ascii="Arial" w:hAnsi="Arial" w:cs="Arial"/>
+          <w:sz w:val="24"/>
+          <w:szCs w:val="24"/>
+        </w:rPr>
+      </w:pPr>
+      <w:r>
+        <w:rPr>
+          <w:rFonts w:ascii="Arial" w:hAnsi="Arial" w:cs="Arial"/>
+          <w:sz w:val="24"/>
+          <w:szCs w:val="24"/>
+        </w:rPr>
+        <w:t>A</w:t>
+      </w:r>
+      <w:r>
+        <w:rPr>
+          <w:rFonts w:ascii="Arial" w:hAnsi="Arial" w:cs="Arial"/>
+          <w:sz w:val="24"/>
+          <w:szCs w:val="24"/>
+        </w:rPr>
+        <w:t xml:space="preserve"> nested class is declared inside another class. The class which enclosed nested class is known as Outer class</w:t>
+      </w:r>
+      <w:r>
+        <w:rPr>
+          <w:rFonts w:ascii="Arial" w:hAnsi="Arial" w:cs="Arial"/>
+          <w:sz w:val="24"/>
+          <w:szCs w:val="24"/>
+        </w:rPr>
+        <w:t>.</w:t>
+      </w:r>
+    </w:p>
+    <w:p>
+      <w:pPr>
+        <w:pStyle w:val="ListParagraph"/>
+        <w:numPr>
+          <w:ilvl w:val="0"/>
+          <w:numId w:val="8"/>
+        </w:numPr>
+        <w:rPr>
+          <w:rFonts w:ascii="Arial" w:hAnsi="Arial" w:cs="Arial"/>
+          <w:sz w:val="24"/>
+          <w:szCs w:val="24"/>
+        </w:rPr>
+      </w:pPr>
+      <w:r>
+        <w:rPr>
+          <w:rFonts w:ascii="Arial" w:hAnsi="Arial" w:cs="Arial"/>
+          <w:sz w:val="24"/>
+          <w:szCs w:val="24"/>
+        </w:rPr>
+        <w:t>We</w:t>
+      </w:r>
+      <w:r>
+        <w:rPr>
+          <w:rFonts w:ascii="Arial" w:hAnsi="Arial" w:cs="Arial"/>
+          <w:sz w:val="24"/>
+          <w:szCs w:val="24"/>
+        </w:rPr>
+        <w:t xml:space="preserve"> can not make a top-level class static. You can only make nested classes either static or non-static. If you make a nested class non-static then it also referred to as Inner class.</w:t>
+      </w:r>
+    </w:p>
+    <w:p>
+      <w:pPr>
+        <w:pStyle w:val="ListParagraph"/>
+        <w:numPr>
+          <w:ilvl w:val="0"/>
+          <w:numId w:val="6"/>
+        </w:numPr>
+        <w:rPr>
+          <w:rFonts w:ascii="Arial" w:hAnsi="Arial" w:cs="Arial"/>
+          <w:b/>
+          <w:sz w:val="24"/>
+          <w:szCs w:val="24"/>
+        </w:rPr>
+      </w:pPr>
+      <w:r>
+        <w:rPr>
+          <w:rFonts w:ascii="Arial" w:hAnsi="Arial" w:cs="Arial"/>
+          <w:b/>
+          <w:sz w:val="24"/>
+          <w:szCs w:val="24"/>
+        </w:rPr>
         <w:lastRenderedPageBreak/>
-        <w:t>If we try to create a constructor inside the interface, the compiler will give a compile-time error.</w:t>
-      </w:r>
-    </w:p>
-    <w:p>
-      <w:pPr>
-        <w:pStyle w:val="ListParagraph"/>
-        <w:numPr>
-          <w:ilvl w:val="0"/>
-          <w:numId w:val="5"/>
-        </w:numPr>
-        <w:rPr>
-          <w:rFonts w:ascii="Arial" w:hAnsi="Arial" w:cs="Arial"/>
-          <w:sz w:val="24"/>
-          <w:szCs w:val="24"/>
-        </w:rPr>
-      </w:pPr>
-      <w:r>
-        <w:rPr>
-          <w:rFonts w:ascii="Arial" w:hAnsi="Arial" w:cs="Arial"/>
-          <w:sz w:val="24"/>
-          <w:szCs w:val="24"/>
-        </w:rPr>
-        <w:t>The main purpose of the constructor is to initialize the newly created object. In abstract class, we have an instance variable, abstract methods, and non-abstract methods. We need to initialize the non-abstract methods and instance variables, therefore abstract classes have a constructor.</w:t>
-      </w:r>
-    </w:p>
-    <w:p>
-      <w:pPr>
-        <w:pStyle w:val="ListParagraph"/>
-        <w:numPr>
-          <w:ilvl w:val="0"/>
-          <w:numId w:val="5"/>
-        </w:numPr>
-        <w:rPr>
-          <w:rFonts w:ascii="Arial" w:hAnsi="Arial" w:cs="Arial"/>
-          <w:sz w:val="24"/>
-          <w:szCs w:val="24"/>
-        </w:rPr>
-      </w:pPr>
-      <w:r>
-        <w:rPr>
-          <w:rFonts w:ascii="Arial" w:hAnsi="Arial" w:cs="Arial"/>
-          <w:sz w:val="24"/>
-          <w:szCs w:val="24"/>
-        </w:rPr>
-        <w:t>If</w:t>
-      </w:r>
-      <w:r>
-        <w:rPr>
-          <w:rFonts w:ascii="Arial" w:hAnsi="Arial" w:cs="Arial"/>
-          <w:sz w:val="24"/>
-          <w:szCs w:val="24"/>
-        </w:rPr>
-        <w:t xml:space="preserve"> we don’t provide any constructor the compiler will add </w:t>
-      </w:r>
-      <w:r>
-        <w:rPr>
-          <w:rFonts w:ascii="Arial" w:hAnsi="Arial" w:cs="Arial"/>
-          <w:sz w:val="24"/>
-          <w:szCs w:val="24"/>
-        </w:rPr>
-        <w:t xml:space="preserve">a </w:t>
-      </w:r>
-      <w:r>
-        <w:rPr>
-          <w:rFonts w:ascii="Arial" w:hAnsi="Arial" w:cs="Arial"/>
-          <w:sz w:val="24"/>
-          <w:szCs w:val="24"/>
-        </w:rPr>
-        <w:t>default constructor in an abstract class.</w:t>
-      </w:r>
-    </w:p>
-    <w:p>
-      <w:pPr>
-        <w:pStyle w:val="ListParagraph"/>
-        <w:numPr>
-          <w:ilvl w:val="0"/>
-          <w:numId w:val="5"/>
-        </w:numPr>
-        <w:rPr>
-          <w:rFonts w:ascii="Arial" w:hAnsi="Arial" w:cs="Arial"/>
-          <w:sz w:val="24"/>
-          <w:szCs w:val="24"/>
-        </w:rPr>
-      </w:pPr>
-      <w:r>
-        <w:rPr>
-          <w:rFonts w:ascii="Arial" w:hAnsi="Arial" w:cs="Arial"/>
-          <w:sz w:val="24"/>
-          <w:szCs w:val="24"/>
-        </w:rPr>
-        <w:t>The constructor inside the abstract class can only be called during constructor chaining i.e. when we create an instance of sub-classes. This is also one of the reasons abstract class can have a constructor.</w:t>
+        <w:t xml:space="preserve">What are the </w:t>
+      </w:r>
+      <w:r>
+        <w:rPr>
+          <w:rFonts w:ascii="Arial" w:hAnsi="Arial" w:cs="Arial"/>
+          <w:b/>
+          <w:sz w:val="24"/>
+          <w:szCs w:val="24"/>
+        </w:rPr>
+        <w:t>differences</w:t>
+      </w:r>
+      <w:r>
+        <w:rPr>
+          <w:rFonts w:ascii="Arial" w:hAnsi="Arial" w:cs="Arial"/>
+          <w:b/>
+          <w:sz w:val="24"/>
+          <w:szCs w:val="24"/>
+        </w:rPr>
+        <w:t xml:space="preserve"> between Static and Non-Static Nested Class in Java?</w:t>
+      </w:r>
+    </w:p>
+    <w:p>
+      <w:pPr>
+        <w:pStyle w:val="ListParagraph"/>
+        <w:numPr>
+          <w:ilvl w:val="0"/>
+          <w:numId w:val="9"/>
+        </w:numPr>
+        <w:rPr>
+          <w:rFonts w:ascii="Arial" w:hAnsi="Arial" w:cs="Arial"/>
+          <w:sz w:val="24"/>
+          <w:szCs w:val="24"/>
+        </w:rPr>
+      </w:pPr>
+      <w:r>
+        <w:rPr>
+          <w:rFonts w:ascii="Arial" w:hAnsi="Arial" w:cs="Arial"/>
+          <w:sz w:val="24"/>
+          <w:szCs w:val="24"/>
+        </w:rPr>
+        <w:t>The static inner class can access the static members of the outer class directly. But, to access the instance members of the outer class you need to instantiate the outer class.</w:t>
+      </w:r>
+    </w:p>
+    <w:p>
+      <w:pPr>
+        <w:pStyle w:val="ListParagraph"/>
+        <w:numPr>
+          <w:ilvl w:val="0"/>
+          <w:numId w:val="9"/>
+        </w:numPr>
+        <w:rPr>
+          <w:rFonts w:ascii="Arial" w:hAnsi="Arial" w:cs="Arial"/>
+          <w:sz w:val="24"/>
+          <w:szCs w:val="24"/>
+        </w:rPr>
+      </w:pPr>
+      <w:r>
+        <w:rPr>
+          <w:rFonts w:ascii="Arial" w:hAnsi="Arial" w:cs="Arial"/>
+          <w:sz w:val="24"/>
+          <w:szCs w:val="24"/>
+        </w:rPr>
+        <w:t xml:space="preserve">Nested static class doesn’t need a reference of </w:t>
+      </w:r>
+      <w:r>
+        <w:rPr>
+          <w:rFonts w:ascii="Arial" w:hAnsi="Arial" w:cs="Arial"/>
+          <w:sz w:val="24"/>
+          <w:szCs w:val="24"/>
+        </w:rPr>
+        <w:t xml:space="preserve">the </w:t>
+      </w:r>
+      <w:r>
+        <w:rPr>
+          <w:rFonts w:ascii="Arial" w:hAnsi="Arial" w:cs="Arial"/>
+          <w:sz w:val="24"/>
+          <w:szCs w:val="24"/>
+        </w:rPr>
+        <w:t xml:space="preserve">Outer class but a nonstatic nested class or Inner class requires </w:t>
+      </w:r>
+      <w:r>
+        <w:rPr>
+          <w:rFonts w:ascii="Arial" w:hAnsi="Arial" w:cs="Arial"/>
+          <w:sz w:val="24"/>
+          <w:szCs w:val="24"/>
+        </w:rPr>
+        <w:t xml:space="preserve">an </w:t>
+      </w:r>
+      <w:r>
+        <w:rPr>
+          <w:rFonts w:ascii="Arial" w:hAnsi="Arial" w:cs="Arial"/>
+          <w:sz w:val="24"/>
+          <w:szCs w:val="24"/>
+        </w:rPr>
+        <w:t>Outer class reference.</w:t>
+      </w:r>
+    </w:p>
+    <w:p>
+      <w:pPr>
+        <w:pStyle w:val="ListParagraph"/>
+        <w:numPr>
+          <w:ilvl w:val="0"/>
+          <w:numId w:val="9"/>
+        </w:numPr>
+        <w:rPr>
+          <w:rFonts w:ascii="Arial" w:hAnsi="Arial" w:cs="Arial"/>
+          <w:sz w:val="24"/>
+          <w:szCs w:val="24"/>
+        </w:rPr>
+      </w:pPr>
+      <w:r>
+        <w:rPr>
+          <w:rFonts w:ascii="Arial" w:hAnsi="Arial" w:cs="Arial"/>
+          <w:sz w:val="24"/>
+          <w:szCs w:val="24"/>
+        </w:rPr>
+        <w:t>A non-static nested class has full access to the members of the class within which it is nested. A static nested class does not have a reference to a nesting instance, so a static nested class cannot invoke non-static methods or access non-static fields of an instance of the class within which it is nested.</w:t>
+      </w:r>
+    </w:p>
+    <w:p>
+      <w:pPr>
+        <w:pStyle w:val="ListParagraph"/>
+        <w:numPr>
+          <w:ilvl w:val="0"/>
+          <w:numId w:val="9"/>
+        </w:numPr>
+        <w:rPr>
+          <w:rFonts w:ascii="Arial" w:hAnsi="Arial" w:cs="Arial"/>
+          <w:sz w:val="24"/>
+          <w:szCs w:val="24"/>
+        </w:rPr>
+      </w:pPr>
+      <w:r>
+        <w:rPr>
+          <w:rFonts w:ascii="Arial" w:hAnsi="Arial" w:cs="Arial"/>
+          <w:sz w:val="24"/>
+          <w:szCs w:val="24"/>
+        </w:rPr>
+        <w:t>Another difference between static and non-static nested class is that you cannot access non-static members e.g. method and field into nested static class directly. If you do you will get errors like “nonstatic</w:t>
+      </w:r>
+      <w:r>
+        <w:rPr>
+          <w:rFonts w:ascii="Arial" w:hAnsi="Arial" w:cs="Arial"/>
+          <w:sz w:val="24"/>
+          <w:szCs w:val="24"/>
+        </w:rPr>
+        <w:t xml:space="preserve"> member can</w:t>
+      </w:r>
+      <w:r>
+        <w:rPr>
+          <w:rFonts w:ascii="Arial" w:hAnsi="Arial" w:cs="Arial"/>
+          <w:sz w:val="24"/>
+          <w:szCs w:val="24"/>
+        </w:rPr>
+        <w:t>not be used in the static context”. While the Inner class can access both static and non-static members of the Outer class.</w:t>
       </w:r>
     </w:p>
     <w:p>
@@ -4537,39 +5194,106 @@
           <w:sz w:val="24"/>
           <w:szCs w:val="24"/>
         </w:rPr>
-        <w:t>Why a Constructor cannot be final, static or abstract in Java?</w:t>
-      </w:r>
-    </w:p>
-    <w:p>
-      <w:pPr>
-        <w:pStyle w:val="ListParagraph"/>
-        <w:numPr>
-          <w:ilvl w:val="0"/>
-          <w:numId w:val="7"/>
-        </w:numPr>
-        <w:rPr>
-          <w:rFonts w:ascii="Arial" w:hAnsi="Arial" w:cs="Arial"/>
-          <w:sz w:val="24"/>
-          <w:szCs w:val="24"/>
-        </w:rPr>
-      </w:pPr>
-      <w:r>
-        <w:rPr>
-          <w:rFonts w:ascii="Arial" w:hAnsi="Arial" w:cs="Arial"/>
-          <w:sz w:val="24"/>
-          <w:szCs w:val="24"/>
-        </w:rPr>
-        <w:t>As we know, constructors are not inherited in java. Therefore, constructors are not subject to hiding or overriding. When there is no chance of constructor overriding, there is no chance of modification also.</w:t>
-      </w:r>
-      <w:r>
-        <w:rPr>
-          <w:rFonts w:ascii="Arial" w:hAnsi="Arial" w:cs="Arial"/>
-          <w:sz w:val="24"/>
-          <w:szCs w:val="24"/>
-        </w:rPr>
-        <w:t xml:space="preserve"> So constructors cannot be </w:t>
-      </w:r>
-      <w:r>
+        <w:t>What is volatile keyword in java?</w:t>
+      </w:r>
+    </w:p>
+    <w:p>
+      <w:pPr>
+        <w:pStyle w:val="ListParagraph"/>
+        <w:numPr>
+          <w:ilvl w:val="0"/>
+          <w:numId w:val="15"/>
+        </w:numPr>
+        <w:rPr>
+          <w:rFonts w:ascii="Arial" w:hAnsi="Arial" w:cs="Arial"/>
+          <w:sz w:val="24"/>
+          <w:szCs w:val="24"/>
+        </w:rPr>
+      </w:pPr>
+      <w:r>
+        <w:rPr>
+          <w:rFonts w:ascii="Arial" w:hAnsi="Arial" w:cs="Arial"/>
+          <w:sz w:val="24"/>
+          <w:szCs w:val="24"/>
+        </w:rPr>
+        <w:t>The volatile keyword in Java is used to indicate that a variable's value may be modified by multiple threads simultaneously. It ensures that the variable is always read from and written to the main memory, rather than from thread-specific caches, ensuring visibility across threads.</w:t>
+      </w:r>
+    </w:p>
+    <w:p>
+      <w:pPr>
+        <w:pStyle w:val="ListParagraph"/>
+        <w:numPr>
+          <w:ilvl w:val="0"/>
+          <w:numId w:val="15"/>
+        </w:numPr>
+        <w:rPr>
+          <w:rFonts w:ascii="Arial" w:hAnsi="Arial" w:cs="Arial"/>
+          <w:sz w:val="24"/>
+          <w:szCs w:val="24"/>
+        </w:rPr>
+      </w:pPr>
+      <w:r>
+        <w:rPr>
+          <w:rFonts w:ascii="Arial" w:hAnsi="Arial" w:cs="Arial"/>
+          <w:sz w:val="24"/>
+          <w:szCs w:val="24"/>
+        </w:rPr>
+        <w:t>This keyword guarantees that any change made to the variable is immediately visible to all threads, preventing potential inconsistencies and data races. However, volatile does not provide atomicity or synchronization, so additional synchronization mechanisms should be used in conjunction with it when necessary.</w:t>
+      </w:r>
+    </w:p>
+    <w:p>
+      <w:pPr>
+        <w:pStyle w:val="ListParagraph"/>
+        <w:numPr>
+          <w:ilvl w:val="0"/>
+          <w:numId w:val="15"/>
+        </w:numPr>
+        <w:rPr>
+          <w:rFonts w:ascii="Arial" w:hAnsi="Arial" w:cs="Arial"/>
+          <w:sz w:val="24"/>
+          <w:szCs w:val="24"/>
+        </w:rPr>
+      </w:pPr>
+      <w:r>
+        <w:rPr>
+          <w:rFonts w:ascii="Arial" w:hAnsi="Arial" w:cs="Arial"/>
+          <w:sz w:val="24"/>
+          <w:szCs w:val="24"/>
+        </w:rPr>
+        <w:t>The volatile keyword cannot be used with classes or methods, it only applies to variables</w:t>
+      </w:r>
+    </w:p>
+    <w:p>
+      <w:pPr>
+        <w:pStyle w:val="ListParagraph"/>
+        <w:numPr>
+          <w:ilvl w:val="0"/>
+          <w:numId w:val="6"/>
+        </w:numPr>
+        <w:rPr>
+          <w:rFonts w:ascii="Arial" w:hAnsi="Arial" w:cs="Arial"/>
+          <w:b/>
+          <w:sz w:val="24"/>
+          <w:szCs w:val="24"/>
+        </w:rPr>
+      </w:pPr>
+      <w:r>
+        <w:rPr>
+          <w:rFonts w:ascii="Arial" w:hAnsi="Arial" w:cs="Arial"/>
+          <w:b/>
+          <w:sz w:val="24"/>
+          <w:szCs w:val="24"/>
+        </w:rPr>
+        <w:t>What is the use of serialVersionUID?</w:t>
+      </w:r>
+    </w:p>
+    <w:p>
+      <w:pPr>
+        <w:pStyle w:val="ListParagraph"/>
+        <w:numPr>
+          <w:ilvl w:val="0"/>
+          <w:numId w:val="17"/>
+        </w:numPr>
         <w:rPr>
           <w:rFonts w:ascii="Arial" w:hAnsi="Arial" w:cs="Arial"/>
           <w:b/>
@@ -4577,69 +5301,30 @@
           <w:sz w:val="24"/>
           <w:szCs w:val="24"/>
         </w:rPr>
-        <w:t>final</w:t>
-      </w:r>
-      <w:r>
-        <w:rPr>
-          <w:rFonts w:ascii="Arial" w:hAnsi="Arial" w:cs="Arial"/>
-          <w:sz w:val="24"/>
-          <w:szCs w:val="24"/>
-        </w:rPr>
-        <w:t>.</w:t>
-      </w:r>
-    </w:p>
-    <w:p>
-      <w:pPr>
-        <w:pStyle w:val="ListParagraph"/>
-        <w:numPr>
-          <w:ilvl w:val="0"/>
-          <w:numId w:val="7"/>
-        </w:numPr>
-        <w:rPr>
-          <w:rFonts w:ascii="Arial" w:hAnsi="Arial" w:cs="Arial"/>
-          <w:sz w:val="24"/>
-          <w:szCs w:val="24"/>
-        </w:rPr>
-      </w:pPr>
-      <w:r>
-        <w:rPr>
-          <w:rFonts w:ascii="Arial" w:hAnsi="Arial" w:cs="Arial"/>
-          <w:sz w:val="24"/>
-          <w:szCs w:val="24"/>
-        </w:rPr>
-        <w:t>We know static keyword belongs to a class rather than the object of a class. A constructor is called when an object of a class is created, so no use of the static constructor. Another thing is that if we will declare</w:t>
-      </w:r>
-      <w:r>
-        <w:rPr>
-          <w:rFonts w:ascii="Arial" w:hAnsi="Arial" w:cs="Arial"/>
-          <w:sz w:val="24"/>
-          <w:szCs w:val="24"/>
-        </w:rPr>
-        <w:t xml:space="preserve"> static constructor then we can</w:t>
-      </w:r>
-      <w:r>
-        <w:rPr>
-          <w:rFonts w:ascii="Arial" w:hAnsi="Arial" w:cs="Arial"/>
-          <w:sz w:val="24"/>
-          <w:szCs w:val="24"/>
-        </w:rPr>
-        <w:t>not access/call the constructor from a subclass. Because we know static is allowed within a class but not by a subclass.</w:t>
-      </w:r>
-      <w:r>
-        <w:rPr>
-          <w:rFonts w:ascii="Arial" w:hAnsi="Arial" w:cs="Arial"/>
-          <w:sz w:val="24"/>
-          <w:szCs w:val="24"/>
-        </w:rPr>
-        <w:t xml:space="preserve"> </w:t>
-      </w:r>
-      <w:r>
-        <w:rPr>
-          <w:rFonts w:ascii="Arial" w:hAnsi="Arial" w:cs="Arial"/>
-          <w:sz w:val="24"/>
-          <w:szCs w:val="24"/>
-        </w:rPr>
-        <w:t xml:space="preserve">So constructors cannot be </w:t>
+      </w:pPr>
+      <w:r>
+        <w:rPr>
+          <w:rFonts w:ascii="Arial" w:hAnsi="Arial" w:cs="Arial"/>
+          <w:sz w:val="24"/>
+          <w:szCs w:val="24"/>
+        </w:rPr>
+        <w:t xml:space="preserve">If </w:t>
+      </w:r>
+      <w:r>
+        <w:rPr>
+          <w:rFonts w:ascii="Arial" w:hAnsi="Arial" w:cs="Arial"/>
+          <w:sz w:val="24"/>
+          <w:szCs w:val="24"/>
+        </w:rPr>
+        <w:t>serialVersionUID</w:t>
+      </w:r>
+      <w:r>
+        <w:rPr>
+          <w:rFonts w:ascii="Arial" w:hAnsi="Arial" w:cs="Arial"/>
+          <w:sz w:val="24"/>
+          <w:szCs w:val="24"/>
+        </w:rPr>
+        <w:t xml:space="preserve"> is not present in the class and if we deserialize the object and if there was a change in the class after serialization we will get exception </w:t>
       </w:r>
       <w:r>
         <w:rPr>
@@ -4649,95 +5334,7 @@
           <w:sz w:val="24"/>
           <w:szCs w:val="24"/>
         </w:rPr>
-        <w:t>static</w:t>
-      </w:r>
-      <w:r>
-        <w:rPr>
-          <w:rFonts w:ascii="Arial" w:hAnsi="Arial" w:cs="Arial"/>
-          <w:sz w:val="24"/>
-          <w:szCs w:val="24"/>
-        </w:rPr>
-        <w:t>.</w:t>
-      </w:r>
-    </w:p>
-    <w:p>
-      <w:pPr>
-        <w:pStyle w:val="ListParagraph"/>
-        <w:numPr>
-          <w:ilvl w:val="0"/>
-          <w:numId w:val="7"/>
-        </w:numPr>
-        <w:rPr>
-          <w:rFonts w:ascii="Arial" w:hAnsi="Arial" w:cs="Arial"/>
-          <w:sz w:val="24"/>
-          <w:szCs w:val="24"/>
-        </w:rPr>
-      </w:pPr>
-      <w:r>
-        <w:rPr>
-          <w:rFonts w:ascii="Arial" w:hAnsi="Arial" w:cs="Arial"/>
-          <w:sz w:val="24"/>
-          <w:szCs w:val="24"/>
-        </w:rPr>
-        <w:t>If we are declaring a constructor as abstract as we have to implement it in a child class, but we know a constructor is called implicitly when the new keyword is used so it ca</w:t>
-      </w:r>
-      <w:r>
-        <w:rPr>
-          <w:rFonts w:ascii="Arial" w:hAnsi="Arial" w:cs="Arial"/>
-          <w:sz w:val="24"/>
-          <w:szCs w:val="24"/>
-        </w:rPr>
-        <w:t>n’t lack a body and also it can</w:t>
-      </w:r>
-      <w:r>
-        <w:rPr>
-          <w:rFonts w:ascii="Arial" w:hAnsi="Arial" w:cs="Arial"/>
-          <w:sz w:val="24"/>
-          <w:szCs w:val="24"/>
-        </w:rPr>
-        <w:t>not be called as a normal method. Also, if we make a constructor abstract then we have to provide the body lat</w:t>
-      </w:r>
-      <w:r>
-        <w:rPr>
-          <w:rFonts w:ascii="Arial" w:hAnsi="Arial" w:cs="Arial"/>
-          <w:sz w:val="24"/>
-          <w:szCs w:val="24"/>
-        </w:rPr>
-        <w:t>er. But we know constructor can</w:t>
-      </w:r>
-      <w:r>
-        <w:rPr>
-          <w:rFonts w:ascii="Arial" w:hAnsi="Arial" w:cs="Arial"/>
-          <w:sz w:val="24"/>
-          <w:szCs w:val="24"/>
-        </w:rPr>
-        <w:t>not be overridden so providing body is impossible.</w:t>
-      </w:r>
-      <w:r>
-        <w:rPr>
-          <w:rFonts w:ascii="Arial" w:hAnsi="Arial" w:cs="Arial"/>
-          <w:sz w:val="24"/>
-          <w:szCs w:val="24"/>
-        </w:rPr>
-        <w:t xml:space="preserve"> So constructors cannot be </w:t>
-      </w:r>
-      <w:r>
-        <w:rPr>
-          <w:rFonts w:ascii="Arial" w:hAnsi="Arial" w:cs="Arial"/>
-          <w:b/>
-          <w:i/>
-          <w:sz w:val="24"/>
-          <w:szCs w:val="24"/>
-        </w:rPr>
-        <w:t>abstract</w:t>
-      </w:r>
-      <w:r>
-        <w:rPr>
-          <w:rFonts w:ascii="Arial" w:hAnsi="Arial" w:cs="Arial"/>
-          <w:sz w:val="24"/>
-          <w:szCs w:val="24"/>
-        </w:rPr>
-        <w:t>.</w:t>
+        <w:t>as  java.io.InvalidClassException: com.journaldev.serialization.Employee; local class incompatible: stream classdesc serialVersionUID = -6470090944414208496, local class serialVersionUID = -6234198221249432383</w:t>
       </w:r>
     </w:p>
     <w:p>
@@ -4761,203 +5358,92 @@
           <w:sz w:val="24"/>
           <w:szCs w:val="24"/>
         </w:rPr>
-        <w:t>What are</w:t>
-      </w:r>
-      <w:r>
-        <w:rPr>
-          <w:rFonts w:ascii="Arial" w:hAnsi="Arial" w:cs="Arial"/>
-          <w:b/>
-          <w:sz w:val="24"/>
-          <w:szCs w:val="24"/>
-        </w:rPr>
-        <w:t xml:space="preserve"> </w:t>
-      </w:r>
-      <w:r>
-        <w:rPr>
-          <w:rFonts w:ascii="Arial" w:hAnsi="Arial" w:cs="Arial"/>
-          <w:b/>
-          <w:sz w:val="24"/>
-          <w:szCs w:val="24"/>
-        </w:rPr>
-        <w:t xml:space="preserve">Nested classes </w:t>
-      </w:r>
-      <w:r>
-        <w:rPr>
-          <w:rFonts w:ascii="Arial" w:hAnsi="Arial" w:cs="Arial"/>
-          <w:b/>
-          <w:sz w:val="24"/>
-          <w:szCs w:val="24"/>
-        </w:rPr>
-        <w:t>in Java?</w:t>
-      </w:r>
-    </w:p>
-    <w:p>
-      <w:pPr>
-        <w:pStyle w:val="ListParagraph"/>
-        <w:numPr>
-          <w:ilvl w:val="0"/>
-          <w:numId w:val="8"/>
-        </w:numPr>
-        <w:rPr>
-          <w:rFonts w:ascii="Arial" w:hAnsi="Arial" w:cs="Arial"/>
-          <w:sz w:val="24"/>
-          <w:szCs w:val="24"/>
-        </w:rPr>
-      </w:pPr>
-      <w:r>
-        <w:rPr>
-          <w:rFonts w:ascii="Arial" w:hAnsi="Arial" w:cs="Arial"/>
-          <w:sz w:val="24"/>
-          <w:szCs w:val="24"/>
-        </w:rPr>
-        <w:t xml:space="preserve">Nested classes are divided into two categories namely </w:t>
-      </w:r>
-      <w:r>
-        <w:rPr>
-          <w:rFonts w:ascii="Arial" w:hAnsi="Arial" w:cs="Arial"/>
-          <w:b/>
-          <w:i/>
-          <w:sz w:val="24"/>
-          <w:szCs w:val="24"/>
-        </w:rPr>
-        <w:t xml:space="preserve">static </w:t>
-      </w:r>
-      <w:r>
-        <w:rPr>
-          <w:rFonts w:ascii="Arial" w:hAnsi="Arial" w:cs="Arial"/>
-          <w:sz w:val="24"/>
-          <w:szCs w:val="24"/>
-        </w:rPr>
-        <w:t>and</w:t>
-      </w:r>
-      <w:r>
-        <w:rPr>
-          <w:rFonts w:ascii="Arial" w:hAnsi="Arial" w:cs="Arial"/>
-          <w:b/>
-          <w:i/>
-          <w:sz w:val="24"/>
-          <w:szCs w:val="24"/>
-        </w:rPr>
-        <w:t xml:space="preserve"> non-static</w:t>
-      </w:r>
-      <w:r>
-        <w:rPr>
-          <w:rFonts w:ascii="Arial" w:hAnsi="Arial" w:cs="Arial"/>
-          <w:sz w:val="24"/>
-          <w:szCs w:val="24"/>
-        </w:rPr>
-        <w:t>. Nested classes that are declared static are called static nested classes. Non-static nested classes are called inner classes.</w:t>
-      </w:r>
-    </w:p>
-    <w:p>
-      <w:pPr>
-        <w:pStyle w:val="ListParagraph"/>
-        <w:numPr>
-          <w:ilvl w:val="0"/>
-          <w:numId w:val="8"/>
-        </w:numPr>
-        <w:rPr>
-          <w:rFonts w:ascii="Arial" w:hAnsi="Arial" w:cs="Arial"/>
-          <w:sz w:val="24"/>
-          <w:szCs w:val="24"/>
-        </w:rPr>
-      </w:pPr>
-      <w:r>
-        <w:rPr>
-          <w:rFonts w:ascii="Arial" w:hAnsi="Arial" w:cs="Arial"/>
-          <w:sz w:val="24"/>
-          <w:szCs w:val="24"/>
-        </w:rPr>
-        <w:t xml:space="preserve">There are two kinds of classes in Java, one is called a </w:t>
-      </w:r>
-      <w:r>
-        <w:rPr>
-          <w:rFonts w:ascii="Arial" w:hAnsi="Arial" w:cs="Arial"/>
-          <w:b/>
-          <w:i/>
-          <w:sz w:val="24"/>
-          <w:szCs w:val="24"/>
-        </w:rPr>
-        <w:t>top-level class</w:t>
-      </w:r>
-      <w:r>
-        <w:rPr>
-          <w:rFonts w:ascii="Arial" w:hAnsi="Arial" w:cs="Arial"/>
-          <w:sz w:val="24"/>
-          <w:szCs w:val="24"/>
-        </w:rPr>
-        <w:t xml:space="preserve"> and the other is called a </w:t>
-      </w:r>
-      <w:r>
-        <w:rPr>
-          <w:rFonts w:ascii="Arial" w:hAnsi="Arial" w:cs="Arial"/>
-          <w:b/>
-          <w:i/>
-          <w:sz w:val="24"/>
-          <w:szCs w:val="24"/>
-        </w:rPr>
-        <w:t>nested class</w:t>
-      </w:r>
-      <w:r>
-        <w:rPr>
-          <w:rFonts w:ascii="Arial" w:hAnsi="Arial" w:cs="Arial"/>
-          <w:sz w:val="24"/>
-          <w:szCs w:val="24"/>
-        </w:rPr>
-        <w:t>. As the name suggested top-level class is a class that is declared in ‘.java’ file.</w:t>
-      </w:r>
-    </w:p>
-    <w:p>
-      <w:pPr>
-        <w:pStyle w:val="ListParagraph"/>
-        <w:numPr>
-          <w:ilvl w:val="0"/>
-          <w:numId w:val="8"/>
-        </w:numPr>
-        <w:rPr>
-          <w:rFonts w:ascii="Arial" w:hAnsi="Arial" w:cs="Arial"/>
-          <w:sz w:val="24"/>
-          <w:szCs w:val="24"/>
-        </w:rPr>
-      </w:pPr>
-      <w:r>
-        <w:rPr>
-          <w:rFonts w:ascii="Arial" w:hAnsi="Arial" w:cs="Arial"/>
-          <w:sz w:val="24"/>
-          <w:szCs w:val="24"/>
-        </w:rPr>
-        <w:t>A</w:t>
-      </w:r>
-      <w:r>
-        <w:rPr>
-          <w:rFonts w:ascii="Arial" w:hAnsi="Arial" w:cs="Arial"/>
-          <w:sz w:val="24"/>
-          <w:szCs w:val="24"/>
-        </w:rPr>
-        <w:t xml:space="preserve"> nested class is declared inside another class. The class which enclosed nested class is known as Outer class</w:t>
-      </w:r>
-      <w:r>
-        <w:rPr>
-          <w:rFonts w:ascii="Arial" w:hAnsi="Arial" w:cs="Arial"/>
-          <w:sz w:val="24"/>
-          <w:szCs w:val="24"/>
-        </w:rPr>
-        <w:t>.</w:t>
-      </w:r>
-    </w:p>
-    <w:p>
-      <w:pPr>
-        <w:pStyle w:val="ListParagraph"/>
-        <w:numPr>
-          <w:ilvl w:val="0"/>
-          <w:numId w:val="8"/>
-        </w:numPr>
-        <w:rPr>
-          <w:rFonts w:ascii="Arial" w:hAnsi="Arial" w:cs="Arial"/>
-          <w:sz w:val="24"/>
-          <w:szCs w:val="24"/>
-        </w:rPr>
-      </w:pPr>
+        <w:t>Can we have try and catch block inside a static block?</w:t>
+      </w:r>
+    </w:p>
+    <w:p>
+      <w:pPr>
+        <w:pStyle w:val="ListParagraph"/>
+        <w:numPr>
+          <w:ilvl w:val="0"/>
+          <w:numId w:val="17"/>
+        </w:numPr>
+        <w:rPr>
+          <w:rFonts w:ascii="Arial" w:hAnsi="Arial" w:cs="Arial"/>
+          <w:sz w:val="24"/>
+          <w:szCs w:val="24"/>
+        </w:rPr>
+      </w:pPr>
+      <w:r>
+        <w:rPr>
+          <w:rFonts w:ascii="Arial" w:hAnsi="Arial" w:cs="Arial"/>
+          <w:sz w:val="24"/>
+          <w:szCs w:val="24"/>
+        </w:rPr>
+        <w:t>Yes, we can.</w:t>
+      </w:r>
+    </w:p>
+    <w:p>
+      <w:pPr>
+        <w:pStyle w:val="ListParagraph"/>
+        <w:numPr>
+          <w:ilvl w:val="0"/>
+          <w:numId w:val="6"/>
+        </w:numPr>
+        <w:rPr>
+          <w:rFonts w:ascii="Arial" w:hAnsi="Arial" w:cs="Arial"/>
+          <w:b/>
+          <w:sz w:val="24"/>
+          <w:szCs w:val="24"/>
+        </w:rPr>
+      </w:pPr>
+      <w:r>
+        <w:rPr>
+          <w:rFonts w:ascii="Arial" w:hAnsi="Arial" w:cs="Arial"/>
+          <w:b/>
+          <w:sz w:val="24"/>
+          <w:szCs w:val="24"/>
+        </w:rPr>
+        <w:t>On what order we should catch the exceptions?</w:t>
+      </w:r>
+    </w:p>
+    <w:p>
+      <w:pPr>
+        <w:pStyle w:val="ListParagraph"/>
+        <w:numPr>
+          <w:ilvl w:val="0"/>
+          <w:numId w:val="27"/>
+        </w:numPr>
+        <w:rPr>
+          <w:rFonts w:ascii="Arial" w:hAnsi="Arial" w:cs="Arial"/>
+          <w:sz w:val="24"/>
+          <w:szCs w:val="24"/>
+        </w:rPr>
+      </w:pPr>
+      <w:r>
+        <w:rPr>
+          <w:rFonts w:ascii="Arial" w:hAnsi="Arial" w:cs="Arial"/>
+          <w:sz w:val="24"/>
+          <w:szCs w:val="24"/>
+        </w:rPr>
+        <w:t xml:space="preserve">If you have multiple catch blocks for a single try and if the </w:t>
+      </w:r>
+      <w:r>
+        <w:rPr>
+          <w:rFonts w:ascii="Arial" w:hAnsi="Arial" w:cs="Arial"/>
+          <w:sz w:val="24"/>
+          <w:szCs w:val="24"/>
+        </w:rPr>
+        <w:t xml:space="preserve">exception classes </w:t>
+      </w:r>
+      <w:r>
+        <w:rPr>
+          <w:rFonts w:ascii="Arial" w:hAnsi="Arial" w:cs="Arial"/>
+          <w:sz w:val="24"/>
+          <w:szCs w:val="24"/>
+        </w:rPr>
+        <w:t xml:space="preserve">belong to the same hierarchy, </w:t>
+      </w:r>
       <w:r>
         <w:rPr>
           <w:rFonts w:ascii="Arial" w:hAnsi="Arial" w:cs="Arial"/>
@@ -4972,64 +5458,8 @@
           <w:sz w:val="24"/>
           <w:szCs w:val="24"/>
         </w:rPr>
-        <w:t xml:space="preserve"> can not make a top-level class static. You can only make nested classes either static or non-static. If you make a nested class non-static then it also referred to as Inner class.</w:t>
-      </w:r>
-    </w:p>
-    <w:p>
-      <w:pPr>
-        <w:pStyle w:val="ListParagraph"/>
-        <w:numPr>
-          <w:ilvl w:val="0"/>
-          <w:numId w:val="6"/>
-        </w:numPr>
-        <w:rPr>
-          <w:rFonts w:ascii="Arial" w:hAnsi="Arial" w:cs="Arial"/>
-          <w:b/>
-          <w:sz w:val="24"/>
-          <w:szCs w:val="24"/>
-        </w:rPr>
-      </w:pPr>
-      <w:r>
-        <w:rPr>
-          <w:rFonts w:ascii="Arial" w:hAnsi="Arial" w:cs="Arial"/>
-          <w:b/>
-          <w:sz w:val="24"/>
-          <w:szCs w:val="24"/>
-        </w:rPr>
-        <w:t xml:space="preserve">What are the </w:t>
-      </w:r>
-      <w:r>
-        <w:rPr>
-          <w:rFonts w:ascii="Arial" w:hAnsi="Arial" w:cs="Arial"/>
-          <w:b/>
-          <w:sz w:val="24"/>
-          <w:szCs w:val="24"/>
-        </w:rPr>
-        <w:t>differences</w:t>
-      </w:r>
-      <w:r>
-        <w:rPr>
-          <w:rFonts w:ascii="Arial" w:hAnsi="Arial" w:cs="Arial"/>
-          <w:b/>
-          <w:sz w:val="24"/>
-          <w:szCs w:val="24"/>
-        </w:rPr>
-        <w:t xml:space="preserve"> between Static and Non-Static Nested Class in Java?</w:t>
-      </w:r>
-    </w:p>
-    <w:p>
-      <w:pPr>
-        <w:pStyle w:val="ListParagraph"/>
-        <w:numPr>
-          <w:ilvl w:val="0"/>
-          <w:numId w:val="9"/>
-        </w:numPr>
-        <w:rPr>
-          <w:rFonts w:ascii="Arial" w:hAnsi="Arial" w:cs="Arial"/>
-          <w:sz w:val="24"/>
-          <w:szCs w:val="24"/>
-        </w:rPr>
-      </w:pPr>
+        <w:t xml:space="preserve"> need to make sure that the catch block that catches the exception class of higher-level is at last at the </w:t>
+      </w:r>
       <w:r>
         <w:rPr>
           <w:rFonts w:ascii="Arial" w:hAnsi="Arial" w:cs="Arial"/>
@@ -5037,409 +5467,7 @@
           <w:szCs w:val="24"/>
         </w:rPr>
         <w:lastRenderedPageBreak/>
-        <w:t>The static inner class can access the static members of the outer class directly. But, to access the instance members of the outer class you need to instantiate the outer class.</w:t>
-      </w:r>
-    </w:p>
-    <w:p>
-      <w:pPr>
-        <w:pStyle w:val="ListParagraph"/>
-        <w:numPr>
-          <w:ilvl w:val="0"/>
-          <w:numId w:val="9"/>
-        </w:numPr>
-        <w:rPr>
-          <w:rFonts w:ascii="Arial" w:hAnsi="Arial" w:cs="Arial"/>
-          <w:sz w:val="24"/>
-          <w:szCs w:val="24"/>
-        </w:rPr>
-      </w:pPr>
-      <w:r>
-        <w:rPr>
-          <w:rFonts w:ascii="Arial" w:hAnsi="Arial" w:cs="Arial"/>
-          <w:sz w:val="24"/>
-          <w:szCs w:val="24"/>
-        </w:rPr>
-        <w:t xml:space="preserve">Nested static class doesn’t need a reference of </w:t>
-      </w:r>
-      <w:r>
-        <w:rPr>
-          <w:rFonts w:ascii="Arial" w:hAnsi="Arial" w:cs="Arial"/>
-          <w:sz w:val="24"/>
-          <w:szCs w:val="24"/>
-        </w:rPr>
-        <w:t xml:space="preserve">the </w:t>
-      </w:r>
-      <w:r>
-        <w:rPr>
-          <w:rFonts w:ascii="Arial" w:hAnsi="Arial" w:cs="Arial"/>
-          <w:sz w:val="24"/>
-          <w:szCs w:val="24"/>
-        </w:rPr>
-        <w:t xml:space="preserve">Outer class but a nonstatic nested class or Inner class requires </w:t>
-      </w:r>
-      <w:r>
-        <w:rPr>
-          <w:rFonts w:ascii="Arial" w:hAnsi="Arial" w:cs="Arial"/>
-          <w:sz w:val="24"/>
-          <w:szCs w:val="24"/>
-        </w:rPr>
-        <w:t xml:space="preserve">an </w:t>
-      </w:r>
-      <w:r>
-        <w:rPr>
-          <w:rFonts w:ascii="Arial" w:hAnsi="Arial" w:cs="Arial"/>
-          <w:sz w:val="24"/>
-          <w:szCs w:val="24"/>
-        </w:rPr>
-        <w:t>Outer class reference.</w:t>
-      </w:r>
-    </w:p>
-    <w:p>
-      <w:pPr>
-        <w:pStyle w:val="ListParagraph"/>
-        <w:numPr>
-          <w:ilvl w:val="0"/>
-          <w:numId w:val="9"/>
-        </w:numPr>
-        <w:rPr>
-          <w:rFonts w:ascii="Arial" w:hAnsi="Arial" w:cs="Arial"/>
-          <w:sz w:val="24"/>
-          <w:szCs w:val="24"/>
-        </w:rPr>
-      </w:pPr>
-      <w:r>
-        <w:rPr>
-          <w:rFonts w:ascii="Arial" w:hAnsi="Arial" w:cs="Arial"/>
-          <w:sz w:val="24"/>
-          <w:szCs w:val="24"/>
-        </w:rPr>
-        <w:t>A non-static nested class has full access to the members of the class within which it is nested. A static nested class does not have a reference to a nesting instance, so a static nested class cannot invoke non-static methods or access non-static fields of an instance of the class within which it is nested.</w:t>
-      </w:r>
-    </w:p>
-    <w:p>
-      <w:pPr>
-        <w:pStyle w:val="ListParagraph"/>
-        <w:numPr>
-          <w:ilvl w:val="0"/>
-          <w:numId w:val="9"/>
-        </w:numPr>
-        <w:rPr>
-          <w:rFonts w:ascii="Arial" w:hAnsi="Arial" w:cs="Arial"/>
-          <w:sz w:val="24"/>
-          <w:szCs w:val="24"/>
-        </w:rPr>
-      </w:pPr>
-      <w:r>
-        <w:rPr>
-          <w:rFonts w:ascii="Arial" w:hAnsi="Arial" w:cs="Arial"/>
-          <w:sz w:val="24"/>
-          <w:szCs w:val="24"/>
-        </w:rPr>
-        <w:t>Another difference between static and non-static nested class is that you cannot access non-static members e.g. method and field into nested static class directly. If you do you will get errors like “nonstatic</w:t>
-      </w:r>
-      <w:r>
-        <w:rPr>
-          <w:rFonts w:ascii="Arial" w:hAnsi="Arial" w:cs="Arial"/>
-          <w:sz w:val="24"/>
-          <w:szCs w:val="24"/>
-        </w:rPr>
-        <w:t xml:space="preserve"> member can</w:t>
-      </w:r>
-      <w:r>
-        <w:rPr>
-          <w:rFonts w:ascii="Arial" w:hAnsi="Arial" w:cs="Arial"/>
-          <w:sz w:val="24"/>
-          <w:szCs w:val="24"/>
-        </w:rPr>
-        <w:t>not be used in the static context”. While the Inner class can access both static and non-static members of the Outer class.</w:t>
-      </w:r>
-    </w:p>
-    <w:p>
-      <w:pPr>
-        <w:pStyle w:val="ListParagraph"/>
-        <w:numPr>
-          <w:ilvl w:val="0"/>
-          <w:numId w:val="6"/>
-        </w:numPr>
-        <w:rPr>
-          <w:rFonts w:ascii="Arial" w:hAnsi="Arial" w:cs="Arial"/>
-          <w:b/>
-          <w:sz w:val="24"/>
-          <w:szCs w:val="24"/>
-        </w:rPr>
-      </w:pPr>
-      <w:r>
-        <w:rPr>
-          <w:rFonts w:ascii="Arial" w:hAnsi="Arial" w:cs="Arial"/>
-          <w:b/>
-          <w:sz w:val="24"/>
-          <w:szCs w:val="24"/>
-        </w:rPr>
-        <w:t>What is volatile keyword in java?</w:t>
-      </w:r>
-    </w:p>
-    <w:p>
-      <w:pPr>
-        <w:pStyle w:val="ListParagraph"/>
-        <w:numPr>
-          <w:ilvl w:val="0"/>
-          <w:numId w:val="15"/>
-        </w:numPr>
-        <w:rPr>
-          <w:rFonts w:ascii="Arial" w:hAnsi="Arial" w:cs="Arial"/>
-          <w:sz w:val="24"/>
-          <w:szCs w:val="24"/>
-        </w:rPr>
-      </w:pPr>
-      <w:r>
-        <w:rPr>
-          <w:rFonts w:ascii="Arial" w:hAnsi="Arial" w:cs="Arial"/>
-          <w:sz w:val="24"/>
-          <w:szCs w:val="24"/>
-        </w:rPr>
-        <w:t>The volatile keyword in Java is used to indicate that a variable's value may be modified by multiple threads simultaneously. It ensures that the variable is always read from and written to the main memory, rather than from thread-specific caches, ensuring visibility across threads.</w:t>
-      </w:r>
-    </w:p>
-    <w:p>
-      <w:pPr>
-        <w:pStyle w:val="ListParagraph"/>
-        <w:numPr>
-          <w:ilvl w:val="0"/>
-          <w:numId w:val="15"/>
-        </w:numPr>
-        <w:rPr>
-          <w:rFonts w:ascii="Arial" w:hAnsi="Arial" w:cs="Arial"/>
-          <w:sz w:val="24"/>
-          <w:szCs w:val="24"/>
-        </w:rPr>
-      </w:pPr>
-      <w:r>
-        <w:rPr>
-          <w:rFonts w:ascii="Arial" w:hAnsi="Arial" w:cs="Arial"/>
-          <w:sz w:val="24"/>
-          <w:szCs w:val="24"/>
-        </w:rPr>
-        <w:t>This keyword guarantees that any change made to the variable is immediately visible to all threads, preventing potential inconsistencies and data races. However, volatile does not provide atomicity or synchronization, so additional synchronization mechanisms should be used in conjunction with it when necessary.</w:t>
-      </w:r>
-    </w:p>
-    <w:p>
-      <w:pPr>
-        <w:pStyle w:val="ListParagraph"/>
-        <w:numPr>
-          <w:ilvl w:val="0"/>
-          <w:numId w:val="15"/>
-        </w:numPr>
-        <w:rPr>
-          <w:rFonts w:ascii="Arial" w:hAnsi="Arial" w:cs="Arial"/>
-          <w:sz w:val="24"/>
-          <w:szCs w:val="24"/>
-        </w:rPr>
-      </w:pPr>
-      <w:r>
-        <w:rPr>
-          <w:rFonts w:ascii="Arial" w:hAnsi="Arial" w:cs="Arial"/>
-          <w:sz w:val="24"/>
-          <w:szCs w:val="24"/>
-        </w:rPr>
-        <w:t>The volatile keyword cannot be used with classes or methods, it only applies to variables</w:t>
-      </w:r>
-    </w:p>
-    <w:p>
-      <w:pPr>
-        <w:pStyle w:val="ListParagraph"/>
-        <w:numPr>
-          <w:ilvl w:val="0"/>
-          <w:numId w:val="6"/>
-        </w:numPr>
-        <w:rPr>
-          <w:rFonts w:ascii="Arial" w:hAnsi="Arial" w:cs="Arial"/>
-          <w:b/>
-          <w:sz w:val="24"/>
-          <w:szCs w:val="24"/>
-        </w:rPr>
-      </w:pPr>
-      <w:r>
-        <w:rPr>
-          <w:rFonts w:ascii="Arial" w:hAnsi="Arial" w:cs="Arial"/>
-          <w:b/>
-          <w:sz w:val="24"/>
-          <w:szCs w:val="24"/>
-        </w:rPr>
-        <w:t>What is the use of serialVersionUID?</w:t>
-      </w:r>
-    </w:p>
-    <w:p>
-      <w:pPr>
-        <w:pStyle w:val="ListParagraph"/>
-        <w:numPr>
-          <w:ilvl w:val="0"/>
-          <w:numId w:val="17"/>
-        </w:numPr>
-        <w:rPr>
-          <w:rFonts w:ascii="Arial" w:hAnsi="Arial" w:cs="Arial"/>
-          <w:b/>
-          <w:i/>
-          <w:sz w:val="24"/>
-          <w:szCs w:val="24"/>
-        </w:rPr>
-      </w:pPr>
-      <w:r>
-        <w:rPr>
-          <w:rFonts w:ascii="Arial" w:hAnsi="Arial" w:cs="Arial"/>
-          <w:sz w:val="24"/>
-          <w:szCs w:val="24"/>
-        </w:rPr>
-        <w:t xml:space="preserve">If </w:t>
-      </w:r>
-      <w:r>
-        <w:rPr>
-          <w:rFonts w:ascii="Arial" w:hAnsi="Arial" w:cs="Arial"/>
-          <w:sz w:val="24"/>
-          <w:szCs w:val="24"/>
-        </w:rPr>
-        <w:t>serialVersionUID</w:t>
-      </w:r>
-      <w:r>
-        <w:rPr>
-          <w:rFonts w:ascii="Arial" w:hAnsi="Arial" w:cs="Arial"/>
-          <w:sz w:val="24"/>
-          <w:szCs w:val="24"/>
-        </w:rPr>
-        <w:t xml:space="preserve"> is not present in the class and if we deserialize the object and if there was a change in the class after serialization we will get exception </w:t>
-      </w:r>
-      <w:r>
-        <w:rPr>
-          <w:rFonts w:ascii="Arial" w:hAnsi="Arial" w:cs="Arial"/>
-          <w:b/>
-          <w:i/>
-          <w:sz w:val="24"/>
-          <w:szCs w:val="24"/>
-        </w:rPr>
-        <w:t>as  java.io.InvalidClassException: com.journaldev.serialization.Employee; local class incompatible: stream classdesc serialVersionUID = -6470090944414208496, local class serialVersionUID = -6234198221249432383</w:t>
-      </w:r>
-    </w:p>
-    <w:p>
-      <w:pPr>
-        <w:pStyle w:val="ListParagraph"/>
-        <w:numPr>
-          <w:ilvl w:val="0"/>
-          <w:numId w:val="6"/>
-        </w:numPr>
-        <w:rPr>
-          <w:rFonts w:ascii="Arial" w:hAnsi="Arial" w:cs="Arial"/>
-          <w:b/>
-          <w:sz w:val="24"/>
-          <w:szCs w:val="24"/>
-        </w:rPr>
-      </w:pPr>
-      <w:r>
-        <w:rPr>
-          <w:rFonts w:ascii="Arial" w:hAnsi="Arial" w:cs="Arial"/>
-          <w:b/>
-          <w:sz w:val="24"/>
-          <w:szCs w:val="24"/>
-        </w:rPr>
-        <w:t>Can we have try and catch block inside a static block?</w:t>
-      </w:r>
-    </w:p>
-    <w:p>
-      <w:pPr>
-        <w:pStyle w:val="ListParagraph"/>
-        <w:numPr>
-          <w:ilvl w:val="0"/>
-          <w:numId w:val="17"/>
-        </w:numPr>
-        <w:rPr>
-          <w:rFonts w:ascii="Arial" w:hAnsi="Arial" w:cs="Arial"/>
-          <w:sz w:val="24"/>
-          <w:szCs w:val="24"/>
-        </w:rPr>
-      </w:pPr>
-      <w:r>
-        <w:rPr>
-          <w:rFonts w:ascii="Arial" w:hAnsi="Arial" w:cs="Arial"/>
-          <w:sz w:val="24"/>
-          <w:szCs w:val="24"/>
-        </w:rPr>
-        <w:t>Yes, we can.</w:t>
-      </w:r>
-    </w:p>
-    <w:p>
-      <w:pPr>
-        <w:pStyle w:val="ListParagraph"/>
-        <w:numPr>
-          <w:ilvl w:val="0"/>
-          <w:numId w:val="6"/>
-        </w:numPr>
-        <w:rPr>
-          <w:rFonts w:ascii="Arial" w:hAnsi="Arial" w:cs="Arial"/>
-          <w:b/>
-          <w:sz w:val="24"/>
-          <w:szCs w:val="24"/>
-        </w:rPr>
-      </w:pPr>
-      <w:r>
-        <w:rPr>
-          <w:rFonts w:ascii="Arial" w:hAnsi="Arial" w:cs="Arial"/>
-          <w:b/>
-          <w:sz w:val="24"/>
-          <w:szCs w:val="24"/>
-        </w:rPr>
-        <w:t>On what order we should catch the exceptions?</w:t>
-      </w:r>
-    </w:p>
-    <w:p>
-      <w:pPr>
-        <w:pStyle w:val="ListParagraph"/>
-        <w:numPr>
-          <w:ilvl w:val="0"/>
-          <w:numId w:val="27"/>
-        </w:numPr>
-        <w:rPr>
-          <w:rFonts w:ascii="Arial" w:hAnsi="Arial" w:cs="Arial"/>
-          <w:sz w:val="24"/>
-          <w:szCs w:val="24"/>
-        </w:rPr>
-      </w:pPr>
-      <w:r>
-        <w:rPr>
-          <w:rFonts w:ascii="Arial" w:hAnsi="Arial" w:cs="Arial"/>
-          <w:sz w:val="24"/>
-          <w:szCs w:val="24"/>
-        </w:rPr>
-        <w:t xml:space="preserve">If you have multiple catch blocks for a single try and if the </w:t>
-      </w:r>
-      <w:r>
-        <w:rPr>
-          <w:rFonts w:ascii="Arial" w:hAnsi="Arial" w:cs="Arial"/>
-          <w:sz w:val="24"/>
-          <w:szCs w:val="24"/>
-        </w:rPr>
-        <w:t xml:space="preserve">exception classes </w:t>
-      </w:r>
-      <w:r>
-        <w:rPr>
-          <w:rFonts w:ascii="Arial" w:hAnsi="Arial" w:cs="Arial"/>
-          <w:sz w:val="24"/>
-          <w:szCs w:val="24"/>
-        </w:rPr>
-        <w:t xml:space="preserve">belong to the same hierarchy, </w:t>
-      </w:r>
-      <w:r>
-        <w:rPr>
-          <w:rFonts w:ascii="Arial" w:hAnsi="Arial" w:cs="Arial"/>
-          <w:sz w:val="24"/>
-          <w:szCs w:val="24"/>
-        </w:rPr>
-        <w:t>We</w:t>
-      </w:r>
-      <w:r>
-        <w:rPr>
-          <w:rFonts w:ascii="Arial" w:hAnsi="Arial" w:cs="Arial"/>
-          <w:sz w:val="24"/>
-          <w:szCs w:val="24"/>
-        </w:rPr>
-        <w:t xml:space="preserve"> need to make sure that the catch block that catches the exception class of higher-level is at last at the last in the order of catch blocks.</w:t>
+        <w:t>last in the order of catch blocks.</w:t>
       </w:r>
       <w:r>
         <w:rPr>
@@ -9124,6 +9152,7 @@
   <w:style w:type="character" w:default="1" w:styleId="DefaultParagraphFont">
     <w:name w:val="Default Paragraph Font"/>
     <w:uiPriority w:val="1"/>
+    <w:semiHidden/>
     <w:unhideWhenUsed/>
   </w:style>
   <w:style w:type="table" w:default="1" w:styleId="TableNormal">

--- a/Java Tips/Java Notes.docx
+++ b/Java Tips/Java Notes.docx
@@ -40,7 +40,29 @@
           <w:szCs w:val="24"/>
           <w:shd w:val="clear" w:color="auto" w:fill="FFFFFF"/>
         </w:rPr>
-        <w:t>A constructor call </w:t>
+        <w:t xml:space="preserve">A </w:t>
+      </w:r>
+      <w:proofErr w:type="gramStart"/>
+      <w:r>
+        <w:rPr>
+          <w:rFonts w:ascii="Arial" w:hAnsi="Arial" w:cs="Arial"/>
+          <w:color w:val="444444"/>
+          <w:sz w:val="24"/>
+          <w:szCs w:val="24"/>
+          <w:shd w:val="clear" w:color="auto" w:fill="FFFFFF"/>
+        </w:rPr>
+        <w:t>constructor</w:t>
+      </w:r>
+      <w:proofErr w:type="gramEnd"/>
+      <w:r>
+        <w:rPr>
+          <w:rFonts w:ascii="Arial" w:hAnsi="Arial" w:cs="Arial"/>
+          <w:color w:val="444444"/>
+          <w:sz w:val="24"/>
+          <w:szCs w:val="24"/>
+          <w:shd w:val="clear" w:color="auto" w:fill="FFFFFF"/>
+        </w:rPr>
+        <w:t xml:space="preserve"> call </w:t>
       </w:r>
       <w:r>
         <w:rPr>
@@ -93,7 +115,25 @@
           <w:sz w:val="24"/>
           <w:szCs w:val="24"/>
         </w:rPr>
-        <w:t>Java ensures that any enum value is instantiated only once in a Java program.</w:t>
+        <w:t xml:space="preserve">Java ensures that any </w:t>
+      </w:r>
+      <w:proofErr w:type="spellStart"/>
+      <w:r>
+        <w:rPr>
+          <w:rFonts w:ascii="Arial" w:hAnsi="Arial" w:cs="Arial"/>
+          <w:sz w:val="24"/>
+          <w:szCs w:val="24"/>
+        </w:rPr>
+        <w:t>enum</w:t>
+      </w:r>
+      <w:proofErr w:type="spellEnd"/>
+      <w:r>
+        <w:rPr>
+          <w:rFonts w:ascii="Arial" w:hAnsi="Arial" w:cs="Arial"/>
+          <w:sz w:val="24"/>
+          <w:szCs w:val="24"/>
+        </w:rPr>
+        <w:t xml:space="preserve"> value is instantiated only once in a Java program.</w:t>
       </w:r>
       <w:r>
         <w:rPr>
@@ -109,8 +149,18 @@
           <w:sz w:val="24"/>
           <w:szCs w:val="24"/>
         </w:rPr>
-        <w:t>By default, the Enum instance is thread-safe</w:t>
-      </w:r>
+        <w:t xml:space="preserve">By default, the Enum instance is </w:t>
+      </w:r>
+      <w:proofErr w:type="gramStart"/>
+      <w:r>
+        <w:rPr>
+          <w:rFonts w:ascii="Arial" w:hAnsi="Arial" w:cs="Arial"/>
+          <w:sz w:val="24"/>
+          <w:szCs w:val="24"/>
+        </w:rPr>
+        <w:t>thread-safe</w:t>
+      </w:r>
+      <w:proofErr w:type="gramEnd"/>
       <w:r>
         <w:rPr>
           <w:rFonts w:ascii="Arial" w:hAnsi="Arial" w:cs="Arial"/>
@@ -245,7 +295,43 @@
           <w:sz w:val="24"/>
           <w:szCs w:val="24"/>
         </w:rPr>
-        <w:t xml:space="preserve">. It’s not platform-independent. It consists of 3 components ClassLoader, Runtime Memory, </w:t>
+        <w:t xml:space="preserve">. It’s not </w:t>
+      </w:r>
+      <w:proofErr w:type="gramStart"/>
+      <w:r>
+        <w:rPr>
+          <w:rFonts w:ascii="Arial" w:hAnsi="Arial" w:cs="Arial"/>
+          <w:sz w:val="24"/>
+          <w:szCs w:val="24"/>
+        </w:rPr>
+        <w:t>platform-independent</w:t>
+      </w:r>
+      <w:proofErr w:type="gramEnd"/>
+      <w:r>
+        <w:rPr>
+          <w:rFonts w:ascii="Arial" w:hAnsi="Arial" w:cs="Arial"/>
+          <w:sz w:val="24"/>
+          <w:szCs w:val="24"/>
+        </w:rPr>
+        <w:t xml:space="preserve">. It consists of 3 components </w:t>
+      </w:r>
+      <w:proofErr w:type="spellStart"/>
+      <w:r>
+        <w:rPr>
+          <w:rFonts w:ascii="Arial" w:hAnsi="Arial" w:cs="Arial"/>
+          <w:sz w:val="24"/>
+          <w:szCs w:val="24"/>
+        </w:rPr>
+        <w:t>ClassLoader</w:t>
+      </w:r>
+      <w:proofErr w:type="spellEnd"/>
+      <w:r>
+        <w:rPr>
+          <w:rFonts w:ascii="Arial" w:hAnsi="Arial" w:cs="Arial"/>
+          <w:sz w:val="24"/>
+          <w:szCs w:val="24"/>
+        </w:rPr>
+        <w:t xml:space="preserve">, Runtime Memory, </w:t>
       </w:r>
       <w:r>
         <w:rPr>
@@ -283,8 +369,27 @@
           <w:sz w:val="24"/>
           <w:szCs w:val="24"/>
         </w:rPr>
-        <w:t xml:space="preserve">If JVM doesn’t find the class it throws </w:t>
-      </w:r>
+        <w:t xml:space="preserve">If JVM doesn’t find the </w:t>
+      </w:r>
+      <w:proofErr w:type="gramStart"/>
+      <w:r>
+        <w:rPr>
+          <w:rFonts w:ascii="Arial" w:hAnsi="Arial" w:cs="Arial"/>
+          <w:sz w:val="24"/>
+          <w:szCs w:val="24"/>
+        </w:rPr>
+        <w:t>class</w:t>
+      </w:r>
+      <w:proofErr w:type="gramEnd"/>
+      <w:r>
+        <w:rPr>
+          <w:rFonts w:ascii="Arial" w:hAnsi="Arial" w:cs="Arial"/>
+          <w:sz w:val="24"/>
+          <w:szCs w:val="24"/>
+        </w:rPr>
+        <w:t xml:space="preserve"> it throws </w:t>
+      </w:r>
+      <w:proofErr w:type="spellStart"/>
       <w:r>
         <w:rPr>
           <w:rFonts w:ascii="Arial" w:hAnsi="Arial" w:cs="Arial"/>
@@ -295,6 +400,7 @@
         </w:rPr>
         <w:t>NoClassDefFoundError</w:t>
       </w:r>
+      <w:proofErr w:type="spellEnd"/>
       <w:r>
         <w:rPr>
           <w:rFonts w:ascii="Arial" w:hAnsi="Arial" w:cs="Arial"/>
@@ -303,6 +409,7 @@
         </w:rPr>
         <w:t xml:space="preserve"> or </w:t>
       </w:r>
+      <w:proofErr w:type="spellStart"/>
       <w:r>
         <w:rPr>
           <w:rFonts w:ascii="Arial" w:hAnsi="Arial" w:cs="Arial"/>
@@ -313,6 +420,7 @@
         </w:rPr>
         <w:t>ClassNotFoundException</w:t>
       </w:r>
+      <w:proofErr w:type="spellEnd"/>
       <w:r>
         <w:rPr>
           <w:rFonts w:ascii="Arial" w:hAnsi="Arial" w:cs="Arial"/>
@@ -373,7 +481,25 @@
           <w:sz w:val="24"/>
           <w:szCs w:val="24"/>
         </w:rPr>
-        <w:t xml:space="preserve">A variable name cannot be started with a number. No spaces or special characters </w:t>
+        <w:t xml:space="preserve">A variable name cannot </w:t>
+      </w:r>
+      <w:proofErr w:type="gramStart"/>
+      <w:r>
+        <w:rPr>
+          <w:rFonts w:ascii="Arial" w:hAnsi="Arial" w:cs="Arial"/>
+          <w:sz w:val="24"/>
+          <w:szCs w:val="24"/>
+        </w:rPr>
+        <w:t>be started</w:t>
+      </w:r>
+      <w:proofErr w:type="gramEnd"/>
+      <w:r>
+        <w:rPr>
+          <w:rFonts w:ascii="Arial" w:hAnsi="Arial" w:cs="Arial"/>
+          <w:sz w:val="24"/>
+          <w:szCs w:val="24"/>
+        </w:rPr>
+        <w:t xml:space="preserve"> with a number. No spaces or special characters </w:t>
       </w:r>
       <w:r>
         <w:rPr>
@@ -883,6 +1009,8 @@
         </w:rPr>
         <w:t xml:space="preserve">By implementing </w:t>
       </w:r>
+      <w:proofErr w:type="spellStart"/>
+      <w:proofErr w:type="gramStart"/>
       <w:r>
         <w:rPr>
           <w:rFonts w:ascii="Arial" w:hAnsi="Arial" w:cs="Arial"/>
@@ -891,7 +1019,29 @@
           <w:sz w:val="24"/>
           <w:szCs w:val="24"/>
         </w:rPr>
-        <w:t>validateObject()</w:t>
+        <w:t>validateObject</w:t>
+      </w:r>
+      <w:proofErr w:type="spellEnd"/>
+      <w:r>
+        <w:rPr>
+          <w:rFonts w:ascii="Arial" w:hAnsi="Arial" w:cs="Arial"/>
+          <w:b/>
+          <w:i/>
+          <w:sz w:val="24"/>
+          <w:szCs w:val="24"/>
+        </w:rPr>
+        <w:t>(</w:t>
+      </w:r>
+      <w:proofErr w:type="gramEnd"/>
+      <w:r>
+        <w:rPr>
+          <w:rFonts w:ascii="Arial" w:hAnsi="Arial" w:cs="Arial"/>
+          <w:b/>
+          <w:i/>
+          <w:sz w:val="24"/>
+          <w:szCs w:val="24"/>
+        </w:rPr>
+        <w:t>)</w:t>
       </w:r>
       <w:r>
         <w:rPr>
@@ -901,6 +1051,7 @@
         </w:rPr>
         <w:t xml:space="preserve"> method in </w:t>
       </w:r>
+      <w:proofErr w:type="spellStart"/>
       <w:r>
         <w:rPr>
           <w:rFonts w:ascii="Arial" w:hAnsi="Arial" w:cs="Arial"/>
@@ -910,6 +1061,7 @@
         </w:rPr>
         <w:t>ObjectInputValidation</w:t>
       </w:r>
+      <w:proofErr w:type="spellEnd"/>
       <w:r>
         <w:rPr>
           <w:rFonts w:ascii="Arial" w:hAnsi="Arial" w:cs="Arial"/>
@@ -980,8 +1132,46 @@
           <w:sz w:val="24"/>
           <w:szCs w:val="24"/>
         </w:rPr>
-        <w:t>can extend another interface (Interface interfaceB extends interfaceA )</w:t>
-      </w:r>
+        <w:t xml:space="preserve">can extend another interface (Interface </w:t>
+      </w:r>
+      <w:proofErr w:type="spellStart"/>
+      <w:r>
+        <w:rPr>
+          <w:rFonts w:ascii="Arial" w:hAnsi="Arial" w:cs="Arial"/>
+          <w:sz w:val="24"/>
+          <w:szCs w:val="24"/>
+        </w:rPr>
+        <w:t>interfaceB</w:t>
+      </w:r>
+      <w:proofErr w:type="spellEnd"/>
+      <w:r>
+        <w:rPr>
+          <w:rFonts w:ascii="Arial" w:hAnsi="Arial" w:cs="Arial"/>
+          <w:sz w:val="24"/>
+          <w:szCs w:val="24"/>
+        </w:rPr>
+        <w:t xml:space="preserve"> extends </w:t>
+      </w:r>
+      <w:proofErr w:type="spellStart"/>
+      <w:proofErr w:type="gramStart"/>
+      <w:r>
+        <w:rPr>
+          <w:rFonts w:ascii="Arial" w:hAnsi="Arial" w:cs="Arial"/>
+          <w:sz w:val="24"/>
+          <w:szCs w:val="24"/>
+        </w:rPr>
+        <w:t>interfaceA</w:t>
+      </w:r>
+      <w:proofErr w:type="spellEnd"/>
+      <w:r>
+        <w:rPr>
+          <w:rFonts w:ascii="Arial" w:hAnsi="Arial" w:cs="Arial"/>
+          <w:sz w:val="24"/>
+          <w:szCs w:val="24"/>
+        </w:rPr>
+        <w:t xml:space="preserve"> )</w:t>
+      </w:r>
+      <w:proofErr w:type="gramEnd"/>
     </w:p>
     <w:p>
       <w:pPr>
@@ -1026,13 +1216,41 @@
         </w:rPr>
         <w:t>Java Enum values are globally accessible</w:t>
       </w:r>
-      <w:r>
-        <w:rPr>
-          <w:rFonts w:ascii="Arial" w:hAnsi="Arial" w:cs="Arial"/>
-          <w:sz w:val="24"/>
-          <w:szCs w:val="24"/>
-        </w:rPr>
-        <w:t xml:space="preserve"> same as static variable.</w:t>
+      <w:proofErr w:type="gramStart"/>
+      <w:r>
+        <w:rPr>
+          <w:rFonts w:ascii="Arial" w:hAnsi="Arial" w:cs="Arial"/>
+          <w:sz w:val="24"/>
+          <w:szCs w:val="24"/>
+        </w:rPr>
+        <w:t xml:space="preserve"> same</w:t>
+      </w:r>
+      <w:proofErr w:type="gramEnd"/>
+      <w:r>
+        <w:rPr>
+          <w:rFonts w:ascii="Arial" w:hAnsi="Arial" w:cs="Arial"/>
+          <w:sz w:val="24"/>
+          <w:szCs w:val="24"/>
+        </w:rPr>
+        <w:t xml:space="preserve"> as static </w:t>
+      </w:r>
+      <w:proofErr w:type="gramStart"/>
+      <w:r>
+        <w:rPr>
+          <w:rFonts w:ascii="Arial" w:hAnsi="Arial" w:cs="Arial"/>
+          <w:sz w:val="24"/>
+          <w:szCs w:val="24"/>
+        </w:rPr>
+        <w:t>variable</w:t>
+      </w:r>
+      <w:proofErr w:type="gramEnd"/>
+      <w:r>
+        <w:rPr>
+          <w:rFonts w:ascii="Arial" w:hAnsi="Arial" w:cs="Arial"/>
+          <w:sz w:val="24"/>
+          <w:szCs w:val="24"/>
+        </w:rPr>
+        <w:t>.</w:t>
       </w:r>
     </w:p>
     <w:p>
@@ -1134,7 +1352,25 @@
           <w:sz w:val="24"/>
           <w:szCs w:val="24"/>
         </w:rPr>
-        <w:t>Till Java 1.6, try block should be followed by either catch or finally block but from Java 7 we can have only try with resource block with out catch &amp; finally blocks</w:t>
+        <w:t xml:space="preserve">Till Java 1.6, try block should be followed by either catch or finally block but from Java 7 we can have only try with resource block </w:t>
+      </w:r>
+      <w:proofErr w:type="spellStart"/>
+      <w:r>
+        <w:rPr>
+          <w:rFonts w:ascii="Arial" w:hAnsi="Arial" w:cs="Arial"/>
+          <w:sz w:val="24"/>
+          <w:szCs w:val="24"/>
+        </w:rPr>
+        <w:t>with out</w:t>
+      </w:r>
+      <w:proofErr w:type="spellEnd"/>
+      <w:r>
+        <w:rPr>
+          <w:rFonts w:ascii="Arial" w:hAnsi="Arial" w:cs="Arial"/>
+          <w:sz w:val="24"/>
+          <w:szCs w:val="24"/>
+        </w:rPr>
+        <w:t xml:space="preserve"> catch &amp; finally blocks</w:t>
       </w:r>
     </w:p>
     <w:p>
@@ -1166,7 +1402,45 @@
           <w:sz w:val="24"/>
           <w:szCs w:val="24"/>
         </w:rPr>
-        <w:t xml:space="preserve"> can not be overridden. But can be overloaded since they are resolved using static binding by the compiler at compile time.</w:t>
+        <w:t xml:space="preserve"> </w:t>
+      </w:r>
+      <w:proofErr w:type="spellStart"/>
+      <w:proofErr w:type="gramStart"/>
+      <w:r>
+        <w:rPr>
+          <w:rFonts w:ascii="Arial" w:hAnsi="Arial" w:cs="Arial"/>
+          <w:sz w:val="24"/>
+          <w:szCs w:val="24"/>
+        </w:rPr>
+        <w:t>can not</w:t>
+      </w:r>
+      <w:proofErr w:type="spellEnd"/>
+      <w:proofErr w:type="gramEnd"/>
+      <w:r>
+        <w:rPr>
+          <w:rFonts w:ascii="Arial" w:hAnsi="Arial" w:cs="Arial"/>
+          <w:sz w:val="24"/>
+          <w:szCs w:val="24"/>
+        </w:rPr>
+        <w:t xml:space="preserve"> be overridden. </w:t>
+      </w:r>
+      <w:proofErr w:type="gramStart"/>
+      <w:r>
+        <w:rPr>
+          <w:rFonts w:ascii="Arial" w:hAnsi="Arial" w:cs="Arial"/>
+          <w:sz w:val="24"/>
+          <w:szCs w:val="24"/>
+        </w:rPr>
+        <w:t>But</w:t>
+      </w:r>
+      <w:proofErr w:type="gramEnd"/>
+      <w:r>
+        <w:rPr>
+          <w:rFonts w:ascii="Arial" w:hAnsi="Arial" w:cs="Arial"/>
+          <w:sz w:val="24"/>
+          <w:szCs w:val="24"/>
+        </w:rPr>
+        <w:t xml:space="preserve"> can be overloaded since they are resolved using static binding by the compiler at compile time.</w:t>
       </w:r>
     </w:p>
     <w:p>
@@ -1192,7 +1466,107 @@
           <w:sz w:val="24"/>
           <w:szCs w:val="24"/>
         </w:rPr>
-        <w:t xml:space="preserve">Keys and value can’t be primitive datatype.  Key in Hashmap is valid if it implements hashCode() and equals() method , it should also be immutable </w:t>
+        <w:t xml:space="preserve">Keys and value can’t be primitive </w:t>
+      </w:r>
+      <w:proofErr w:type="gramStart"/>
+      <w:r>
+        <w:rPr>
+          <w:rFonts w:ascii="Arial" w:hAnsi="Arial" w:cs="Arial"/>
+          <w:sz w:val="24"/>
+          <w:szCs w:val="24"/>
+        </w:rPr>
+        <w:t>datatype</w:t>
+      </w:r>
+      <w:proofErr w:type="gramEnd"/>
+      <w:r>
+        <w:rPr>
+          <w:rFonts w:ascii="Arial" w:hAnsi="Arial" w:cs="Arial"/>
+          <w:sz w:val="24"/>
+          <w:szCs w:val="24"/>
+        </w:rPr>
+        <w:t xml:space="preserve">.  Key in </w:t>
+      </w:r>
+      <w:proofErr w:type="spellStart"/>
+      <w:r>
+        <w:rPr>
+          <w:rFonts w:ascii="Arial" w:hAnsi="Arial" w:cs="Arial"/>
+          <w:sz w:val="24"/>
+          <w:szCs w:val="24"/>
+        </w:rPr>
+        <w:t>Hashmap</w:t>
+      </w:r>
+      <w:proofErr w:type="spellEnd"/>
+      <w:r>
+        <w:rPr>
+          <w:rFonts w:ascii="Arial" w:hAnsi="Arial" w:cs="Arial"/>
+          <w:sz w:val="24"/>
+          <w:szCs w:val="24"/>
+        </w:rPr>
+        <w:t xml:space="preserve"> is valid if it implements </w:t>
+      </w:r>
+      <w:proofErr w:type="spellStart"/>
+      <w:proofErr w:type="gramStart"/>
+      <w:r>
+        <w:rPr>
+          <w:rFonts w:ascii="Arial" w:hAnsi="Arial" w:cs="Arial"/>
+          <w:sz w:val="24"/>
+          <w:szCs w:val="24"/>
+        </w:rPr>
+        <w:t>hashCode</w:t>
+      </w:r>
+      <w:proofErr w:type="spellEnd"/>
+      <w:r>
+        <w:rPr>
+          <w:rFonts w:ascii="Arial" w:hAnsi="Arial" w:cs="Arial"/>
+          <w:sz w:val="24"/>
+          <w:szCs w:val="24"/>
+        </w:rPr>
+        <w:t>(</w:t>
+      </w:r>
+      <w:proofErr w:type="gramEnd"/>
+      <w:r>
+        <w:rPr>
+          <w:rFonts w:ascii="Arial" w:hAnsi="Arial" w:cs="Arial"/>
+          <w:sz w:val="24"/>
+          <w:szCs w:val="24"/>
+        </w:rPr>
+        <w:t xml:space="preserve">) and </w:t>
+      </w:r>
+      <w:proofErr w:type="gramStart"/>
+      <w:r>
+        <w:rPr>
+          <w:rFonts w:ascii="Arial" w:hAnsi="Arial" w:cs="Arial"/>
+          <w:sz w:val="24"/>
+          <w:szCs w:val="24"/>
+        </w:rPr>
+        <w:t>equals(</w:t>
+      </w:r>
+      <w:proofErr w:type="gramEnd"/>
+      <w:r>
+        <w:rPr>
+          <w:rFonts w:ascii="Arial" w:hAnsi="Arial" w:cs="Arial"/>
+          <w:sz w:val="24"/>
+          <w:szCs w:val="24"/>
+        </w:rPr>
+        <w:t xml:space="preserve">) </w:t>
+      </w:r>
+      <w:proofErr w:type="gramStart"/>
+      <w:r>
+        <w:rPr>
+          <w:rFonts w:ascii="Arial" w:hAnsi="Arial" w:cs="Arial"/>
+          <w:sz w:val="24"/>
+          <w:szCs w:val="24"/>
+        </w:rPr>
+        <w:t>method ,</w:t>
+      </w:r>
+      <w:proofErr w:type="gramEnd"/>
+      <w:r>
+        <w:rPr>
+          <w:rFonts w:ascii="Arial" w:hAnsi="Arial" w:cs="Arial"/>
+          <w:sz w:val="24"/>
+          <w:szCs w:val="24"/>
+        </w:rPr>
+        <w:t xml:space="preserve"> it should also be immutable </w:t>
       </w:r>
       <w:r>
         <w:rPr>
@@ -1201,7 +1575,79 @@
           <w:szCs w:val="24"/>
         </w:rPr>
         <w:lastRenderedPageBreak/>
-        <w:t>(immutable custom object ) so that hashcode and equality remains constant. Value in hashmap can be any wrapper class, custom objects, arrays, any reference type or even null .  For example</w:t>
+        <w:t xml:space="preserve">(immutable custom </w:t>
+      </w:r>
+      <w:proofErr w:type="gramStart"/>
+      <w:r>
+        <w:rPr>
+          <w:rFonts w:ascii="Arial" w:hAnsi="Arial" w:cs="Arial"/>
+          <w:sz w:val="24"/>
+          <w:szCs w:val="24"/>
+        </w:rPr>
+        <w:t>object )</w:t>
+      </w:r>
+      <w:proofErr w:type="gramEnd"/>
+      <w:r>
+        <w:rPr>
+          <w:rFonts w:ascii="Arial" w:hAnsi="Arial" w:cs="Arial"/>
+          <w:sz w:val="24"/>
+          <w:szCs w:val="24"/>
+        </w:rPr>
+        <w:t xml:space="preserve"> so that </w:t>
+      </w:r>
+      <w:proofErr w:type="spellStart"/>
+      <w:r>
+        <w:rPr>
+          <w:rFonts w:ascii="Arial" w:hAnsi="Arial" w:cs="Arial"/>
+          <w:sz w:val="24"/>
+          <w:szCs w:val="24"/>
+        </w:rPr>
+        <w:t>hashcode</w:t>
+      </w:r>
+      <w:proofErr w:type="spellEnd"/>
+      <w:r>
+        <w:rPr>
+          <w:rFonts w:ascii="Arial" w:hAnsi="Arial" w:cs="Arial"/>
+          <w:sz w:val="24"/>
+          <w:szCs w:val="24"/>
+        </w:rPr>
+        <w:t xml:space="preserve"> and equality remains constant. Value in </w:t>
+      </w:r>
+      <w:proofErr w:type="spellStart"/>
+      <w:r>
+        <w:rPr>
+          <w:rFonts w:ascii="Arial" w:hAnsi="Arial" w:cs="Arial"/>
+          <w:sz w:val="24"/>
+          <w:szCs w:val="24"/>
+        </w:rPr>
+        <w:t>hashmap</w:t>
+      </w:r>
+      <w:proofErr w:type="spellEnd"/>
+      <w:r>
+        <w:rPr>
+          <w:rFonts w:ascii="Arial" w:hAnsi="Arial" w:cs="Arial"/>
+          <w:sz w:val="24"/>
+          <w:szCs w:val="24"/>
+        </w:rPr>
+        <w:t xml:space="preserve"> can be any wrapper class, custom objects, arrays, any reference type or even </w:t>
+      </w:r>
+      <w:proofErr w:type="gramStart"/>
+      <w:r>
+        <w:rPr>
+          <w:rFonts w:ascii="Arial" w:hAnsi="Arial" w:cs="Arial"/>
+          <w:sz w:val="24"/>
+          <w:szCs w:val="24"/>
+        </w:rPr>
+        <w:t>null .</w:t>
+      </w:r>
+      <w:proofErr w:type="gramEnd"/>
+      <w:r>
+        <w:rPr>
+          <w:rFonts w:ascii="Arial" w:hAnsi="Arial" w:cs="Arial"/>
+          <w:sz w:val="24"/>
+          <w:szCs w:val="24"/>
+        </w:rPr>
+        <w:t xml:space="preserve">  For example</w:t>
       </w:r>
       <w:r>
         <w:rPr>
@@ -1213,7 +1659,33 @@
           <w:sz w:val="24"/>
           <w:szCs w:val="24"/>
         </w:rPr>
-        <w:t>, Hashmap can have array as value but not as key.</w:t>
+        <w:t xml:space="preserve">, </w:t>
+      </w:r>
+      <w:proofErr w:type="spellStart"/>
+      <w:r>
+        <w:rPr>
+          <w:rFonts w:ascii="Arial" w:hAnsi="Arial" w:cs="Arial"/>
+          <w:b/>
+          <w:bCs/>
+          <w:i/>
+          <w:iCs/>
+          <w:sz w:val="24"/>
+          <w:szCs w:val="24"/>
+        </w:rPr>
+        <w:t>Hashmap</w:t>
+      </w:r>
+      <w:proofErr w:type="spellEnd"/>
+      <w:r>
+        <w:rPr>
+          <w:rFonts w:ascii="Arial" w:hAnsi="Arial" w:cs="Arial"/>
+          <w:b/>
+          <w:bCs/>
+          <w:i/>
+          <w:iCs/>
+          <w:sz w:val="24"/>
+          <w:szCs w:val="24"/>
+        </w:rPr>
+        <w:t xml:space="preserve"> can have array as value but not as key.</w:t>
       </w:r>
     </w:p>
     <w:p>
@@ -1233,6 +1705,8 @@
           <w:szCs w:val="24"/>
         </w:rPr>
       </w:pPr>
+      <w:proofErr w:type="spellStart"/>
+      <w:proofErr w:type="gramStart"/>
       <w:r>
         <w:rPr>
           <w:rFonts w:ascii="Arial" w:hAnsi="Arial" w:cs="Arial"/>
@@ -1243,6 +1717,7 @@
         </w:rPr>
         <w:t>Map.put</w:t>
       </w:r>
+      <w:proofErr w:type="spellEnd"/>
       <w:r>
         <w:rPr>
           <w:rFonts w:ascii="Arial" w:hAnsi="Arial" w:cs="Arial"/>
@@ -1251,7 +1726,18 @@
           <w:sz w:val="24"/>
           <w:szCs w:val="24"/>
         </w:rPr>
-        <w:t>()</w:t>
+        <w:t>(</w:t>
+      </w:r>
+      <w:proofErr w:type="gramEnd"/>
+      <w:r>
+        <w:rPr>
+          <w:rFonts w:ascii="Arial" w:hAnsi="Arial" w:cs="Arial"/>
+          <w:b/>
+          <w:bCs/>
+          <w:sz w:val="24"/>
+          <w:szCs w:val="24"/>
+        </w:rPr>
+        <w:t>)</w:t>
       </w:r>
       <w:r>
         <w:rPr>
@@ -1493,6 +1979,7 @@
         </w:rPr>
         <w:t xml:space="preserve">The purpose of </w:t>
       </w:r>
+      <w:proofErr w:type="gramStart"/>
       <w:r>
         <w:rPr>
           <w:rFonts w:ascii="Arial" w:hAnsi="Arial" w:cs="Arial"/>
@@ -1501,7 +1988,18 @@
           <w:sz w:val="24"/>
           <w:szCs w:val="24"/>
         </w:rPr>
-        <w:t>start()</w:t>
+        <w:t>start(</w:t>
+      </w:r>
+      <w:proofErr w:type="gramEnd"/>
+      <w:r>
+        <w:rPr>
+          <w:rFonts w:ascii="Arial" w:hAnsi="Arial" w:cs="Arial"/>
+          <w:b/>
+          <w:i/>
+          <w:sz w:val="24"/>
+          <w:szCs w:val="24"/>
+        </w:rPr>
+        <w:t>)</w:t>
       </w:r>
       <w:r>
         <w:rPr>
@@ -1525,7 +2023,43 @@
           <w:sz w:val="24"/>
           <w:szCs w:val="24"/>
         </w:rPr>
-        <w:t>is to create a separate call stack for the thread. A separate call stack is created by it, and then run() is called by JVM.</w:t>
+        <w:t xml:space="preserve">is to create a separate call stack for the thread. A separate call stack is created by </w:t>
+      </w:r>
+      <w:proofErr w:type="gramStart"/>
+      <w:r>
+        <w:rPr>
+          <w:rFonts w:ascii="Arial" w:hAnsi="Arial" w:cs="Arial"/>
+          <w:sz w:val="24"/>
+          <w:szCs w:val="24"/>
+        </w:rPr>
+        <w:t>it, and</w:t>
+      </w:r>
+      <w:proofErr w:type="gramEnd"/>
+      <w:r>
+        <w:rPr>
+          <w:rFonts w:ascii="Arial" w:hAnsi="Arial" w:cs="Arial"/>
+          <w:sz w:val="24"/>
+          <w:szCs w:val="24"/>
+        </w:rPr>
+        <w:t xml:space="preserve"> then </w:t>
+      </w:r>
+      <w:proofErr w:type="gramStart"/>
+      <w:r>
+        <w:rPr>
+          <w:rFonts w:ascii="Arial" w:hAnsi="Arial" w:cs="Arial"/>
+          <w:sz w:val="24"/>
+          <w:szCs w:val="24"/>
+        </w:rPr>
+        <w:t>run(</w:t>
+      </w:r>
+      <w:proofErr w:type="gramEnd"/>
+      <w:r>
+        <w:rPr>
+          <w:rFonts w:ascii="Arial" w:hAnsi="Arial" w:cs="Arial"/>
+          <w:sz w:val="24"/>
+          <w:szCs w:val="24"/>
+        </w:rPr>
+        <w:t>) is called by JVM.</w:t>
       </w:r>
     </w:p>
     <w:p>
@@ -1563,7 +2097,43 @@
           <w:sz w:val="24"/>
           <w:szCs w:val="24"/>
         </w:rPr>
-        <w:t xml:space="preserve"> from 1 object then synchronization will handle the data racing or bad output. If multiple threads are assigned from multiple objects then that may result in bad output or data racing.</w:t>
+        <w:t xml:space="preserve"> from 1 </w:t>
+      </w:r>
+      <w:proofErr w:type="gramStart"/>
+      <w:r>
+        <w:rPr>
+          <w:rFonts w:ascii="Arial" w:hAnsi="Arial" w:cs="Arial"/>
+          <w:sz w:val="24"/>
+          <w:szCs w:val="24"/>
+        </w:rPr>
+        <w:t>object</w:t>
+      </w:r>
+      <w:proofErr w:type="gramEnd"/>
+      <w:r>
+        <w:rPr>
+          <w:rFonts w:ascii="Arial" w:hAnsi="Arial" w:cs="Arial"/>
+          <w:sz w:val="24"/>
+          <w:szCs w:val="24"/>
+        </w:rPr>
+        <w:t xml:space="preserve"> then synchronization will handle the data racing or bad output. If multiple threads are assigned from multiple </w:t>
+      </w:r>
+      <w:proofErr w:type="gramStart"/>
+      <w:r>
+        <w:rPr>
+          <w:rFonts w:ascii="Arial" w:hAnsi="Arial" w:cs="Arial"/>
+          <w:sz w:val="24"/>
+          <w:szCs w:val="24"/>
+        </w:rPr>
+        <w:t>objects</w:t>
+      </w:r>
+      <w:proofErr w:type="gramEnd"/>
+      <w:r>
+        <w:rPr>
+          <w:rFonts w:ascii="Arial" w:hAnsi="Arial" w:cs="Arial"/>
+          <w:sz w:val="24"/>
+          <w:szCs w:val="24"/>
+        </w:rPr>
+        <w:t xml:space="preserve"> then that may result in bad output or data racing.</w:t>
       </w:r>
     </w:p>
     <w:p>
@@ -1585,7 +2155,25 @@
           <w:sz w:val="24"/>
           <w:szCs w:val="24"/>
         </w:rPr>
-        <w:t>When we have multiple threads from a single object than we can use synchronization to lock the object to pass 1 thread at a time and prevent bad output.</w:t>
+        <w:t xml:space="preserve">When we have multiple threads from a single object </w:t>
+      </w:r>
+      <w:proofErr w:type="gramStart"/>
+      <w:r>
+        <w:rPr>
+          <w:rFonts w:ascii="Arial" w:hAnsi="Arial" w:cs="Arial"/>
+          <w:sz w:val="24"/>
+          <w:szCs w:val="24"/>
+        </w:rPr>
+        <w:t>than</w:t>
+      </w:r>
+      <w:proofErr w:type="gramEnd"/>
+      <w:r>
+        <w:rPr>
+          <w:rFonts w:ascii="Arial" w:hAnsi="Arial" w:cs="Arial"/>
+          <w:sz w:val="24"/>
+          <w:szCs w:val="24"/>
+        </w:rPr>
+        <w:t xml:space="preserve"> we can use synchronization to lock the object to pass 1 thread at a time and prevent bad output.</w:t>
       </w:r>
     </w:p>
     <w:p>
@@ -1609,6 +2197,7 @@
         </w:rPr>
         <w:t xml:space="preserve">The </w:t>
       </w:r>
+      <w:proofErr w:type="gramStart"/>
       <w:r>
         <w:rPr>
           <w:rFonts w:ascii="Arial" w:hAnsi="Arial" w:cs="Arial"/>
@@ -1617,15 +2206,54 @@
           <w:sz w:val="24"/>
           <w:szCs w:val="24"/>
         </w:rPr>
-        <w:t>join()</w:t>
-      </w:r>
-      <w:r>
-        <w:rPr>
-          <w:rFonts w:ascii="Arial" w:hAnsi="Arial" w:cs="Arial"/>
-          <w:sz w:val="24"/>
-          <w:szCs w:val="24"/>
-        </w:rPr>
-        <w:t xml:space="preserve"> method in Java is provided by the java.lang.Thread class that permits one thread to wait until the other thread to finish its execution.</w:t>
+        <w:t>join(</w:t>
+      </w:r>
+      <w:proofErr w:type="gramEnd"/>
+      <w:r>
+        <w:rPr>
+          <w:rFonts w:ascii="Arial" w:hAnsi="Arial" w:cs="Arial"/>
+          <w:b/>
+          <w:i/>
+          <w:sz w:val="24"/>
+          <w:szCs w:val="24"/>
+        </w:rPr>
+        <w:t>)</w:t>
+      </w:r>
+      <w:r>
+        <w:rPr>
+          <w:rFonts w:ascii="Arial" w:hAnsi="Arial" w:cs="Arial"/>
+          <w:sz w:val="24"/>
+          <w:szCs w:val="24"/>
+        </w:rPr>
+        <w:t xml:space="preserve"> method in Java is provided by the </w:t>
+      </w:r>
+      <w:proofErr w:type="spellStart"/>
+      <w:proofErr w:type="gramStart"/>
+      <w:r>
+        <w:rPr>
+          <w:rFonts w:ascii="Arial" w:hAnsi="Arial" w:cs="Arial"/>
+          <w:sz w:val="24"/>
+          <w:szCs w:val="24"/>
+        </w:rPr>
+        <w:t>java.lang</w:t>
+      </w:r>
+      <w:proofErr w:type="gramEnd"/>
+      <w:r>
+        <w:rPr>
+          <w:rFonts w:ascii="Arial" w:hAnsi="Arial" w:cs="Arial"/>
+          <w:sz w:val="24"/>
+          <w:szCs w:val="24"/>
+        </w:rPr>
+        <w:t>.Thread</w:t>
+      </w:r>
+      <w:proofErr w:type="spellEnd"/>
+      <w:r>
+        <w:rPr>
+          <w:rFonts w:ascii="Arial" w:hAnsi="Arial" w:cs="Arial"/>
+          <w:sz w:val="24"/>
+          <w:szCs w:val="24"/>
+        </w:rPr>
+        <w:t xml:space="preserve"> class that permits one thread to wait until the other thread to finish its execution.</w:t>
       </w:r>
     </w:p>
     <w:p>
@@ -1655,7 +2283,63 @@
           <w:sz w:val="24"/>
           <w:szCs w:val="24"/>
         </w:rPr>
-        <w:t>f multiple threads are assigned from multiple objects than we can not use synchronization. In such cases providing lock to the object will result in data racing. we need to use static synchronization and provide lock to the class. The class will select 1 object at a time. The object in turn will choose 1 thread and pass it to the sensitive area.</w:t>
+        <w:t xml:space="preserve">f multiple threads are assigned from multiple objects </w:t>
+      </w:r>
+      <w:proofErr w:type="gramStart"/>
+      <w:r>
+        <w:rPr>
+          <w:rFonts w:ascii="Arial" w:hAnsi="Arial" w:cs="Arial"/>
+          <w:sz w:val="24"/>
+          <w:szCs w:val="24"/>
+        </w:rPr>
+        <w:t>than</w:t>
+      </w:r>
+      <w:proofErr w:type="gramEnd"/>
+      <w:r>
+        <w:rPr>
+          <w:rFonts w:ascii="Arial" w:hAnsi="Arial" w:cs="Arial"/>
+          <w:sz w:val="24"/>
+          <w:szCs w:val="24"/>
+        </w:rPr>
+        <w:t xml:space="preserve"> we </w:t>
+      </w:r>
+      <w:proofErr w:type="spellStart"/>
+      <w:proofErr w:type="gramStart"/>
+      <w:r>
+        <w:rPr>
+          <w:rFonts w:ascii="Arial" w:hAnsi="Arial" w:cs="Arial"/>
+          <w:sz w:val="24"/>
+          <w:szCs w:val="24"/>
+        </w:rPr>
+        <w:t>can not</w:t>
+      </w:r>
+      <w:proofErr w:type="spellEnd"/>
+      <w:proofErr w:type="gramEnd"/>
+      <w:r>
+        <w:rPr>
+          <w:rFonts w:ascii="Arial" w:hAnsi="Arial" w:cs="Arial"/>
+          <w:sz w:val="24"/>
+          <w:szCs w:val="24"/>
+        </w:rPr>
+        <w:t xml:space="preserve"> use synchronization. In such cases providing lock to the object will result in data racing. </w:t>
+      </w:r>
+      <w:proofErr w:type="gramStart"/>
+      <w:r>
+        <w:rPr>
+          <w:rFonts w:ascii="Arial" w:hAnsi="Arial" w:cs="Arial"/>
+          <w:sz w:val="24"/>
+          <w:szCs w:val="24"/>
+        </w:rPr>
+        <w:t>we</w:t>
+      </w:r>
+      <w:proofErr w:type="gramEnd"/>
+      <w:r>
+        <w:rPr>
+          <w:rFonts w:ascii="Arial" w:hAnsi="Arial" w:cs="Arial"/>
+          <w:sz w:val="24"/>
+          <w:szCs w:val="24"/>
+        </w:rPr>
+        <w:t xml:space="preserve"> need to use static synchronization and provide lock to the class. The class will select 1 object at a time. The object in turn will choose 1 thread and pass it to the sensitive area.</w:t>
       </w:r>
     </w:p>
     <w:p>
@@ -2103,6 +2787,7 @@
         </w:rPr>
         <w:t xml:space="preserve"> threads to communicate about the lock status of a resource. These methods are </w:t>
       </w:r>
+      <w:proofErr w:type="gramStart"/>
       <w:r>
         <w:rPr>
           <w:rFonts w:ascii="Arial" w:hAnsi="Arial" w:cs="Arial"/>
@@ -2111,7 +2796,40 @@
           <w:sz w:val="24"/>
           <w:szCs w:val="24"/>
         </w:rPr>
-        <w:t xml:space="preserve">wait(), notify() </w:t>
+        <w:t>wait(</w:t>
+      </w:r>
+      <w:proofErr w:type="gramEnd"/>
+      <w:r>
+        <w:rPr>
+          <w:rFonts w:ascii="Arial" w:hAnsi="Arial" w:cs="Arial"/>
+          <w:b/>
+          <w:i/>
+          <w:sz w:val="24"/>
+          <w:szCs w:val="24"/>
+        </w:rPr>
+        <w:t xml:space="preserve">), </w:t>
+      </w:r>
+      <w:proofErr w:type="gramStart"/>
+      <w:r>
+        <w:rPr>
+          <w:rFonts w:ascii="Arial" w:hAnsi="Arial" w:cs="Arial"/>
+          <w:b/>
+          <w:i/>
+          <w:sz w:val="24"/>
+          <w:szCs w:val="24"/>
+        </w:rPr>
+        <w:t>notify(</w:t>
+      </w:r>
+      <w:proofErr w:type="gramEnd"/>
+      <w:r>
+        <w:rPr>
+          <w:rFonts w:ascii="Arial" w:hAnsi="Arial" w:cs="Arial"/>
+          <w:b/>
+          <w:i/>
+          <w:sz w:val="24"/>
+          <w:szCs w:val="24"/>
+        </w:rPr>
+        <w:t xml:space="preserve">) </w:t>
       </w:r>
       <w:r>
         <w:rPr>
@@ -2129,7 +2847,41 @@
           <w:sz w:val="24"/>
           <w:szCs w:val="24"/>
         </w:rPr>
-        <w:t xml:space="preserve"> notifyAll()</w:t>
+        <w:t xml:space="preserve"> </w:t>
+      </w:r>
+      <w:proofErr w:type="spellStart"/>
+      <w:proofErr w:type="gramStart"/>
+      <w:r>
+        <w:rPr>
+          <w:rFonts w:ascii="Arial" w:hAnsi="Arial" w:cs="Arial"/>
+          <w:b/>
+          <w:i/>
+          <w:sz w:val="24"/>
+          <w:szCs w:val="24"/>
+        </w:rPr>
+        <w:t>notifyAll</w:t>
+      </w:r>
+      <w:proofErr w:type="spellEnd"/>
+      <w:r>
+        <w:rPr>
+          <w:rFonts w:ascii="Arial" w:hAnsi="Arial" w:cs="Arial"/>
+          <w:b/>
+          <w:i/>
+          <w:sz w:val="24"/>
+          <w:szCs w:val="24"/>
+        </w:rPr>
+        <w:t>(</w:t>
+      </w:r>
+      <w:proofErr w:type="gramEnd"/>
+      <w:r>
+        <w:rPr>
+          <w:rFonts w:ascii="Arial" w:hAnsi="Arial" w:cs="Arial"/>
+          <w:b/>
+          <w:i/>
+          <w:sz w:val="24"/>
+          <w:szCs w:val="24"/>
+        </w:rPr>
+        <w:t>)</w:t>
       </w:r>
     </w:p>
     <w:p>
@@ -2145,6 +2897,7 @@
           <w:szCs w:val="24"/>
         </w:rPr>
       </w:pPr>
+      <w:proofErr w:type="spellStart"/>
       <w:r>
         <w:rPr>
           <w:rFonts w:ascii="Arial" w:hAnsi="Arial" w:cs="Arial"/>
@@ -2154,13 +2907,32 @@
         </w:rPr>
         <w:t>jstack</w:t>
       </w:r>
-      <w:r>
-        <w:rPr>
-          <w:rFonts w:ascii="Arial" w:hAnsi="Arial" w:cs="Arial"/>
-          <w:sz w:val="24"/>
-          <w:szCs w:val="24"/>
-        </w:rPr>
-        <w:t>: Java comes with jstack tool through which we can generate thread dump for a java process.</w:t>
+      <w:proofErr w:type="spellEnd"/>
+      <w:r>
+        <w:rPr>
+          <w:rFonts w:ascii="Arial" w:hAnsi="Arial" w:cs="Arial"/>
+          <w:sz w:val="24"/>
+          <w:szCs w:val="24"/>
+        </w:rPr>
+        <w:t xml:space="preserve">: Java comes with </w:t>
+      </w:r>
+      <w:proofErr w:type="spellStart"/>
+      <w:r>
+        <w:rPr>
+          <w:rFonts w:ascii="Arial" w:hAnsi="Arial" w:cs="Arial"/>
+          <w:sz w:val="24"/>
+          <w:szCs w:val="24"/>
+        </w:rPr>
+        <w:t>jstack</w:t>
+      </w:r>
+      <w:proofErr w:type="spellEnd"/>
+      <w:r>
+        <w:rPr>
+          <w:rFonts w:ascii="Arial" w:hAnsi="Arial" w:cs="Arial"/>
+          <w:sz w:val="24"/>
+          <w:szCs w:val="24"/>
+        </w:rPr>
+        <w:t xml:space="preserve"> tool through which we can generate thread dump for a java process.</w:t>
       </w:r>
       <w:r>
         <w:rPr>
@@ -2176,7 +2948,27 @@
           <w:sz w:val="24"/>
           <w:szCs w:val="24"/>
         </w:rPr>
-        <w:t>This is a two step process.</w:t>
+        <w:t xml:space="preserve">This is a </w:t>
+      </w:r>
+      <w:proofErr w:type="spellStart"/>
+      <w:proofErr w:type="gramStart"/>
+      <w:r>
+        <w:rPr>
+          <w:rFonts w:ascii="Arial" w:hAnsi="Arial" w:cs="Arial"/>
+          <w:sz w:val="24"/>
+          <w:szCs w:val="24"/>
+        </w:rPr>
+        <w:t>two step</w:t>
+      </w:r>
+      <w:proofErr w:type="spellEnd"/>
+      <w:proofErr w:type="gramEnd"/>
+      <w:r>
+        <w:rPr>
+          <w:rFonts w:ascii="Arial" w:hAnsi="Arial" w:cs="Arial"/>
+          <w:sz w:val="24"/>
+          <w:szCs w:val="24"/>
+        </w:rPr>
+        <w:t xml:space="preserve"> process.</w:t>
       </w:r>
     </w:p>
     <w:p>
@@ -2198,7 +2990,43 @@
           <w:sz w:val="24"/>
           <w:szCs w:val="24"/>
         </w:rPr>
-        <w:t>Find out the PID of the java process using ps -eaf | grep java command</w:t>
+        <w:t xml:space="preserve">Find out the PID of the java process using </w:t>
+      </w:r>
+      <w:proofErr w:type="spellStart"/>
+      <w:r>
+        <w:rPr>
+          <w:rFonts w:ascii="Arial" w:hAnsi="Arial" w:cs="Arial"/>
+          <w:sz w:val="24"/>
+          <w:szCs w:val="24"/>
+        </w:rPr>
+        <w:t>ps</w:t>
+      </w:r>
+      <w:proofErr w:type="spellEnd"/>
+      <w:r>
+        <w:rPr>
+          <w:rFonts w:ascii="Arial" w:hAnsi="Arial" w:cs="Arial"/>
+          <w:sz w:val="24"/>
+          <w:szCs w:val="24"/>
+        </w:rPr>
+        <w:t xml:space="preserve"> -</w:t>
+      </w:r>
+      <w:proofErr w:type="spellStart"/>
+      <w:r>
+        <w:rPr>
+          <w:rFonts w:ascii="Arial" w:hAnsi="Arial" w:cs="Arial"/>
+          <w:sz w:val="24"/>
+          <w:szCs w:val="24"/>
+        </w:rPr>
+        <w:t>eaf</w:t>
+      </w:r>
+      <w:proofErr w:type="spellEnd"/>
+      <w:r>
+        <w:rPr>
+          <w:rFonts w:ascii="Arial" w:hAnsi="Arial" w:cs="Arial"/>
+          <w:sz w:val="24"/>
+          <w:szCs w:val="24"/>
+        </w:rPr>
+        <w:t xml:space="preserve"> | grep java command</w:t>
       </w:r>
     </w:p>
     <w:p>
@@ -2220,7 +3048,81 @@
           <w:sz w:val="24"/>
           <w:szCs w:val="24"/>
         </w:rPr>
-        <w:t>Run jstack tool as jstack PID to generate the thread dump output to console, you can append thread dump output to file using command “jstack PID &gt;&gt; mydumps.tdump”</w:t>
+        <w:t xml:space="preserve">Run </w:t>
+      </w:r>
+      <w:proofErr w:type="spellStart"/>
+      <w:r>
+        <w:rPr>
+          <w:rFonts w:ascii="Arial" w:hAnsi="Arial" w:cs="Arial"/>
+          <w:sz w:val="24"/>
+          <w:szCs w:val="24"/>
+        </w:rPr>
+        <w:t>jstack</w:t>
+      </w:r>
+      <w:proofErr w:type="spellEnd"/>
+      <w:r>
+        <w:rPr>
+          <w:rFonts w:ascii="Arial" w:hAnsi="Arial" w:cs="Arial"/>
+          <w:sz w:val="24"/>
+          <w:szCs w:val="24"/>
+        </w:rPr>
+        <w:t xml:space="preserve"> tool as </w:t>
+      </w:r>
+      <w:proofErr w:type="spellStart"/>
+      <w:r>
+        <w:rPr>
+          <w:rFonts w:ascii="Arial" w:hAnsi="Arial" w:cs="Arial"/>
+          <w:sz w:val="24"/>
+          <w:szCs w:val="24"/>
+        </w:rPr>
+        <w:t>jstack</w:t>
+      </w:r>
+      <w:proofErr w:type="spellEnd"/>
+      <w:r>
+        <w:rPr>
+          <w:rFonts w:ascii="Arial" w:hAnsi="Arial" w:cs="Arial"/>
+          <w:sz w:val="24"/>
+          <w:szCs w:val="24"/>
+        </w:rPr>
+        <w:t xml:space="preserve"> PID to generate the thread dump output to console, you can append thread dump output to file using command “</w:t>
+      </w:r>
+      <w:proofErr w:type="spellStart"/>
+      <w:r>
+        <w:rPr>
+          <w:rFonts w:ascii="Arial" w:hAnsi="Arial" w:cs="Arial"/>
+          <w:sz w:val="24"/>
+          <w:szCs w:val="24"/>
+        </w:rPr>
+        <w:t>jstack</w:t>
+      </w:r>
+      <w:proofErr w:type="spellEnd"/>
+      <w:r>
+        <w:rPr>
+          <w:rFonts w:ascii="Arial" w:hAnsi="Arial" w:cs="Arial"/>
+          <w:sz w:val="24"/>
+          <w:szCs w:val="24"/>
+        </w:rPr>
+        <w:t xml:space="preserve"> PID &gt;&gt; </w:t>
+      </w:r>
+      <w:proofErr w:type="spellStart"/>
+      <w:proofErr w:type="gramStart"/>
+      <w:r>
+        <w:rPr>
+          <w:rFonts w:ascii="Arial" w:hAnsi="Arial" w:cs="Arial"/>
+          <w:sz w:val="24"/>
+          <w:szCs w:val="24"/>
+        </w:rPr>
+        <w:t>mydumps.tdump</w:t>
+      </w:r>
+      <w:proofErr w:type="spellEnd"/>
+      <w:proofErr w:type="gramEnd"/>
+      <w:r>
+        <w:rPr>
+          <w:rFonts w:ascii="Arial" w:hAnsi="Arial" w:cs="Arial"/>
+          <w:sz w:val="24"/>
+          <w:szCs w:val="24"/>
+        </w:rPr>
+        <w:t>”</w:t>
       </w:r>
     </w:p>
     <w:p>
@@ -2246,6 +3148,7 @@
         </w:rPr>
         <w:t xml:space="preserve">Java 8 has introduced </w:t>
       </w:r>
+      <w:proofErr w:type="spellStart"/>
       <w:r>
         <w:rPr>
           <w:rFonts w:ascii="Arial" w:hAnsi="Arial" w:cs="Arial"/>
@@ -2255,14 +3158,52 @@
         </w:rPr>
         <w:t>jcmd</w:t>
       </w:r>
-      <w:r>
-        <w:rPr>
-          <w:rFonts w:ascii="Arial" w:hAnsi="Arial" w:cs="Arial"/>
-          <w:sz w:val="24"/>
-          <w:szCs w:val="24"/>
-        </w:rPr>
-        <w:t xml:space="preserve"> utility. You should use this instead of jstack if you are on Java 8 or higher. Command to generate thread dump using jcmd is </w:t>
-      </w:r>
+      <w:proofErr w:type="spellEnd"/>
+      <w:r>
+        <w:rPr>
+          <w:rFonts w:ascii="Arial" w:hAnsi="Arial" w:cs="Arial"/>
+          <w:sz w:val="24"/>
+          <w:szCs w:val="24"/>
+        </w:rPr>
+        <w:t xml:space="preserve"> utility. You should use this instead of </w:t>
+      </w:r>
+      <w:proofErr w:type="spellStart"/>
+      <w:r>
+        <w:rPr>
+          <w:rFonts w:ascii="Arial" w:hAnsi="Arial" w:cs="Arial"/>
+          <w:sz w:val="24"/>
+          <w:szCs w:val="24"/>
+        </w:rPr>
+        <w:t>jstack</w:t>
+      </w:r>
+      <w:proofErr w:type="spellEnd"/>
+      <w:r>
+        <w:rPr>
+          <w:rFonts w:ascii="Arial" w:hAnsi="Arial" w:cs="Arial"/>
+          <w:sz w:val="24"/>
+          <w:szCs w:val="24"/>
+        </w:rPr>
+        <w:t xml:space="preserve"> if you are on Java 8 or higher. Command to generate thread dump using </w:t>
+      </w:r>
+      <w:proofErr w:type="spellStart"/>
+      <w:r>
+        <w:rPr>
+          <w:rFonts w:ascii="Arial" w:hAnsi="Arial" w:cs="Arial"/>
+          <w:sz w:val="24"/>
+          <w:szCs w:val="24"/>
+        </w:rPr>
+        <w:t>jcmd</w:t>
+      </w:r>
+      <w:proofErr w:type="spellEnd"/>
+      <w:r>
+        <w:rPr>
+          <w:rFonts w:ascii="Arial" w:hAnsi="Arial" w:cs="Arial"/>
+          <w:sz w:val="24"/>
+          <w:szCs w:val="24"/>
+        </w:rPr>
+        <w:t xml:space="preserve"> is </w:t>
+      </w:r>
+      <w:proofErr w:type="spellStart"/>
       <w:r>
         <w:rPr>
           <w:rFonts w:ascii="Arial" w:hAnsi="Arial" w:cs="Arial"/>
@@ -2271,7 +3212,40 @@
           <w:sz w:val="24"/>
           <w:szCs w:val="24"/>
         </w:rPr>
-        <w:t>jcmd PID Thread.print.</w:t>
+        <w:t>jcmd</w:t>
+      </w:r>
+      <w:proofErr w:type="spellEnd"/>
+      <w:r>
+        <w:rPr>
+          <w:rFonts w:ascii="Arial" w:hAnsi="Arial" w:cs="Arial"/>
+          <w:b/>
+          <w:i/>
+          <w:sz w:val="24"/>
+          <w:szCs w:val="24"/>
+        </w:rPr>
+        <w:t xml:space="preserve"> PID </w:t>
+      </w:r>
+      <w:proofErr w:type="spellStart"/>
+      <w:r>
+        <w:rPr>
+          <w:rFonts w:ascii="Arial" w:hAnsi="Arial" w:cs="Arial"/>
+          <w:b/>
+          <w:i/>
+          <w:sz w:val="24"/>
+          <w:szCs w:val="24"/>
+        </w:rPr>
+        <w:t>Thread.print</w:t>
+      </w:r>
+      <w:proofErr w:type="spellEnd"/>
+      <w:r>
+        <w:rPr>
+          <w:rFonts w:ascii="Arial" w:hAnsi="Arial" w:cs="Arial"/>
+          <w:b/>
+          <w:i/>
+          <w:sz w:val="24"/>
+          <w:szCs w:val="24"/>
+        </w:rPr>
+        <w:t>.</w:t>
       </w:r>
     </w:p>
     <w:p>
@@ -2295,6 +3269,8 @@
         </w:rPr>
         <w:t xml:space="preserve">Java </w:t>
       </w:r>
+      <w:proofErr w:type="spellStart"/>
+      <w:proofErr w:type="gramStart"/>
       <w:r>
         <w:rPr>
           <w:rFonts w:ascii="Arial" w:hAnsi="Arial" w:cs="Arial"/>
@@ -2302,8 +3278,19 @@
           <w:sz w:val="24"/>
           <w:szCs w:val="24"/>
         </w:rPr>
-        <w:t>java.util.Timer</w:t>
-      </w:r>
+        <w:t>java.util</w:t>
+      </w:r>
+      <w:proofErr w:type="gramEnd"/>
+      <w:r>
+        <w:rPr>
+          <w:rFonts w:ascii="Arial" w:hAnsi="Arial" w:cs="Arial"/>
+          <w:i/>
+          <w:sz w:val="24"/>
+          <w:szCs w:val="24"/>
+        </w:rPr>
+        <w:t>.Timer</w:t>
+      </w:r>
+      <w:proofErr w:type="spellEnd"/>
       <w:r>
         <w:rPr>
           <w:rFonts w:ascii="Arial" w:hAnsi="Arial" w:cs="Arial"/>
@@ -2320,13 +3307,69 @@
         </w:rPr>
         <w:t xml:space="preserve"> </w:t>
       </w:r>
-      <w:r>
-        <w:rPr>
-          <w:rFonts w:ascii="Arial" w:hAnsi="Arial" w:cs="Arial"/>
-          <w:sz w:val="24"/>
-          <w:szCs w:val="24"/>
-        </w:rPr>
-        <w:t>java.util.TimerTask is an abstract class that implements Runnable interface and we need to extend this class to create our own TimerTask that can be scheduled using java Timer class</w:t>
+      <w:proofErr w:type="spellStart"/>
+      <w:proofErr w:type="gramStart"/>
+      <w:r>
+        <w:rPr>
+          <w:rFonts w:ascii="Arial" w:hAnsi="Arial" w:cs="Arial"/>
+          <w:sz w:val="24"/>
+          <w:szCs w:val="24"/>
+        </w:rPr>
+        <w:t>java.util</w:t>
+      </w:r>
+      <w:proofErr w:type="gramEnd"/>
+      <w:r>
+        <w:rPr>
+          <w:rFonts w:ascii="Arial" w:hAnsi="Arial" w:cs="Arial"/>
+          <w:sz w:val="24"/>
+          <w:szCs w:val="24"/>
+        </w:rPr>
+        <w:t>.TimerTask</w:t>
+      </w:r>
+      <w:proofErr w:type="spellEnd"/>
+      <w:r>
+        <w:rPr>
+          <w:rFonts w:ascii="Arial" w:hAnsi="Arial" w:cs="Arial"/>
+          <w:sz w:val="24"/>
+          <w:szCs w:val="24"/>
+        </w:rPr>
+        <w:t xml:space="preserve"> is an abstract class that implements Runnable </w:t>
+      </w:r>
+      <w:proofErr w:type="gramStart"/>
+      <w:r>
+        <w:rPr>
+          <w:rFonts w:ascii="Arial" w:hAnsi="Arial" w:cs="Arial"/>
+          <w:sz w:val="24"/>
+          <w:szCs w:val="24"/>
+        </w:rPr>
+        <w:t>interface</w:t>
+      </w:r>
+      <w:proofErr w:type="gramEnd"/>
+      <w:r>
+        <w:rPr>
+          <w:rFonts w:ascii="Arial" w:hAnsi="Arial" w:cs="Arial"/>
+          <w:sz w:val="24"/>
+          <w:szCs w:val="24"/>
+        </w:rPr>
+        <w:t xml:space="preserve"> and we need to extend this class to create our own </w:t>
+      </w:r>
+      <w:proofErr w:type="spellStart"/>
+      <w:r>
+        <w:rPr>
+          <w:rFonts w:ascii="Arial" w:hAnsi="Arial" w:cs="Arial"/>
+          <w:sz w:val="24"/>
+          <w:szCs w:val="24"/>
+        </w:rPr>
+        <w:t>TimerTask</w:t>
+      </w:r>
+      <w:proofErr w:type="spellEnd"/>
+      <w:r>
+        <w:rPr>
+          <w:rFonts w:ascii="Arial" w:hAnsi="Arial" w:cs="Arial"/>
+          <w:sz w:val="24"/>
+          <w:szCs w:val="24"/>
+        </w:rPr>
+        <w:t xml:space="preserve"> that can be scheduled using java Timer class</w:t>
       </w:r>
     </w:p>
     <w:p>
@@ -2367,6 +3410,8 @@
         </w:rPr>
         <w:t xml:space="preserve">Java 5 introduced </w:t>
       </w:r>
+      <w:proofErr w:type="spellStart"/>
+      <w:proofErr w:type="gramStart"/>
       <w:r>
         <w:rPr>
           <w:rFonts w:ascii="Arial" w:hAnsi="Arial" w:cs="Arial"/>
@@ -2375,15 +3420,75 @@
           <w:sz w:val="24"/>
           <w:szCs w:val="24"/>
         </w:rPr>
-        <w:t>java.util.concurrent.Callable</w:t>
-      </w:r>
-      <w:r>
-        <w:rPr>
-          <w:rFonts w:ascii="Arial" w:hAnsi="Arial" w:cs="Arial"/>
-          <w:sz w:val="24"/>
-          <w:szCs w:val="24"/>
-        </w:rPr>
-        <w:t xml:space="preserve"> interface in concurrency package that is similar to Runnable interface but it can return any Object and able to throw Exception.</w:t>
+        <w:t>java.util</w:t>
+      </w:r>
+      <w:proofErr w:type="gramEnd"/>
+      <w:r>
+        <w:rPr>
+          <w:rFonts w:ascii="Arial" w:hAnsi="Arial" w:cs="Arial"/>
+          <w:b/>
+          <w:i/>
+          <w:sz w:val="24"/>
+          <w:szCs w:val="24"/>
+        </w:rPr>
+        <w:t>.</w:t>
+      </w:r>
+      <w:proofErr w:type="gramStart"/>
+      <w:r>
+        <w:rPr>
+          <w:rFonts w:ascii="Arial" w:hAnsi="Arial" w:cs="Arial"/>
+          <w:b/>
+          <w:i/>
+          <w:sz w:val="24"/>
+          <w:szCs w:val="24"/>
+        </w:rPr>
+        <w:t>concurrent.Callable</w:t>
+      </w:r>
+      <w:proofErr w:type="spellEnd"/>
+      <w:proofErr w:type="gramEnd"/>
+      <w:r>
+        <w:rPr>
+          <w:rFonts w:ascii="Arial" w:hAnsi="Arial" w:cs="Arial"/>
+          <w:sz w:val="24"/>
+          <w:szCs w:val="24"/>
+        </w:rPr>
+        <w:t xml:space="preserve"> interface in concurrency package that is </w:t>
+      </w:r>
+      <w:proofErr w:type="gramStart"/>
+      <w:r>
+        <w:rPr>
+          <w:rFonts w:ascii="Arial" w:hAnsi="Arial" w:cs="Arial"/>
+          <w:sz w:val="24"/>
+          <w:szCs w:val="24"/>
+        </w:rPr>
+        <w:t>similar to</w:t>
+      </w:r>
+      <w:proofErr w:type="gramEnd"/>
+      <w:r>
+        <w:rPr>
+          <w:rFonts w:ascii="Arial" w:hAnsi="Arial" w:cs="Arial"/>
+          <w:sz w:val="24"/>
+          <w:szCs w:val="24"/>
+        </w:rPr>
+        <w:t xml:space="preserve"> Runnable </w:t>
+      </w:r>
+      <w:proofErr w:type="gramStart"/>
+      <w:r>
+        <w:rPr>
+          <w:rFonts w:ascii="Arial" w:hAnsi="Arial" w:cs="Arial"/>
+          <w:sz w:val="24"/>
+          <w:szCs w:val="24"/>
+        </w:rPr>
+        <w:t>interface</w:t>
+      </w:r>
+      <w:proofErr w:type="gramEnd"/>
+      <w:r>
+        <w:rPr>
+          <w:rFonts w:ascii="Arial" w:hAnsi="Arial" w:cs="Arial"/>
+          <w:sz w:val="24"/>
+          <w:szCs w:val="24"/>
+        </w:rPr>
+        <w:t xml:space="preserve"> but it can return any Object and able to throw Exception.</w:t>
       </w:r>
     </w:p>
     <w:p>
@@ -2405,7 +3510,61 @@
           <w:sz w:val="24"/>
           <w:szCs w:val="24"/>
         </w:rPr>
-        <w:t>The argument value for milliseconds in Thread.sleep(ms) cannot be negative. Otherwise, it throws IllegalArgumentException.</w:t>
+        <w:t xml:space="preserve">The argument value for milliseconds in </w:t>
+      </w:r>
+      <w:proofErr w:type="spellStart"/>
+      <w:r>
+        <w:rPr>
+          <w:rFonts w:ascii="Arial" w:hAnsi="Arial" w:cs="Arial"/>
+          <w:sz w:val="24"/>
+          <w:szCs w:val="24"/>
+        </w:rPr>
+        <w:t>Thread.sleep</w:t>
+      </w:r>
+      <w:proofErr w:type="spellEnd"/>
+      <w:r>
+        <w:rPr>
+          <w:rFonts w:ascii="Arial" w:hAnsi="Arial" w:cs="Arial"/>
+          <w:sz w:val="24"/>
+          <w:szCs w:val="24"/>
+        </w:rPr>
+        <w:t>(</w:t>
+      </w:r>
+      <w:proofErr w:type="spellStart"/>
+      <w:r>
+        <w:rPr>
+          <w:rFonts w:ascii="Arial" w:hAnsi="Arial" w:cs="Arial"/>
+          <w:sz w:val="24"/>
+          <w:szCs w:val="24"/>
+        </w:rPr>
+        <w:t>ms</w:t>
+      </w:r>
+      <w:proofErr w:type="spellEnd"/>
+      <w:r>
+        <w:rPr>
+          <w:rFonts w:ascii="Arial" w:hAnsi="Arial" w:cs="Arial"/>
+          <w:sz w:val="24"/>
+          <w:szCs w:val="24"/>
+        </w:rPr>
+        <w:t xml:space="preserve">) cannot be negative. Otherwise, it throws </w:t>
+      </w:r>
+      <w:proofErr w:type="spellStart"/>
+      <w:r>
+        <w:rPr>
+          <w:rFonts w:ascii="Arial" w:hAnsi="Arial" w:cs="Arial"/>
+          <w:sz w:val="24"/>
+          <w:szCs w:val="24"/>
+        </w:rPr>
+        <w:t>IllegalArgumentException</w:t>
+      </w:r>
+      <w:proofErr w:type="spellEnd"/>
+      <w:r>
+        <w:rPr>
+          <w:rFonts w:ascii="Arial" w:hAnsi="Arial" w:cs="Arial"/>
+          <w:sz w:val="24"/>
+          <w:szCs w:val="24"/>
+        </w:rPr>
+        <w:t>.</w:t>
       </w:r>
     </w:p>
     <w:p>
@@ -2429,6 +3588,7 @@
         </w:rPr>
         <w:t xml:space="preserve">Java </w:t>
       </w:r>
+      <w:proofErr w:type="spellStart"/>
       <w:r>
         <w:rPr>
           <w:rFonts w:ascii="Arial" w:hAnsi="Arial" w:cs="Arial"/>
@@ -2438,13 +3598,32 @@
         </w:rPr>
         <w:t>BlockingQueue</w:t>
       </w:r>
-      <w:r>
-        <w:rPr>
-          <w:rFonts w:ascii="Arial" w:hAnsi="Arial" w:cs="Arial"/>
-          <w:sz w:val="24"/>
-          <w:szCs w:val="24"/>
-        </w:rPr>
-        <w:t xml:space="preserve"> doesn’t accept null values and throw NullPointerException if you try to store null value in the queue</w:t>
+      <w:proofErr w:type="spellEnd"/>
+      <w:r>
+        <w:rPr>
+          <w:rFonts w:ascii="Arial" w:hAnsi="Arial" w:cs="Arial"/>
+          <w:sz w:val="24"/>
+          <w:szCs w:val="24"/>
+        </w:rPr>
+        <w:t xml:space="preserve"> doesn’t accept null values and throw </w:t>
+      </w:r>
+      <w:proofErr w:type="spellStart"/>
+      <w:r>
+        <w:rPr>
+          <w:rFonts w:ascii="Arial" w:hAnsi="Arial" w:cs="Arial"/>
+          <w:sz w:val="24"/>
+          <w:szCs w:val="24"/>
+        </w:rPr>
+        <w:t>NullPointerException</w:t>
+      </w:r>
+      <w:proofErr w:type="spellEnd"/>
+      <w:r>
+        <w:rPr>
+          <w:rFonts w:ascii="Arial" w:hAnsi="Arial" w:cs="Arial"/>
+          <w:sz w:val="24"/>
+          <w:szCs w:val="24"/>
+        </w:rPr>
+        <w:t xml:space="preserve"> if you try to store null value in the queue</w:t>
       </w:r>
       <w:r>
         <w:rPr>
@@ -2460,7 +3639,43 @@
           <w:sz w:val="24"/>
           <w:szCs w:val="24"/>
         </w:rPr>
-        <w:t>Java BlockingQueue implementations are thread-safe.</w:t>
+        <w:t xml:space="preserve">Java </w:t>
+      </w:r>
+      <w:proofErr w:type="spellStart"/>
+      <w:r>
+        <w:rPr>
+          <w:rFonts w:ascii="Arial" w:hAnsi="Arial" w:cs="Arial"/>
+          <w:sz w:val="24"/>
+          <w:szCs w:val="24"/>
+        </w:rPr>
+        <w:t>BlockingQueue</w:t>
+      </w:r>
+      <w:proofErr w:type="spellEnd"/>
+      <w:r>
+        <w:rPr>
+          <w:rFonts w:ascii="Arial" w:hAnsi="Arial" w:cs="Arial"/>
+          <w:sz w:val="24"/>
+          <w:szCs w:val="24"/>
+        </w:rPr>
+        <w:t xml:space="preserve"> implementations are </w:t>
+      </w:r>
+      <w:proofErr w:type="gramStart"/>
+      <w:r>
+        <w:rPr>
+          <w:rFonts w:ascii="Arial" w:hAnsi="Arial" w:cs="Arial"/>
+          <w:sz w:val="24"/>
+          <w:szCs w:val="24"/>
+        </w:rPr>
+        <w:t>thread-safe</w:t>
+      </w:r>
+      <w:proofErr w:type="gramEnd"/>
+      <w:r>
+        <w:rPr>
+          <w:rFonts w:ascii="Arial" w:hAnsi="Arial" w:cs="Arial"/>
+          <w:sz w:val="24"/>
+          <w:szCs w:val="24"/>
+        </w:rPr>
+        <w:t>.</w:t>
       </w:r>
       <w:r>
         <w:rPr>
@@ -2476,8 +3691,27 @@
           <w:sz w:val="24"/>
           <w:szCs w:val="24"/>
         </w:rPr>
-        <w:t xml:space="preserve">Java provides several BlockingQueue implementations such as </w:t>
-      </w:r>
+        <w:t xml:space="preserve">Java provides several </w:t>
+      </w:r>
+      <w:proofErr w:type="spellStart"/>
+      <w:r>
+        <w:rPr>
+          <w:rFonts w:ascii="Arial" w:hAnsi="Arial" w:cs="Arial"/>
+          <w:sz w:val="24"/>
+          <w:szCs w:val="24"/>
+        </w:rPr>
+        <w:t>BlockingQueue</w:t>
+      </w:r>
+      <w:proofErr w:type="spellEnd"/>
+      <w:r>
+        <w:rPr>
+          <w:rFonts w:ascii="Arial" w:hAnsi="Arial" w:cs="Arial"/>
+          <w:sz w:val="24"/>
+          <w:szCs w:val="24"/>
+        </w:rPr>
+        <w:t xml:space="preserve"> implementations such as </w:t>
+      </w:r>
+      <w:proofErr w:type="spellStart"/>
       <w:r>
         <w:rPr>
           <w:rFonts w:ascii="Arial" w:hAnsi="Arial" w:cs="Arial"/>
@@ -2488,6 +3722,7 @@
         </w:rPr>
         <w:t>ArrayBlockingQueue</w:t>
       </w:r>
+      <w:proofErr w:type="spellEnd"/>
       <w:r>
         <w:rPr>
           <w:rFonts w:ascii="Arial" w:hAnsi="Arial" w:cs="Arial"/>
@@ -2496,6 +3731,7 @@
         </w:rPr>
         <w:t xml:space="preserve">, </w:t>
       </w:r>
+      <w:proofErr w:type="spellStart"/>
       <w:r>
         <w:rPr>
           <w:rFonts w:ascii="Arial" w:hAnsi="Arial" w:cs="Arial"/>
@@ -2506,6 +3742,7 @@
         </w:rPr>
         <w:t>LinkedBlockingQueue</w:t>
       </w:r>
+      <w:proofErr w:type="spellEnd"/>
       <w:r>
         <w:rPr>
           <w:rFonts w:ascii="Arial" w:hAnsi="Arial" w:cs="Arial"/>
@@ -2514,6 +3751,7 @@
         </w:rPr>
         <w:t xml:space="preserve">, </w:t>
       </w:r>
+      <w:proofErr w:type="spellStart"/>
       <w:r>
         <w:rPr>
           <w:rFonts w:ascii="Arial" w:hAnsi="Arial" w:cs="Arial"/>
@@ -2524,6 +3762,7 @@
         </w:rPr>
         <w:t>PriorityBlockingQueue</w:t>
       </w:r>
+      <w:proofErr w:type="spellEnd"/>
       <w:r>
         <w:rPr>
           <w:rFonts w:ascii="Arial" w:hAnsi="Arial" w:cs="Arial"/>
@@ -2532,6 +3771,7 @@
         </w:rPr>
         <w:t xml:space="preserve">, </w:t>
       </w:r>
+      <w:proofErr w:type="spellStart"/>
       <w:r>
         <w:rPr>
           <w:rFonts w:ascii="Arial" w:hAnsi="Arial" w:cs="Arial"/>
@@ -2542,6 +3782,7 @@
         </w:rPr>
         <w:t>SynchronousQueue</w:t>
       </w:r>
+      <w:proofErr w:type="spellEnd"/>
       <w:r>
         <w:rPr>
           <w:rFonts w:ascii="Arial" w:hAnsi="Arial" w:cs="Arial"/>
@@ -2704,7 +3945,25 @@
           <w:sz w:val="24"/>
           <w:szCs w:val="24"/>
         </w:rPr>
-        <w:t xml:space="preserve"> It can be accessed only by creating objects of Inner class in the outer class.</w:t>
+        <w:t xml:space="preserve"> It can be accessed only by creating objects of </w:t>
+      </w:r>
+      <w:proofErr w:type="gramStart"/>
+      <w:r>
+        <w:rPr>
+          <w:rFonts w:ascii="Arial" w:hAnsi="Arial" w:cs="Arial"/>
+          <w:sz w:val="24"/>
+          <w:szCs w:val="24"/>
+        </w:rPr>
+        <w:t>Inner</w:t>
+      </w:r>
+      <w:proofErr w:type="gramEnd"/>
+      <w:r>
+        <w:rPr>
+          <w:rFonts w:ascii="Arial" w:hAnsi="Arial" w:cs="Arial"/>
+          <w:sz w:val="24"/>
+          <w:szCs w:val="24"/>
+        </w:rPr>
+        <w:t xml:space="preserve"> class in the outer class.</w:t>
       </w:r>
     </w:p>
     <w:p>
@@ -2838,22 +4097,121 @@
           <w:szCs w:val="24"/>
         </w:rPr>
       </w:pPr>
-      <w:r>
-        <w:rPr>
-          <w:rFonts w:ascii="Arial" w:hAnsi="Arial" w:cs="Arial"/>
-          <w:b/>
-          <w:sz w:val="24"/>
-          <w:szCs w:val="24"/>
-        </w:rPr>
-        <w:t>readObject(ObjectInputStream ois)</w:t>
-      </w:r>
-      <w:r>
-        <w:rPr>
-          <w:rFonts w:ascii="Arial" w:hAnsi="Arial" w:cs="Arial"/>
-          <w:sz w:val="24"/>
-          <w:szCs w:val="24"/>
-        </w:rPr>
-        <w:t>: If this method is present in the class, ObjectInputStream readObject() method will use this method for reading the object from stream.</w:t>
+      <w:proofErr w:type="spellStart"/>
+      <w:proofErr w:type="gramStart"/>
+      <w:r>
+        <w:rPr>
+          <w:rFonts w:ascii="Arial" w:hAnsi="Arial" w:cs="Arial"/>
+          <w:b/>
+          <w:sz w:val="24"/>
+          <w:szCs w:val="24"/>
+        </w:rPr>
+        <w:t>readObject</w:t>
+      </w:r>
+      <w:proofErr w:type="spellEnd"/>
+      <w:r>
+        <w:rPr>
+          <w:rFonts w:ascii="Arial" w:hAnsi="Arial" w:cs="Arial"/>
+          <w:b/>
+          <w:sz w:val="24"/>
+          <w:szCs w:val="24"/>
+        </w:rPr>
+        <w:t>(</w:t>
+      </w:r>
+      <w:proofErr w:type="spellStart"/>
+      <w:proofErr w:type="gramEnd"/>
+      <w:r>
+        <w:rPr>
+          <w:rFonts w:ascii="Arial" w:hAnsi="Arial" w:cs="Arial"/>
+          <w:b/>
+          <w:sz w:val="24"/>
+          <w:szCs w:val="24"/>
+        </w:rPr>
+        <w:t>ObjectInputStream</w:t>
+      </w:r>
+      <w:proofErr w:type="spellEnd"/>
+      <w:r>
+        <w:rPr>
+          <w:rFonts w:ascii="Arial" w:hAnsi="Arial" w:cs="Arial"/>
+          <w:b/>
+          <w:sz w:val="24"/>
+          <w:szCs w:val="24"/>
+        </w:rPr>
+        <w:t xml:space="preserve"> </w:t>
+      </w:r>
+      <w:proofErr w:type="spellStart"/>
+      <w:r>
+        <w:rPr>
+          <w:rFonts w:ascii="Arial" w:hAnsi="Arial" w:cs="Arial"/>
+          <w:b/>
+          <w:sz w:val="24"/>
+          <w:szCs w:val="24"/>
+        </w:rPr>
+        <w:t>ois</w:t>
+      </w:r>
+      <w:proofErr w:type="spellEnd"/>
+      <w:r>
+        <w:rPr>
+          <w:rFonts w:ascii="Arial" w:hAnsi="Arial" w:cs="Arial"/>
+          <w:b/>
+          <w:sz w:val="24"/>
+          <w:szCs w:val="24"/>
+        </w:rPr>
+        <w:t>)</w:t>
+      </w:r>
+      <w:r>
+        <w:rPr>
+          <w:rFonts w:ascii="Arial" w:hAnsi="Arial" w:cs="Arial"/>
+          <w:sz w:val="24"/>
+          <w:szCs w:val="24"/>
+        </w:rPr>
+        <w:t xml:space="preserve">: If this method is present in the class, </w:t>
+      </w:r>
+      <w:proofErr w:type="spellStart"/>
+      <w:r>
+        <w:rPr>
+          <w:rFonts w:ascii="Arial" w:hAnsi="Arial" w:cs="Arial"/>
+          <w:sz w:val="24"/>
+          <w:szCs w:val="24"/>
+        </w:rPr>
+        <w:t>ObjectInputStream</w:t>
+      </w:r>
+      <w:proofErr w:type="spellEnd"/>
+      <w:r>
+        <w:rPr>
+          <w:rFonts w:ascii="Arial" w:hAnsi="Arial" w:cs="Arial"/>
+          <w:sz w:val="24"/>
+          <w:szCs w:val="24"/>
+        </w:rPr>
+        <w:t xml:space="preserve"> </w:t>
+      </w:r>
+      <w:proofErr w:type="spellStart"/>
+      <w:proofErr w:type="gramStart"/>
+      <w:r>
+        <w:rPr>
+          <w:rFonts w:ascii="Arial" w:hAnsi="Arial" w:cs="Arial"/>
+          <w:sz w:val="24"/>
+          <w:szCs w:val="24"/>
+        </w:rPr>
+        <w:t>readObject</w:t>
+      </w:r>
+      <w:proofErr w:type="spellEnd"/>
+      <w:r>
+        <w:rPr>
+          <w:rFonts w:ascii="Arial" w:hAnsi="Arial" w:cs="Arial"/>
+          <w:sz w:val="24"/>
+          <w:szCs w:val="24"/>
+        </w:rPr>
+        <w:t>(</w:t>
+      </w:r>
+      <w:proofErr w:type="gramEnd"/>
+      <w:r>
+        <w:rPr>
+          <w:rFonts w:ascii="Arial" w:hAnsi="Arial" w:cs="Arial"/>
+          <w:sz w:val="24"/>
+          <w:szCs w:val="24"/>
+        </w:rPr>
+        <w:t>) method will use this method for reading the object from stream.</w:t>
       </w:r>
     </w:p>
     <w:p>
@@ -2869,22 +4227,139 @@
           <w:szCs w:val="24"/>
         </w:rPr>
       </w:pPr>
-      <w:r>
-        <w:rPr>
-          <w:rFonts w:ascii="Arial" w:hAnsi="Arial" w:cs="Arial"/>
-          <w:b/>
-          <w:sz w:val="24"/>
-          <w:szCs w:val="24"/>
-        </w:rPr>
-        <w:t>writeObject(ObjectOutputStream oos):</w:t>
-      </w:r>
-      <w:r>
-        <w:rPr>
-          <w:rFonts w:ascii="Arial" w:hAnsi="Arial" w:cs="Arial"/>
-          <w:sz w:val="24"/>
-          <w:szCs w:val="24"/>
-        </w:rPr>
-        <w:t xml:space="preserve"> If this method is present in the class, ObjectOutputStream writeObject() method will use this method for writing the object to stream. One of the common usage is to obscure the object variables to maintain data integrity.</w:t>
+      <w:proofErr w:type="spellStart"/>
+      <w:proofErr w:type="gramStart"/>
+      <w:r>
+        <w:rPr>
+          <w:rFonts w:ascii="Arial" w:hAnsi="Arial" w:cs="Arial"/>
+          <w:b/>
+          <w:sz w:val="24"/>
+          <w:szCs w:val="24"/>
+        </w:rPr>
+        <w:t>writeObject</w:t>
+      </w:r>
+      <w:proofErr w:type="spellEnd"/>
+      <w:r>
+        <w:rPr>
+          <w:rFonts w:ascii="Arial" w:hAnsi="Arial" w:cs="Arial"/>
+          <w:b/>
+          <w:sz w:val="24"/>
+          <w:szCs w:val="24"/>
+        </w:rPr>
+        <w:t>(</w:t>
+      </w:r>
+      <w:proofErr w:type="spellStart"/>
+      <w:proofErr w:type="gramEnd"/>
+      <w:r>
+        <w:rPr>
+          <w:rFonts w:ascii="Arial" w:hAnsi="Arial" w:cs="Arial"/>
+          <w:b/>
+          <w:sz w:val="24"/>
+          <w:szCs w:val="24"/>
+        </w:rPr>
+        <w:t>ObjectOutputStream</w:t>
+      </w:r>
+      <w:proofErr w:type="spellEnd"/>
+      <w:r>
+        <w:rPr>
+          <w:rFonts w:ascii="Arial" w:hAnsi="Arial" w:cs="Arial"/>
+          <w:b/>
+          <w:sz w:val="24"/>
+          <w:szCs w:val="24"/>
+        </w:rPr>
+        <w:t xml:space="preserve"> </w:t>
+      </w:r>
+      <w:proofErr w:type="spellStart"/>
+      <w:r>
+        <w:rPr>
+          <w:rFonts w:ascii="Arial" w:hAnsi="Arial" w:cs="Arial"/>
+          <w:b/>
+          <w:sz w:val="24"/>
+          <w:szCs w:val="24"/>
+        </w:rPr>
+        <w:t>oos</w:t>
+      </w:r>
+      <w:proofErr w:type="spellEnd"/>
+      <w:r>
+        <w:rPr>
+          <w:rFonts w:ascii="Arial" w:hAnsi="Arial" w:cs="Arial"/>
+          <w:b/>
+          <w:sz w:val="24"/>
+          <w:szCs w:val="24"/>
+        </w:rPr>
+        <w:t>):</w:t>
+      </w:r>
+      <w:r>
+        <w:rPr>
+          <w:rFonts w:ascii="Arial" w:hAnsi="Arial" w:cs="Arial"/>
+          <w:sz w:val="24"/>
+          <w:szCs w:val="24"/>
+        </w:rPr>
+        <w:t xml:space="preserve"> If this method is present in the class, </w:t>
+      </w:r>
+      <w:proofErr w:type="spellStart"/>
+      <w:r>
+        <w:rPr>
+          <w:rFonts w:ascii="Arial" w:hAnsi="Arial" w:cs="Arial"/>
+          <w:sz w:val="24"/>
+          <w:szCs w:val="24"/>
+        </w:rPr>
+        <w:t>ObjectOutputStream</w:t>
+      </w:r>
+      <w:proofErr w:type="spellEnd"/>
+      <w:r>
+        <w:rPr>
+          <w:rFonts w:ascii="Arial" w:hAnsi="Arial" w:cs="Arial"/>
+          <w:sz w:val="24"/>
+          <w:szCs w:val="24"/>
+        </w:rPr>
+        <w:t xml:space="preserve"> </w:t>
+      </w:r>
+      <w:proofErr w:type="spellStart"/>
+      <w:proofErr w:type="gramStart"/>
+      <w:r>
+        <w:rPr>
+          <w:rFonts w:ascii="Arial" w:hAnsi="Arial" w:cs="Arial"/>
+          <w:sz w:val="24"/>
+          <w:szCs w:val="24"/>
+        </w:rPr>
+        <w:t>writeObject</w:t>
+      </w:r>
+      <w:proofErr w:type="spellEnd"/>
+      <w:r>
+        <w:rPr>
+          <w:rFonts w:ascii="Arial" w:hAnsi="Arial" w:cs="Arial"/>
+          <w:sz w:val="24"/>
+          <w:szCs w:val="24"/>
+        </w:rPr>
+        <w:t>(</w:t>
+      </w:r>
+      <w:proofErr w:type="gramEnd"/>
+      <w:r>
+        <w:rPr>
+          <w:rFonts w:ascii="Arial" w:hAnsi="Arial" w:cs="Arial"/>
+          <w:sz w:val="24"/>
+          <w:szCs w:val="24"/>
+        </w:rPr>
+        <w:t xml:space="preserve">) method will use this method for writing the object to stream. One of the common </w:t>
+      </w:r>
+      <w:proofErr w:type="gramStart"/>
+      <w:r>
+        <w:rPr>
+          <w:rFonts w:ascii="Arial" w:hAnsi="Arial" w:cs="Arial"/>
+          <w:sz w:val="24"/>
+          <w:szCs w:val="24"/>
+        </w:rPr>
+        <w:t>usage</w:t>
+      </w:r>
+      <w:proofErr w:type="gramEnd"/>
+      <w:r>
+        <w:rPr>
+          <w:rFonts w:ascii="Arial" w:hAnsi="Arial" w:cs="Arial"/>
+          <w:sz w:val="24"/>
+          <w:szCs w:val="24"/>
+        </w:rPr>
+        <w:t xml:space="preserve"> is to obscure the object variables to maintain data integrity.</w:t>
       </w:r>
     </w:p>
     <w:p>
@@ -2907,7 +4382,38 @@
           <w:sz w:val="24"/>
           <w:szCs w:val="24"/>
         </w:rPr>
-        <w:t>Object writeReplace():</w:t>
+        <w:t xml:space="preserve">Object </w:t>
+      </w:r>
+      <w:proofErr w:type="spellStart"/>
+      <w:proofErr w:type="gramStart"/>
+      <w:r>
+        <w:rPr>
+          <w:rFonts w:ascii="Arial" w:hAnsi="Arial" w:cs="Arial"/>
+          <w:b/>
+          <w:sz w:val="24"/>
+          <w:szCs w:val="24"/>
+        </w:rPr>
+        <w:t>writeReplace</w:t>
+      </w:r>
+      <w:proofErr w:type="spellEnd"/>
+      <w:r>
+        <w:rPr>
+          <w:rFonts w:ascii="Arial" w:hAnsi="Arial" w:cs="Arial"/>
+          <w:b/>
+          <w:sz w:val="24"/>
+          <w:szCs w:val="24"/>
+        </w:rPr>
+        <w:t>(</w:t>
+      </w:r>
+      <w:proofErr w:type="gramEnd"/>
+      <w:r>
+        <w:rPr>
+          <w:rFonts w:ascii="Arial" w:hAnsi="Arial" w:cs="Arial"/>
+          <w:b/>
+          <w:sz w:val="24"/>
+          <w:szCs w:val="24"/>
+        </w:rPr>
+        <w:t>):</w:t>
       </w:r>
       <w:r>
         <w:rPr>
@@ -2954,7 +4460,38 @@
           <w:sz w:val="24"/>
           <w:szCs w:val="24"/>
         </w:rPr>
-        <w:t>Object readResolve():</w:t>
+        <w:t xml:space="preserve">Object </w:t>
+      </w:r>
+      <w:proofErr w:type="spellStart"/>
+      <w:proofErr w:type="gramStart"/>
+      <w:r>
+        <w:rPr>
+          <w:rFonts w:ascii="Arial" w:hAnsi="Arial" w:cs="Arial"/>
+          <w:b/>
+          <w:sz w:val="24"/>
+          <w:szCs w:val="24"/>
+        </w:rPr>
+        <w:t>readResolve</w:t>
+      </w:r>
+      <w:proofErr w:type="spellEnd"/>
+      <w:r>
+        <w:rPr>
+          <w:rFonts w:ascii="Arial" w:hAnsi="Arial" w:cs="Arial"/>
+          <w:b/>
+          <w:sz w:val="24"/>
+          <w:szCs w:val="24"/>
+        </w:rPr>
+        <w:t>(</w:t>
+      </w:r>
+      <w:proofErr w:type="gramEnd"/>
+      <w:r>
+        <w:rPr>
+          <w:rFonts w:ascii="Arial" w:hAnsi="Arial" w:cs="Arial"/>
+          <w:b/>
+          <w:sz w:val="24"/>
+          <w:szCs w:val="24"/>
+        </w:rPr>
+        <w:t>):</w:t>
       </w:r>
       <w:r>
         <w:rPr>
@@ -3064,8 +4601,28 @@
           <w:sz w:val="24"/>
           <w:szCs w:val="24"/>
         </w:rPr>
-        <w:t xml:space="preserve">, we have to use </w:t>
-      </w:r>
+        <w:t xml:space="preserve">, we </w:t>
+      </w:r>
+      <w:proofErr w:type="gramStart"/>
+      <w:r>
+        <w:rPr>
+          <w:rFonts w:ascii="Arial" w:hAnsi="Arial" w:cs="Arial"/>
+          <w:sz w:val="24"/>
+          <w:szCs w:val="24"/>
+        </w:rPr>
+        <w:t>have to</w:t>
+      </w:r>
+      <w:proofErr w:type="gramEnd"/>
+      <w:r>
+        <w:rPr>
+          <w:rFonts w:ascii="Arial" w:hAnsi="Arial" w:cs="Arial"/>
+          <w:sz w:val="24"/>
+          <w:szCs w:val="24"/>
+        </w:rPr>
+        <w:t xml:space="preserve"> use </w:t>
+      </w:r>
+      <w:proofErr w:type="spellStart"/>
+      <w:proofErr w:type="gramStart"/>
       <w:r>
         <w:rPr>
           <w:rFonts w:ascii="Arial" w:hAnsi="Arial" w:cs="Arial"/>
@@ -3074,7 +4631,29 @@
           <w:sz w:val="24"/>
           <w:szCs w:val="24"/>
         </w:rPr>
-        <w:t>readObject()</w:t>
+        <w:t>readObject</w:t>
+      </w:r>
+      <w:proofErr w:type="spellEnd"/>
+      <w:r>
+        <w:rPr>
+          <w:rFonts w:ascii="Arial" w:hAnsi="Arial" w:cs="Arial"/>
+          <w:b/>
+          <w:i/>
+          <w:sz w:val="24"/>
+          <w:szCs w:val="24"/>
+        </w:rPr>
+        <w:t>(</w:t>
+      </w:r>
+      <w:proofErr w:type="gramEnd"/>
+      <w:r>
+        <w:rPr>
+          <w:rFonts w:ascii="Arial" w:hAnsi="Arial" w:cs="Arial"/>
+          <w:b/>
+          <w:i/>
+          <w:sz w:val="24"/>
+          <w:szCs w:val="24"/>
+        </w:rPr>
+        <w:t>)</w:t>
       </w:r>
       <w:r>
         <w:rPr>
@@ -3084,6 +4663,8 @@
         </w:rPr>
         <w:t xml:space="preserve"> and </w:t>
       </w:r>
+      <w:proofErr w:type="spellStart"/>
+      <w:proofErr w:type="gramStart"/>
       <w:r>
         <w:rPr>
           <w:rFonts w:ascii="Arial" w:hAnsi="Arial" w:cs="Arial"/>
@@ -3092,7 +4673,29 @@
           <w:sz w:val="24"/>
           <w:szCs w:val="24"/>
         </w:rPr>
-        <w:t>writeObject()</w:t>
+        <w:t>writeObject</w:t>
+      </w:r>
+      <w:proofErr w:type="spellEnd"/>
+      <w:r>
+        <w:rPr>
+          <w:rFonts w:ascii="Arial" w:hAnsi="Arial" w:cs="Arial"/>
+          <w:b/>
+          <w:i/>
+          <w:sz w:val="24"/>
+          <w:szCs w:val="24"/>
+        </w:rPr>
+        <w:t>(</w:t>
+      </w:r>
+      <w:proofErr w:type="gramEnd"/>
+      <w:r>
+        <w:rPr>
+          <w:rFonts w:ascii="Arial" w:hAnsi="Arial" w:cs="Arial"/>
+          <w:b/>
+          <w:i/>
+          <w:sz w:val="24"/>
+          <w:szCs w:val="24"/>
+        </w:rPr>
+        <w:t>)</w:t>
       </w:r>
       <w:r>
         <w:rPr>
@@ -3190,6 +4793,8 @@
           <w:szCs w:val="24"/>
         </w:rPr>
       </w:pPr>
+      <w:proofErr w:type="spellStart"/>
+      <w:proofErr w:type="gramStart"/>
       <w:r>
         <w:rPr>
           <w:rFonts w:ascii="Arial" w:hAnsi="Arial" w:cs="Arial"/>
@@ -3199,6 +4804,7 @@
         </w:rPr>
         <w:t>ObjectInputValidation</w:t>
       </w:r>
+      <w:proofErr w:type="spellEnd"/>
       <w:r>
         <w:rPr>
           <w:rFonts w:ascii="Arial" w:hAnsi="Arial" w:cs="Arial"/>
@@ -3213,7 +4819,16 @@
           <w:sz w:val="24"/>
           <w:szCs w:val="24"/>
         </w:rPr>
-        <w:t xml:space="preserve">Interface </w:t>
+        <w:t>Interface</w:t>
+      </w:r>
+      <w:proofErr w:type="gramEnd"/>
+      <w:r>
+        <w:rPr>
+          <w:rFonts w:ascii="Arial" w:hAnsi="Arial" w:cs="Arial"/>
+          <w:sz w:val="24"/>
+          <w:szCs w:val="24"/>
+        </w:rPr>
+        <w:t xml:space="preserve"> </w:t>
       </w:r>
       <w:r>
         <w:rPr>
@@ -3231,6 +4846,8 @@
         </w:rPr>
         <w:t xml:space="preserve">the </w:t>
       </w:r>
+      <w:proofErr w:type="spellStart"/>
+      <w:proofErr w:type="gramStart"/>
       <w:r>
         <w:rPr>
           <w:rFonts w:ascii="Arial" w:hAnsi="Arial" w:cs="Arial"/>
@@ -3239,7 +4856,29 @@
           <w:sz w:val="24"/>
           <w:szCs w:val="24"/>
         </w:rPr>
-        <w:t>validateObject()</w:t>
+        <w:t>validateObject</w:t>
+      </w:r>
+      <w:proofErr w:type="spellEnd"/>
+      <w:r>
+        <w:rPr>
+          <w:rFonts w:ascii="Arial" w:hAnsi="Arial" w:cs="Arial"/>
+          <w:b/>
+          <w:i/>
+          <w:sz w:val="24"/>
+          <w:szCs w:val="24"/>
+        </w:rPr>
+        <w:t>(</w:t>
+      </w:r>
+      <w:proofErr w:type="gramEnd"/>
+      <w:r>
+        <w:rPr>
+          <w:rFonts w:ascii="Arial" w:hAnsi="Arial" w:cs="Arial"/>
+          <w:b/>
+          <w:i/>
+          <w:sz w:val="24"/>
+          <w:szCs w:val="24"/>
+        </w:rPr>
+        <w:t>)</w:t>
       </w:r>
       <w:r>
         <w:rPr>
@@ -3341,6 +4980,8 @@
         </w:rPr>
         <w:t xml:space="preserve"> way to maintain the state of the main class. This pattern is implemented by properly implementing </w:t>
       </w:r>
+      <w:proofErr w:type="spellStart"/>
+      <w:proofErr w:type="gramStart"/>
       <w:r>
         <w:rPr>
           <w:rFonts w:ascii="Arial" w:hAnsi="Arial" w:cs="Arial"/>
@@ -3349,7 +4990,29 @@
           <w:sz w:val="24"/>
           <w:szCs w:val="24"/>
         </w:rPr>
-        <w:t>readResolve()</w:t>
+        <w:t>readResolve</w:t>
+      </w:r>
+      <w:proofErr w:type="spellEnd"/>
+      <w:r>
+        <w:rPr>
+          <w:rFonts w:ascii="Arial" w:hAnsi="Arial" w:cs="Arial"/>
+          <w:b/>
+          <w:i/>
+          <w:sz w:val="24"/>
+          <w:szCs w:val="24"/>
+        </w:rPr>
+        <w:t>(</w:t>
+      </w:r>
+      <w:proofErr w:type="gramEnd"/>
+      <w:r>
+        <w:rPr>
+          <w:rFonts w:ascii="Arial" w:hAnsi="Arial" w:cs="Arial"/>
+          <w:b/>
+          <w:i/>
+          <w:sz w:val="24"/>
+          <w:szCs w:val="24"/>
+        </w:rPr>
+        <w:t>)</w:t>
       </w:r>
       <w:r>
         <w:rPr>
@@ -3359,6 +5022,8 @@
         </w:rPr>
         <w:t xml:space="preserve"> and </w:t>
       </w:r>
+      <w:proofErr w:type="spellStart"/>
+      <w:proofErr w:type="gramStart"/>
       <w:r>
         <w:rPr>
           <w:rFonts w:ascii="Arial" w:hAnsi="Arial" w:cs="Arial"/>
@@ -3367,7 +5032,29 @@
           <w:sz w:val="24"/>
           <w:szCs w:val="24"/>
         </w:rPr>
-        <w:t xml:space="preserve">writeReplace() </w:t>
+        <w:t>writeReplace</w:t>
+      </w:r>
+      <w:proofErr w:type="spellEnd"/>
+      <w:r>
+        <w:rPr>
+          <w:rFonts w:ascii="Arial" w:hAnsi="Arial" w:cs="Arial"/>
+          <w:b/>
+          <w:i/>
+          <w:sz w:val="24"/>
+          <w:szCs w:val="24"/>
+        </w:rPr>
+        <w:t>(</w:t>
+      </w:r>
+      <w:proofErr w:type="gramEnd"/>
+      <w:r>
+        <w:rPr>
+          <w:rFonts w:ascii="Arial" w:hAnsi="Arial" w:cs="Arial"/>
+          <w:b/>
+          <w:i/>
+          <w:sz w:val="24"/>
+          <w:szCs w:val="24"/>
+        </w:rPr>
+        <w:t xml:space="preserve">) </w:t>
       </w:r>
       <w:r>
         <w:rPr>
@@ -3472,7 +5159,29 @@
           <w:sz w:val="24"/>
           <w:szCs w:val="24"/>
         </w:rPr>
-        <w:t>extends Serializable interface</w:t>
+        <w:t xml:space="preserve">extends </w:t>
+      </w:r>
+      <w:proofErr w:type="gramStart"/>
+      <w:r>
+        <w:rPr>
+          <w:rFonts w:ascii="Arial" w:hAnsi="Arial" w:cs="Arial"/>
+          <w:b/>
+          <w:i/>
+          <w:sz w:val="24"/>
+          <w:szCs w:val="24"/>
+        </w:rPr>
+        <w:t>Serializable</w:t>
+      </w:r>
+      <w:proofErr w:type="gramEnd"/>
+      <w:r>
+        <w:rPr>
+          <w:rFonts w:ascii="Arial" w:hAnsi="Arial" w:cs="Arial"/>
+          <w:b/>
+          <w:i/>
+          <w:sz w:val="24"/>
+          <w:szCs w:val="24"/>
+        </w:rPr>
+        <w:t xml:space="preserve"> interface</w:t>
       </w:r>
       <w:r>
         <w:rPr>
@@ -3512,7 +5221,25 @@
           <w:sz w:val="24"/>
           <w:szCs w:val="24"/>
         </w:rPr>
-        <w:t xml:space="preserve"> we have to override to write/read </w:t>
+        <w:t xml:space="preserve"> we </w:t>
+      </w:r>
+      <w:proofErr w:type="gramStart"/>
+      <w:r>
+        <w:rPr>
+          <w:rFonts w:ascii="Arial" w:hAnsi="Arial" w:cs="Arial"/>
+          <w:sz w:val="24"/>
+          <w:szCs w:val="24"/>
+        </w:rPr>
+        <w:t>have to</w:t>
+      </w:r>
+      <w:proofErr w:type="gramEnd"/>
+      <w:r>
+        <w:rPr>
+          <w:rFonts w:ascii="Arial" w:hAnsi="Arial" w:cs="Arial"/>
+          <w:sz w:val="24"/>
+          <w:szCs w:val="24"/>
+        </w:rPr>
+        <w:t xml:space="preserve"> override to write/read </w:t>
       </w:r>
       <w:r>
         <w:rPr>
@@ -3576,7 +5303,45 @@
           <w:sz w:val="24"/>
           <w:szCs w:val="24"/>
         </w:rPr>
-        <w:t>void readExternal(ObjectInput in)</w:t>
+        <w:t xml:space="preserve">void </w:t>
+      </w:r>
+      <w:proofErr w:type="spellStart"/>
+      <w:proofErr w:type="gramStart"/>
+      <w:r>
+        <w:rPr>
+          <w:rFonts w:ascii="Arial" w:hAnsi="Arial" w:cs="Arial"/>
+          <w:sz w:val="24"/>
+          <w:szCs w:val="24"/>
+        </w:rPr>
+        <w:t>readExternal</w:t>
+      </w:r>
+      <w:proofErr w:type="spellEnd"/>
+      <w:r>
+        <w:rPr>
+          <w:rFonts w:ascii="Arial" w:hAnsi="Arial" w:cs="Arial"/>
+          <w:sz w:val="24"/>
+          <w:szCs w:val="24"/>
+        </w:rPr>
+        <w:t>(</w:t>
+      </w:r>
+      <w:proofErr w:type="spellStart"/>
+      <w:proofErr w:type="gramEnd"/>
+      <w:r>
+        <w:rPr>
+          <w:rFonts w:ascii="Arial" w:hAnsi="Arial" w:cs="Arial"/>
+          <w:sz w:val="24"/>
+          <w:szCs w:val="24"/>
+        </w:rPr>
+        <w:t>ObjectInput</w:t>
+      </w:r>
+      <w:proofErr w:type="spellEnd"/>
+      <w:r>
+        <w:rPr>
+          <w:rFonts w:ascii="Arial" w:hAnsi="Arial" w:cs="Arial"/>
+          <w:sz w:val="24"/>
+          <w:szCs w:val="24"/>
+        </w:rPr>
+        <w:t xml:space="preserve"> in)</w:t>
       </w:r>
     </w:p>
     <w:p>
@@ -3598,7 +5363,45 @@
           <w:sz w:val="24"/>
           <w:szCs w:val="24"/>
         </w:rPr>
-        <w:t>void writeExternal(ObjectOutput out)</w:t>
+        <w:t xml:space="preserve">void </w:t>
+      </w:r>
+      <w:proofErr w:type="spellStart"/>
+      <w:proofErr w:type="gramStart"/>
+      <w:r>
+        <w:rPr>
+          <w:rFonts w:ascii="Arial" w:hAnsi="Arial" w:cs="Arial"/>
+          <w:sz w:val="24"/>
+          <w:szCs w:val="24"/>
+        </w:rPr>
+        <w:t>writeExternal</w:t>
+      </w:r>
+      <w:proofErr w:type="spellEnd"/>
+      <w:r>
+        <w:rPr>
+          <w:rFonts w:ascii="Arial" w:hAnsi="Arial" w:cs="Arial"/>
+          <w:sz w:val="24"/>
+          <w:szCs w:val="24"/>
+        </w:rPr>
+        <w:t>(</w:t>
+      </w:r>
+      <w:proofErr w:type="spellStart"/>
+      <w:proofErr w:type="gramEnd"/>
+      <w:r>
+        <w:rPr>
+          <w:rFonts w:ascii="Arial" w:hAnsi="Arial" w:cs="Arial"/>
+          <w:sz w:val="24"/>
+          <w:szCs w:val="24"/>
+        </w:rPr>
+        <w:t>ObjectOutput</w:t>
+      </w:r>
+      <w:proofErr w:type="spellEnd"/>
+      <w:r>
+        <w:rPr>
+          <w:rFonts w:ascii="Arial" w:hAnsi="Arial" w:cs="Arial"/>
+          <w:sz w:val="24"/>
+          <w:szCs w:val="24"/>
+        </w:rPr>
+        <w:t xml:space="preserve"> out)</w:t>
       </w:r>
     </w:p>
     <w:p>
@@ -3685,7 +5488,43 @@
           <w:sz w:val="24"/>
           <w:szCs w:val="24"/>
         </w:rPr>
-        <w:t>Whenever we use default implementation of clone method we get shallow copy of object means it creates new instance and copies all the field of object to that new instance and returns it as object type, we need to explicitly cast it back to our original object. This is shallow copy of the object.</w:t>
+        <w:t xml:space="preserve">Whenever we use default implementation of clone </w:t>
+      </w:r>
+      <w:proofErr w:type="gramStart"/>
+      <w:r>
+        <w:rPr>
+          <w:rFonts w:ascii="Arial" w:hAnsi="Arial" w:cs="Arial"/>
+          <w:sz w:val="24"/>
+          <w:szCs w:val="24"/>
+        </w:rPr>
+        <w:t>method</w:t>
+      </w:r>
+      <w:proofErr w:type="gramEnd"/>
+      <w:r>
+        <w:rPr>
+          <w:rFonts w:ascii="Arial" w:hAnsi="Arial" w:cs="Arial"/>
+          <w:sz w:val="24"/>
+          <w:szCs w:val="24"/>
+        </w:rPr>
+        <w:t xml:space="preserve"> we get shallow copy of object means it creates new instance and copies all the field of object to that new instance and returns it as object type, we need to explicitly cast it back to our original object. This is </w:t>
+      </w:r>
+      <w:proofErr w:type="gramStart"/>
+      <w:r>
+        <w:rPr>
+          <w:rFonts w:ascii="Arial" w:hAnsi="Arial" w:cs="Arial"/>
+          <w:sz w:val="24"/>
+          <w:szCs w:val="24"/>
+        </w:rPr>
+        <w:t>shallow</w:t>
+      </w:r>
+      <w:proofErr w:type="gramEnd"/>
+      <w:r>
+        <w:rPr>
+          <w:rFonts w:ascii="Arial" w:hAnsi="Arial" w:cs="Arial"/>
+          <w:sz w:val="24"/>
+          <w:szCs w:val="24"/>
+        </w:rPr>
+        <w:t xml:space="preserve"> copy of the object.</w:t>
       </w:r>
     </w:p>
     <w:p>
@@ -3701,13 +5540,59 @@
           <w:szCs w:val="24"/>
         </w:rPr>
       </w:pPr>
-      <w:r>
-        <w:rPr>
-          <w:rFonts w:ascii="Arial" w:hAnsi="Arial" w:cs="Arial"/>
-          <w:sz w:val="24"/>
-          <w:szCs w:val="24"/>
-        </w:rPr>
-        <w:t>clone() method of the object class support shallow copy of the object. If the object contains primitive as well as non primitive or reference type variable in shallow copy, the cloned object also refers to the same object to which the original object refers as only the object references gets copied and not the referred objects themselves.</w:t>
+      <w:proofErr w:type="gramStart"/>
+      <w:r>
+        <w:rPr>
+          <w:rFonts w:ascii="Arial" w:hAnsi="Arial" w:cs="Arial"/>
+          <w:sz w:val="24"/>
+          <w:szCs w:val="24"/>
+        </w:rPr>
+        <w:t>clone(</w:t>
+      </w:r>
+      <w:proofErr w:type="gramEnd"/>
+      <w:r>
+        <w:rPr>
+          <w:rFonts w:ascii="Arial" w:hAnsi="Arial" w:cs="Arial"/>
+          <w:sz w:val="24"/>
+          <w:szCs w:val="24"/>
+        </w:rPr>
+        <w:t xml:space="preserve">) method of the object class </w:t>
+      </w:r>
+      <w:proofErr w:type="gramStart"/>
+      <w:r>
+        <w:rPr>
+          <w:rFonts w:ascii="Arial" w:hAnsi="Arial" w:cs="Arial"/>
+          <w:sz w:val="24"/>
+          <w:szCs w:val="24"/>
+        </w:rPr>
+        <w:t>support</w:t>
+      </w:r>
+      <w:proofErr w:type="gramEnd"/>
+      <w:r>
+        <w:rPr>
+          <w:rFonts w:ascii="Arial" w:hAnsi="Arial" w:cs="Arial"/>
+          <w:sz w:val="24"/>
+          <w:szCs w:val="24"/>
+        </w:rPr>
+        <w:t xml:space="preserve"> shallow copy of the object. If the object contains primitive as well as </w:t>
+      </w:r>
+      <w:proofErr w:type="spellStart"/>
+      <w:r>
+        <w:rPr>
+          <w:rFonts w:ascii="Arial" w:hAnsi="Arial" w:cs="Arial"/>
+          <w:sz w:val="24"/>
+          <w:szCs w:val="24"/>
+        </w:rPr>
+        <w:t>non primitive</w:t>
+      </w:r>
+      <w:proofErr w:type="spellEnd"/>
+      <w:r>
+        <w:rPr>
+          <w:rFonts w:ascii="Arial" w:hAnsi="Arial" w:cs="Arial"/>
+          <w:sz w:val="24"/>
+          <w:szCs w:val="24"/>
+        </w:rPr>
+        <w:t xml:space="preserve"> or reference type variable in shallow copy, the cloned object also refers to the same object to which the original object refers as only the object references gets copied and not the referred objects themselves.</w:t>
       </w:r>
     </w:p>
     <w:p>
@@ -3729,7 +5614,25 @@
           <w:sz w:val="24"/>
           <w:szCs w:val="24"/>
         </w:rPr>
-        <w:t>That’s why the name shallow copy or shallow cloning in Java. If only primitive type fields or Immutable objects are there then there is no difference between shallow and deep copy in Java.</w:t>
+        <w:t xml:space="preserve">That’s why the name shallow copy or shallow cloning in Java. If only primitive type fields or Immutable objects are </w:t>
+      </w:r>
+      <w:proofErr w:type="gramStart"/>
+      <w:r>
+        <w:rPr>
+          <w:rFonts w:ascii="Arial" w:hAnsi="Arial" w:cs="Arial"/>
+          <w:sz w:val="24"/>
+          <w:szCs w:val="24"/>
+        </w:rPr>
+        <w:t>there</w:t>
+      </w:r>
+      <w:proofErr w:type="gramEnd"/>
+      <w:r>
+        <w:rPr>
+          <w:rFonts w:ascii="Arial" w:hAnsi="Arial" w:cs="Arial"/>
+          <w:sz w:val="24"/>
+          <w:szCs w:val="24"/>
+        </w:rPr>
+        <w:t xml:space="preserve"> then there is no difference between shallow and deep copy in Java.</w:t>
       </w:r>
     </w:p>
     <w:p>
@@ -3957,7 +5860,25 @@
           <w:sz w:val="24"/>
           <w:szCs w:val="24"/>
         </w:rPr>
-        <w:t>try-catch blocks can be nested similar to if-else statements.</w:t>
+        <w:t xml:space="preserve">try-catch blocks can be nested </w:t>
+      </w:r>
+      <w:proofErr w:type="gramStart"/>
+      <w:r>
+        <w:rPr>
+          <w:rFonts w:ascii="Arial" w:hAnsi="Arial" w:cs="Arial"/>
+          <w:sz w:val="24"/>
+          <w:szCs w:val="24"/>
+        </w:rPr>
+        <w:t>similar to</w:t>
+      </w:r>
+      <w:proofErr w:type="gramEnd"/>
+      <w:r>
+        <w:rPr>
+          <w:rFonts w:ascii="Arial" w:hAnsi="Arial" w:cs="Arial"/>
+          <w:sz w:val="24"/>
+          <w:szCs w:val="24"/>
+        </w:rPr>
+        <w:t xml:space="preserve"> if-else statements.</w:t>
       </w:r>
     </w:p>
     <w:p>
@@ -3979,7 +5900,25 @@
           <w:sz w:val="24"/>
           <w:szCs w:val="24"/>
         </w:rPr>
-        <w:t>We can have only one finally block with a try-catch statement.</w:t>
+        <w:t xml:space="preserve">We can have only one </w:t>
+      </w:r>
+      <w:proofErr w:type="gramStart"/>
+      <w:r>
+        <w:rPr>
+          <w:rFonts w:ascii="Arial" w:hAnsi="Arial" w:cs="Arial"/>
+          <w:sz w:val="24"/>
+          <w:szCs w:val="24"/>
+        </w:rPr>
+        <w:t>finally</w:t>
+      </w:r>
+      <w:proofErr w:type="gramEnd"/>
+      <w:r>
+        <w:rPr>
+          <w:rFonts w:ascii="Arial" w:hAnsi="Arial" w:cs="Arial"/>
+          <w:sz w:val="24"/>
+          <w:szCs w:val="24"/>
+        </w:rPr>
+        <w:t xml:space="preserve"> block with a try-catch statement.</w:t>
       </w:r>
     </w:p>
     <w:p>
@@ -4018,7 +5957,25 @@
           <w:sz w:val="24"/>
           <w:szCs w:val="24"/>
         </w:rPr>
-        <w:t>If you have multiple catch blocks for a single try and if the exceptions classes of them belong to the same hierarchy, You need to make sure that the catch block that catches the exception class of higher-level is at last at the last in the order of catch blocks.</w:t>
+        <w:t xml:space="preserve">If you have multiple catch blocks for a single try and if the exceptions classes of them belong to the same hierarchy, </w:t>
+      </w:r>
+      <w:proofErr w:type="gramStart"/>
+      <w:r>
+        <w:rPr>
+          <w:rFonts w:ascii="Arial" w:hAnsi="Arial" w:cs="Arial"/>
+          <w:sz w:val="24"/>
+          <w:szCs w:val="24"/>
+        </w:rPr>
+        <w:t>You</w:t>
+      </w:r>
+      <w:proofErr w:type="gramEnd"/>
+      <w:r>
+        <w:rPr>
+          <w:rFonts w:ascii="Arial" w:hAnsi="Arial" w:cs="Arial"/>
+          <w:sz w:val="24"/>
+          <w:szCs w:val="24"/>
+        </w:rPr>
+        <w:t xml:space="preserve"> need to make sure that the catch block that catches the exception class of higher-level is at last at the last in the order of catch blocks.</w:t>
       </w:r>
     </w:p>
     <w:p>
@@ -4083,8 +6040,181 @@
           <w:sz w:val="24"/>
           <w:szCs w:val="24"/>
         </w:rPr>
-        <w:t xml:space="preserve">Keys and value can’t be primitive datatype.  Key in Hashmap is valid if it implements hashCode() and equals() method , it should also be immutable (immutable custom object ) so that hashcode and equality remains constant. Value in hashmap can be any wrapper class, custom objects, arrays, any reference type or even null .  For example, </w:t>
-      </w:r>
+        <w:t xml:space="preserve">Keys and value can’t be primitive </w:t>
+      </w:r>
+      <w:proofErr w:type="gramStart"/>
+      <w:r>
+        <w:rPr>
+          <w:rFonts w:ascii="Arial" w:hAnsi="Arial" w:cs="Arial"/>
+          <w:sz w:val="24"/>
+          <w:szCs w:val="24"/>
+        </w:rPr>
+        <w:t>datatype</w:t>
+      </w:r>
+      <w:proofErr w:type="gramEnd"/>
+      <w:r>
+        <w:rPr>
+          <w:rFonts w:ascii="Arial" w:hAnsi="Arial" w:cs="Arial"/>
+          <w:sz w:val="24"/>
+          <w:szCs w:val="24"/>
+        </w:rPr>
+        <w:t xml:space="preserve">.  Key in </w:t>
+      </w:r>
+      <w:proofErr w:type="spellStart"/>
+      <w:r>
+        <w:rPr>
+          <w:rFonts w:ascii="Arial" w:hAnsi="Arial" w:cs="Arial"/>
+          <w:sz w:val="24"/>
+          <w:szCs w:val="24"/>
+        </w:rPr>
+        <w:t>Hashmap</w:t>
+      </w:r>
+      <w:proofErr w:type="spellEnd"/>
+      <w:r>
+        <w:rPr>
+          <w:rFonts w:ascii="Arial" w:hAnsi="Arial" w:cs="Arial"/>
+          <w:sz w:val="24"/>
+          <w:szCs w:val="24"/>
+        </w:rPr>
+        <w:t xml:space="preserve"> is valid if it implements </w:t>
+      </w:r>
+      <w:proofErr w:type="spellStart"/>
+      <w:proofErr w:type="gramStart"/>
+      <w:r>
+        <w:rPr>
+          <w:rFonts w:ascii="Arial" w:hAnsi="Arial" w:cs="Arial"/>
+          <w:sz w:val="24"/>
+          <w:szCs w:val="24"/>
+        </w:rPr>
+        <w:t>hashCode</w:t>
+      </w:r>
+      <w:proofErr w:type="spellEnd"/>
+      <w:r>
+        <w:rPr>
+          <w:rFonts w:ascii="Arial" w:hAnsi="Arial" w:cs="Arial"/>
+          <w:sz w:val="24"/>
+          <w:szCs w:val="24"/>
+        </w:rPr>
+        <w:t>(</w:t>
+      </w:r>
+      <w:proofErr w:type="gramEnd"/>
+      <w:r>
+        <w:rPr>
+          <w:rFonts w:ascii="Arial" w:hAnsi="Arial" w:cs="Arial"/>
+          <w:sz w:val="24"/>
+          <w:szCs w:val="24"/>
+        </w:rPr>
+        <w:t xml:space="preserve">) and </w:t>
+      </w:r>
+      <w:proofErr w:type="gramStart"/>
+      <w:r>
+        <w:rPr>
+          <w:rFonts w:ascii="Arial" w:hAnsi="Arial" w:cs="Arial"/>
+          <w:sz w:val="24"/>
+          <w:szCs w:val="24"/>
+        </w:rPr>
+        <w:t>equals(</w:t>
+      </w:r>
+      <w:proofErr w:type="gramEnd"/>
+      <w:r>
+        <w:rPr>
+          <w:rFonts w:ascii="Arial" w:hAnsi="Arial" w:cs="Arial"/>
+          <w:sz w:val="24"/>
+          <w:szCs w:val="24"/>
+        </w:rPr>
+        <w:t xml:space="preserve">) </w:t>
+      </w:r>
+      <w:proofErr w:type="gramStart"/>
+      <w:r>
+        <w:rPr>
+          <w:rFonts w:ascii="Arial" w:hAnsi="Arial" w:cs="Arial"/>
+          <w:sz w:val="24"/>
+          <w:szCs w:val="24"/>
+        </w:rPr>
+        <w:t>method ,</w:t>
+      </w:r>
+      <w:proofErr w:type="gramEnd"/>
+      <w:r>
+        <w:rPr>
+          <w:rFonts w:ascii="Arial" w:hAnsi="Arial" w:cs="Arial"/>
+          <w:sz w:val="24"/>
+          <w:szCs w:val="24"/>
+        </w:rPr>
+        <w:t xml:space="preserve"> it should also be immutable (immutable custom </w:t>
+      </w:r>
+      <w:proofErr w:type="gramStart"/>
+      <w:r>
+        <w:rPr>
+          <w:rFonts w:ascii="Arial" w:hAnsi="Arial" w:cs="Arial"/>
+          <w:sz w:val="24"/>
+          <w:szCs w:val="24"/>
+        </w:rPr>
+        <w:t>object )</w:t>
+      </w:r>
+      <w:proofErr w:type="gramEnd"/>
+      <w:r>
+        <w:rPr>
+          <w:rFonts w:ascii="Arial" w:hAnsi="Arial" w:cs="Arial"/>
+          <w:sz w:val="24"/>
+          <w:szCs w:val="24"/>
+        </w:rPr>
+        <w:t xml:space="preserve"> so that </w:t>
+      </w:r>
+      <w:proofErr w:type="spellStart"/>
+      <w:r>
+        <w:rPr>
+          <w:rFonts w:ascii="Arial" w:hAnsi="Arial" w:cs="Arial"/>
+          <w:sz w:val="24"/>
+          <w:szCs w:val="24"/>
+        </w:rPr>
+        <w:t>hashcode</w:t>
+      </w:r>
+      <w:proofErr w:type="spellEnd"/>
+      <w:r>
+        <w:rPr>
+          <w:rFonts w:ascii="Arial" w:hAnsi="Arial" w:cs="Arial"/>
+          <w:sz w:val="24"/>
+          <w:szCs w:val="24"/>
+        </w:rPr>
+        <w:t xml:space="preserve"> and equality remains constant. Value in </w:t>
+      </w:r>
+      <w:proofErr w:type="spellStart"/>
+      <w:r>
+        <w:rPr>
+          <w:rFonts w:ascii="Arial" w:hAnsi="Arial" w:cs="Arial"/>
+          <w:sz w:val="24"/>
+          <w:szCs w:val="24"/>
+        </w:rPr>
+        <w:t>hashmap</w:t>
+      </w:r>
+      <w:proofErr w:type="spellEnd"/>
+      <w:r>
+        <w:rPr>
+          <w:rFonts w:ascii="Arial" w:hAnsi="Arial" w:cs="Arial"/>
+          <w:sz w:val="24"/>
+          <w:szCs w:val="24"/>
+        </w:rPr>
+        <w:t xml:space="preserve"> can be any wrapper class, custom objects, arrays, any reference type or even </w:t>
+      </w:r>
+      <w:proofErr w:type="gramStart"/>
+      <w:r>
+        <w:rPr>
+          <w:rFonts w:ascii="Arial" w:hAnsi="Arial" w:cs="Arial"/>
+          <w:sz w:val="24"/>
+          <w:szCs w:val="24"/>
+        </w:rPr>
+        <w:t>null .</w:t>
+      </w:r>
+      <w:proofErr w:type="gramEnd"/>
+      <w:r>
+        <w:rPr>
+          <w:rFonts w:ascii="Arial" w:hAnsi="Arial" w:cs="Arial"/>
+          <w:sz w:val="24"/>
+          <w:szCs w:val="24"/>
+        </w:rPr>
+        <w:t xml:space="preserve">  For example, </w:t>
+      </w:r>
+      <w:proofErr w:type="spellStart"/>
       <w:r>
         <w:rPr>
           <w:rFonts w:ascii="Arial" w:hAnsi="Arial" w:cs="Arial"/>
@@ -4093,7 +6223,18 @@
           <w:sz w:val="24"/>
           <w:szCs w:val="24"/>
         </w:rPr>
-        <w:t>Hashmap can have array as value but not as key.</w:t>
+        <w:t>Hashmap</w:t>
+      </w:r>
+      <w:proofErr w:type="spellEnd"/>
+      <w:r>
+        <w:rPr>
+          <w:rFonts w:ascii="Arial" w:hAnsi="Arial" w:cs="Arial"/>
+          <w:b/>
+          <w:bCs/>
+          <w:sz w:val="24"/>
+          <w:szCs w:val="24"/>
+        </w:rPr>
+        <w:t xml:space="preserve"> can have array as value but not as key.</w:t>
       </w:r>
     </w:p>
     <w:p>
@@ -4115,8 +6256,47 @@
           <w:sz w:val="24"/>
           <w:szCs w:val="24"/>
         </w:rPr>
-        <w:t xml:space="preserve">HashMap in Java implements Serializable, Cloneable, Map&lt;K, V&gt; interfaces.Java HashMap extends AbstractMap&lt;K, V&gt; class. The direct subclasses are </w:t>
-      </w:r>
+        <w:t xml:space="preserve">HashMap in Java implements Serializable, Cloneable, Map&lt;K, V&gt; </w:t>
+      </w:r>
+      <w:proofErr w:type="spellStart"/>
+      <w:proofErr w:type="gramStart"/>
+      <w:r>
+        <w:rPr>
+          <w:rFonts w:ascii="Arial" w:hAnsi="Arial" w:cs="Arial"/>
+          <w:sz w:val="24"/>
+          <w:szCs w:val="24"/>
+        </w:rPr>
+        <w:t>interfaces.Java</w:t>
+      </w:r>
+      <w:proofErr w:type="spellEnd"/>
+      <w:proofErr w:type="gramEnd"/>
+      <w:r>
+        <w:rPr>
+          <w:rFonts w:ascii="Arial" w:hAnsi="Arial" w:cs="Arial"/>
+          <w:sz w:val="24"/>
+          <w:szCs w:val="24"/>
+        </w:rPr>
+        <w:t xml:space="preserve"> HashMap extends </w:t>
+      </w:r>
+      <w:proofErr w:type="spellStart"/>
+      <w:r>
+        <w:rPr>
+          <w:rFonts w:ascii="Arial" w:hAnsi="Arial" w:cs="Arial"/>
+          <w:sz w:val="24"/>
+          <w:szCs w:val="24"/>
+        </w:rPr>
+        <w:t>AbstractMap</w:t>
+      </w:r>
+      <w:proofErr w:type="spellEnd"/>
+      <w:r>
+        <w:rPr>
+          <w:rFonts w:ascii="Arial" w:hAnsi="Arial" w:cs="Arial"/>
+          <w:sz w:val="24"/>
+          <w:szCs w:val="24"/>
+        </w:rPr>
+        <w:t xml:space="preserve">&lt;K, V&gt; class. The direct subclasses are </w:t>
+      </w:r>
+      <w:proofErr w:type="spellStart"/>
       <w:r>
         <w:rPr>
           <w:rFonts w:ascii="Arial" w:hAnsi="Arial" w:cs="Arial"/>
@@ -4129,6 +6309,7 @@
         </w:rPr>
         <w:t>LinkedHashMap</w:t>
       </w:r>
+      <w:proofErr w:type="spellEnd"/>
       <w:r>
         <w:rPr>
           <w:rFonts w:ascii="Arial" w:hAnsi="Arial" w:cs="Arial"/>
@@ -4137,6 +6318,7 @@
         </w:rPr>
         <w:t xml:space="preserve"> and </w:t>
       </w:r>
+      <w:proofErr w:type="spellStart"/>
       <w:r>
         <w:rPr>
           <w:rFonts w:ascii="Arial" w:hAnsi="Arial" w:cs="Arial"/>
@@ -4149,6 +6331,7 @@
         </w:rPr>
         <w:t>PrinterStateReasons</w:t>
       </w:r>
+      <w:proofErr w:type="spellEnd"/>
       <w:r>
         <w:rPr>
           <w:rFonts w:ascii="Arial" w:hAnsi="Arial" w:cs="Arial"/>
@@ -4207,7 +6390,17 @@
           <w:sz w:val="24"/>
           <w:szCs w:val="24"/>
         </w:rPr>
-        <w:t xml:space="preserve">Why non-static </w:t>
+        <w:t xml:space="preserve">Why </w:t>
+      </w:r>
+      <w:proofErr w:type="gramStart"/>
+      <w:r>
+        <w:rPr>
+          <w:rFonts w:ascii="Arial" w:hAnsi="Arial" w:cs="Arial"/>
+          <w:b/>
+          <w:sz w:val="24"/>
+          <w:szCs w:val="24"/>
+        </w:rPr>
+        <w:t xml:space="preserve">non-static </w:t>
       </w:r>
       <w:r>
         <w:rPr>
@@ -4225,7 +6418,17 @@
           <w:sz w:val="24"/>
           <w:szCs w:val="24"/>
         </w:rPr>
-        <w:t xml:space="preserve"> cannot be referenced from a static method in Java?</w:t>
+        <w:t xml:space="preserve"> cannot</w:t>
+      </w:r>
+      <w:proofErr w:type="gramEnd"/>
+      <w:r>
+        <w:rPr>
+          <w:rFonts w:ascii="Arial" w:hAnsi="Arial" w:cs="Arial"/>
+          <w:b/>
+          <w:sz w:val="24"/>
+          <w:szCs w:val="24"/>
+        </w:rPr>
+        <w:t xml:space="preserve"> be referenced from a static method in Java?</w:t>
       </w:r>
     </w:p>
     <w:p>
@@ -4255,8 +6458,18 @@
           <w:sz w:val="24"/>
           <w:szCs w:val="24"/>
         </w:rPr>
-        <w:t xml:space="preserve"> So</w:t>
-      </w:r>
+        <w:t xml:space="preserve"> </w:t>
+      </w:r>
+      <w:proofErr w:type="gramStart"/>
+      <w:r>
+        <w:rPr>
+          <w:rFonts w:ascii="Arial" w:hAnsi="Arial" w:cs="Arial"/>
+          <w:sz w:val="24"/>
+          <w:szCs w:val="24"/>
+        </w:rPr>
+        <w:t>So</w:t>
+      </w:r>
+      <w:proofErr w:type="gramEnd"/>
       <w:r>
         <w:rPr>
           <w:rFonts w:ascii="Arial" w:hAnsi="Arial" w:cs="Arial"/>
@@ -4311,7 +6524,27 @@
           <w:sz w:val="24"/>
           <w:szCs w:val="24"/>
         </w:rPr>
-        <w:t>Why Java Interfaces Cannot Have Constructor But Abstract Classes Can Have?</w:t>
+        <w:t xml:space="preserve">Why Java Interfaces Cannot Have Constructor </w:t>
+      </w:r>
+      <w:proofErr w:type="gramStart"/>
+      <w:r>
+        <w:rPr>
+          <w:rFonts w:ascii="Arial" w:hAnsi="Arial" w:cs="Arial"/>
+          <w:b/>
+          <w:sz w:val="24"/>
+          <w:szCs w:val="24"/>
+        </w:rPr>
+        <w:t>But</w:t>
+      </w:r>
+      <w:proofErr w:type="gramEnd"/>
+      <w:r>
+        <w:rPr>
+          <w:rFonts w:ascii="Arial" w:hAnsi="Arial" w:cs="Arial"/>
+          <w:b/>
+          <w:sz w:val="24"/>
+          <w:szCs w:val="24"/>
+        </w:rPr>
+        <w:t xml:space="preserve"> Abstract Classes Can Have?</w:t>
       </w:r>
     </w:p>
     <w:p>
@@ -4333,7 +6566,25 @@
           <w:sz w:val="24"/>
           <w:szCs w:val="24"/>
         </w:rPr>
-        <w:t xml:space="preserve">Methods present in the interface are only declared not defined, As there is no implementation of methods, there is no need of making objects for calling methods in the interface and thus no point </w:t>
+        <w:t xml:space="preserve">Methods present in the interface are only declared not defined, </w:t>
+      </w:r>
+      <w:proofErr w:type="gramStart"/>
+      <w:r>
+        <w:rPr>
+          <w:rFonts w:ascii="Arial" w:hAnsi="Arial" w:cs="Arial"/>
+          <w:sz w:val="24"/>
+          <w:szCs w:val="24"/>
+        </w:rPr>
+        <w:t>As</w:t>
+      </w:r>
+      <w:proofErr w:type="gramEnd"/>
+      <w:r>
+        <w:rPr>
+          <w:rFonts w:ascii="Arial" w:hAnsi="Arial" w:cs="Arial"/>
+          <w:sz w:val="24"/>
+          <w:szCs w:val="24"/>
+        </w:rPr>
+        <w:t xml:space="preserve"> there is no implementation of methods, there is no need of making objects for calling methods in the interface and thus no point </w:t>
       </w:r>
       <w:r>
         <w:rPr>
@@ -4404,7 +6655,25 @@
           <w:sz w:val="24"/>
           <w:szCs w:val="24"/>
         </w:rPr>
-        <w:t xml:space="preserve"> non-static data members and as there are no non-static data members in the interface, there is no need of </w:t>
+        <w:t xml:space="preserve"> non-static data members and as there are no non-static data members in the interface, there is no need </w:t>
+      </w:r>
+      <w:proofErr w:type="gramStart"/>
+      <w:r>
+        <w:rPr>
+          <w:rFonts w:ascii="Arial" w:hAnsi="Arial" w:cs="Arial"/>
+          <w:sz w:val="24"/>
+          <w:szCs w:val="24"/>
+        </w:rPr>
+        <w:t>of</w:t>
+      </w:r>
+      <w:proofErr w:type="gramEnd"/>
+      <w:r>
+        <w:rPr>
+          <w:rFonts w:ascii="Arial" w:hAnsi="Arial" w:cs="Arial"/>
+          <w:sz w:val="24"/>
+          <w:szCs w:val="24"/>
+        </w:rPr>
+        <w:t xml:space="preserve"> </w:t>
       </w:r>
       <w:r>
         <w:rPr>
@@ -4464,7 +6733,43 @@
           <w:sz w:val="24"/>
           <w:szCs w:val="24"/>
         </w:rPr>
-        <w:t>The main purpose of the constructor is to initialize the newly created object. In abstract class, we have an instance variable, abstract methods, and non-abstract methods. We need to initialize the non-abstract methods and instance variables, therefore abstract classes have a constructor.</w:t>
+        <w:t xml:space="preserve">The main purpose of the </w:t>
+      </w:r>
+      <w:proofErr w:type="gramStart"/>
+      <w:r>
+        <w:rPr>
+          <w:rFonts w:ascii="Arial" w:hAnsi="Arial" w:cs="Arial"/>
+          <w:sz w:val="24"/>
+          <w:szCs w:val="24"/>
+        </w:rPr>
+        <w:t>constructor</w:t>
+      </w:r>
+      <w:proofErr w:type="gramEnd"/>
+      <w:r>
+        <w:rPr>
+          <w:rFonts w:ascii="Arial" w:hAnsi="Arial" w:cs="Arial"/>
+          <w:sz w:val="24"/>
+          <w:szCs w:val="24"/>
+        </w:rPr>
+        <w:t xml:space="preserve"> is to initialize the newly created object. In abstract class, we have an instance variable, abstract methods, and non-abstract methods. We need to initialize the non-abstract methods and instance </w:t>
+      </w:r>
+      <w:proofErr w:type="gramStart"/>
+      <w:r>
+        <w:rPr>
+          <w:rFonts w:ascii="Arial" w:hAnsi="Arial" w:cs="Arial"/>
+          <w:sz w:val="24"/>
+          <w:szCs w:val="24"/>
+        </w:rPr>
+        <w:t>variables,</w:t>
+      </w:r>
+      <w:proofErr w:type="gramEnd"/>
+      <w:r>
+        <w:rPr>
+          <w:rFonts w:ascii="Arial" w:hAnsi="Arial" w:cs="Arial"/>
+          <w:sz w:val="24"/>
+          <w:szCs w:val="24"/>
+        </w:rPr>
+        <w:t xml:space="preserve"> therefore abstract classes have a constructor.</w:t>
       </w:r>
     </w:p>
     <w:p>
@@ -4532,7 +6837,43 @@
           <w:sz w:val="24"/>
           <w:szCs w:val="24"/>
         </w:rPr>
-        <w:t>The constructor inside the abstract class can only be called during constructor chaining i.e. when we create an instance of sub-classes. This is also one of the reasons abstract class can have a constructor.</w:t>
+        <w:t xml:space="preserve">The constructor inside the abstract class can only be called during </w:t>
+      </w:r>
+      <w:proofErr w:type="gramStart"/>
+      <w:r>
+        <w:rPr>
+          <w:rFonts w:ascii="Arial" w:hAnsi="Arial" w:cs="Arial"/>
+          <w:sz w:val="24"/>
+          <w:szCs w:val="24"/>
+        </w:rPr>
+        <w:t>constructor</w:t>
+      </w:r>
+      <w:proofErr w:type="gramEnd"/>
+      <w:r>
+        <w:rPr>
+          <w:rFonts w:ascii="Arial" w:hAnsi="Arial" w:cs="Arial"/>
+          <w:sz w:val="24"/>
+          <w:szCs w:val="24"/>
+        </w:rPr>
+        <w:t xml:space="preserve"> chaining i.e. when we create an instance of sub-classes. This is also one of the reasons abstract </w:t>
+      </w:r>
+      <w:proofErr w:type="gramStart"/>
+      <w:r>
+        <w:rPr>
+          <w:rFonts w:ascii="Arial" w:hAnsi="Arial" w:cs="Arial"/>
+          <w:sz w:val="24"/>
+          <w:szCs w:val="24"/>
+        </w:rPr>
+        <w:t>class</w:t>
+      </w:r>
+      <w:proofErr w:type="gramEnd"/>
+      <w:r>
+        <w:rPr>
+          <w:rFonts w:ascii="Arial" w:hAnsi="Arial" w:cs="Arial"/>
+          <w:sz w:val="24"/>
+          <w:szCs w:val="24"/>
+        </w:rPr>
+        <w:t xml:space="preserve"> can have a constructor.</w:t>
       </w:r>
     </w:p>
     <w:p>
@@ -4578,15 +6919,51 @@
           <w:sz w:val="24"/>
           <w:szCs w:val="24"/>
         </w:rPr>
-        <w:t>As we know, constructors are not inherited in java. Therefore, constructors are not subject to hiding or overriding. When there is no chance of constructor overriding, there is no chance of modification also.</w:t>
-      </w:r>
-      <w:r>
-        <w:rPr>
-          <w:rFonts w:ascii="Arial" w:hAnsi="Arial" w:cs="Arial"/>
-          <w:sz w:val="24"/>
-          <w:szCs w:val="24"/>
-        </w:rPr>
-        <w:t xml:space="preserve"> So constructors cannot be </w:t>
+        <w:t xml:space="preserve">As we know, constructors are not inherited in java. Therefore, constructors are not subject to hiding or overriding. When there is no chance of </w:t>
+      </w:r>
+      <w:proofErr w:type="gramStart"/>
+      <w:r>
+        <w:rPr>
+          <w:rFonts w:ascii="Arial" w:hAnsi="Arial" w:cs="Arial"/>
+          <w:sz w:val="24"/>
+          <w:szCs w:val="24"/>
+        </w:rPr>
+        <w:t>constructor</w:t>
+      </w:r>
+      <w:proofErr w:type="gramEnd"/>
+      <w:r>
+        <w:rPr>
+          <w:rFonts w:ascii="Arial" w:hAnsi="Arial" w:cs="Arial"/>
+          <w:sz w:val="24"/>
+          <w:szCs w:val="24"/>
+        </w:rPr>
+        <w:t xml:space="preserve"> overriding, there is no chance of modification also.</w:t>
+      </w:r>
+      <w:r>
+        <w:rPr>
+          <w:rFonts w:ascii="Arial" w:hAnsi="Arial" w:cs="Arial"/>
+          <w:sz w:val="24"/>
+          <w:szCs w:val="24"/>
+        </w:rPr>
+        <w:t xml:space="preserve"> </w:t>
+      </w:r>
+      <w:proofErr w:type="gramStart"/>
+      <w:r>
+        <w:rPr>
+          <w:rFonts w:ascii="Arial" w:hAnsi="Arial" w:cs="Arial"/>
+          <w:sz w:val="24"/>
+          <w:szCs w:val="24"/>
+        </w:rPr>
+        <w:t>So</w:t>
+      </w:r>
+      <w:proofErr w:type="gramEnd"/>
+      <w:r>
+        <w:rPr>
+          <w:rFonts w:ascii="Arial" w:hAnsi="Arial" w:cs="Arial"/>
+          <w:sz w:val="24"/>
+          <w:szCs w:val="24"/>
+        </w:rPr>
+        <w:t xml:space="preserve"> constructors cannot be </w:t>
       </w:r>
       <w:r>
         <w:rPr>
@@ -4626,7 +7003,25 @@
           <w:sz w:val="24"/>
           <w:szCs w:val="24"/>
         </w:rPr>
-        <w:t>We know static keyword belongs to a class rather than the object of a class. A constructor is called when an object of a class is created, so no use of the static constructor. Another thing is that if we will declare</w:t>
+        <w:t xml:space="preserve">We know static keyword belongs to a class rather than the object of a class. A constructor is called when an object of a class is created, so no use of the static constructor. Another thing is that if </w:t>
+      </w:r>
+      <w:proofErr w:type="gramStart"/>
+      <w:r>
+        <w:rPr>
+          <w:rFonts w:ascii="Arial" w:hAnsi="Arial" w:cs="Arial"/>
+          <w:sz w:val="24"/>
+          <w:szCs w:val="24"/>
+        </w:rPr>
+        <w:t>we will</w:t>
+      </w:r>
+      <w:proofErr w:type="gramEnd"/>
+      <w:r>
+        <w:rPr>
+          <w:rFonts w:ascii="Arial" w:hAnsi="Arial" w:cs="Arial"/>
+          <w:sz w:val="24"/>
+          <w:szCs w:val="24"/>
+        </w:rPr>
+        <w:t xml:space="preserve"> declare</w:t>
       </w:r>
       <w:r>
         <w:rPr>
@@ -4652,13 +7047,23 @@
         </w:rPr>
         <w:t xml:space="preserve"> </w:t>
       </w:r>
-      <w:r>
-        <w:rPr>
-          <w:rFonts w:ascii="Arial" w:hAnsi="Arial" w:cs="Arial"/>
-          <w:sz w:val="24"/>
-          <w:szCs w:val="24"/>
-        </w:rPr>
-        <w:t xml:space="preserve">So constructors cannot be </w:t>
+      <w:proofErr w:type="gramStart"/>
+      <w:r>
+        <w:rPr>
+          <w:rFonts w:ascii="Arial" w:hAnsi="Arial" w:cs="Arial"/>
+          <w:sz w:val="24"/>
+          <w:szCs w:val="24"/>
+        </w:rPr>
+        <w:t>So</w:t>
+      </w:r>
+      <w:proofErr w:type="gramEnd"/>
+      <w:r>
+        <w:rPr>
+          <w:rFonts w:ascii="Arial" w:hAnsi="Arial" w:cs="Arial"/>
+          <w:sz w:val="24"/>
+          <w:szCs w:val="24"/>
+        </w:rPr>
+        <w:t xml:space="preserve"> constructors cannot be </w:t>
       </w:r>
       <w:r>
         <w:rPr>
@@ -4698,47 +7103,155 @@
           <w:sz w:val="24"/>
           <w:szCs w:val="24"/>
         </w:rPr>
-        <w:t>If we are declaring a constructor as abstract as we have to implement it in a child class, but we know a constructor is called implicitly when the new keyword is used so it ca</w:t>
-      </w:r>
-      <w:r>
-        <w:rPr>
-          <w:rFonts w:ascii="Arial" w:hAnsi="Arial" w:cs="Arial"/>
-          <w:sz w:val="24"/>
-          <w:szCs w:val="24"/>
-        </w:rPr>
-        <w:t>n’t lack a body and also it can</w:t>
-      </w:r>
-      <w:r>
-        <w:rPr>
-          <w:rFonts w:ascii="Arial" w:hAnsi="Arial" w:cs="Arial"/>
-          <w:sz w:val="24"/>
-          <w:szCs w:val="24"/>
-        </w:rPr>
-        <w:t>not be called as a normal method. Also, if we make a constructor abstract then we have to provide the body lat</w:t>
-      </w:r>
-      <w:r>
-        <w:rPr>
-          <w:rFonts w:ascii="Arial" w:hAnsi="Arial" w:cs="Arial"/>
-          <w:sz w:val="24"/>
-          <w:szCs w:val="24"/>
-        </w:rPr>
-        <w:t>er. But we know constructor can</w:t>
-      </w:r>
-      <w:r>
-        <w:rPr>
-          <w:rFonts w:ascii="Arial" w:hAnsi="Arial" w:cs="Arial"/>
-          <w:sz w:val="24"/>
-          <w:szCs w:val="24"/>
-        </w:rPr>
-        <w:t>not be overridden so providing body is impossible.</w:t>
-      </w:r>
-      <w:r>
-        <w:rPr>
-          <w:rFonts w:ascii="Arial" w:hAnsi="Arial" w:cs="Arial"/>
-          <w:sz w:val="24"/>
-          <w:szCs w:val="24"/>
-        </w:rPr>
-        <w:t xml:space="preserve"> So constructors cannot be </w:t>
+        <w:t xml:space="preserve">If we are declaring a constructor as abstract as we </w:t>
+      </w:r>
+      <w:proofErr w:type="gramStart"/>
+      <w:r>
+        <w:rPr>
+          <w:rFonts w:ascii="Arial" w:hAnsi="Arial" w:cs="Arial"/>
+          <w:sz w:val="24"/>
+          <w:szCs w:val="24"/>
+        </w:rPr>
+        <w:t>have to</w:t>
+      </w:r>
+      <w:proofErr w:type="gramEnd"/>
+      <w:r>
+        <w:rPr>
+          <w:rFonts w:ascii="Arial" w:hAnsi="Arial" w:cs="Arial"/>
+          <w:sz w:val="24"/>
+          <w:szCs w:val="24"/>
+        </w:rPr>
+        <w:t xml:space="preserve"> implement it in a child class, but we know a constructor is called implicitly when the new keyword is used so it ca</w:t>
+      </w:r>
+      <w:r>
+        <w:rPr>
+          <w:rFonts w:ascii="Arial" w:hAnsi="Arial" w:cs="Arial"/>
+          <w:sz w:val="24"/>
+          <w:szCs w:val="24"/>
+        </w:rPr>
+        <w:t xml:space="preserve">n’t lack a body </w:t>
+      </w:r>
+      <w:proofErr w:type="gramStart"/>
+      <w:r>
+        <w:rPr>
+          <w:rFonts w:ascii="Arial" w:hAnsi="Arial" w:cs="Arial"/>
+          <w:sz w:val="24"/>
+          <w:szCs w:val="24"/>
+        </w:rPr>
+        <w:t>and also</w:t>
+      </w:r>
+      <w:proofErr w:type="gramEnd"/>
+      <w:r>
+        <w:rPr>
+          <w:rFonts w:ascii="Arial" w:hAnsi="Arial" w:cs="Arial"/>
+          <w:sz w:val="24"/>
+          <w:szCs w:val="24"/>
+        </w:rPr>
+        <w:t xml:space="preserve"> it can</w:t>
+      </w:r>
+      <w:r>
+        <w:rPr>
+          <w:rFonts w:ascii="Arial" w:hAnsi="Arial" w:cs="Arial"/>
+          <w:sz w:val="24"/>
+          <w:szCs w:val="24"/>
+        </w:rPr>
+        <w:t xml:space="preserve">not be called as a normal method. Also, if we make a constructor abstract then we </w:t>
+      </w:r>
+      <w:proofErr w:type="gramStart"/>
+      <w:r>
+        <w:rPr>
+          <w:rFonts w:ascii="Arial" w:hAnsi="Arial" w:cs="Arial"/>
+          <w:sz w:val="24"/>
+          <w:szCs w:val="24"/>
+        </w:rPr>
+        <w:t>have to</w:t>
+      </w:r>
+      <w:proofErr w:type="gramEnd"/>
+      <w:r>
+        <w:rPr>
+          <w:rFonts w:ascii="Arial" w:hAnsi="Arial" w:cs="Arial"/>
+          <w:sz w:val="24"/>
+          <w:szCs w:val="24"/>
+        </w:rPr>
+        <w:t xml:space="preserve"> provide the body lat</w:t>
+      </w:r>
+      <w:r>
+        <w:rPr>
+          <w:rFonts w:ascii="Arial" w:hAnsi="Arial" w:cs="Arial"/>
+          <w:sz w:val="24"/>
+          <w:szCs w:val="24"/>
+        </w:rPr>
+        <w:t xml:space="preserve">er. But we know </w:t>
+      </w:r>
+      <w:proofErr w:type="gramStart"/>
+      <w:r>
+        <w:rPr>
+          <w:rFonts w:ascii="Arial" w:hAnsi="Arial" w:cs="Arial"/>
+          <w:sz w:val="24"/>
+          <w:szCs w:val="24"/>
+        </w:rPr>
+        <w:t>constructor</w:t>
+      </w:r>
+      <w:proofErr w:type="gramEnd"/>
+      <w:r>
+        <w:rPr>
+          <w:rFonts w:ascii="Arial" w:hAnsi="Arial" w:cs="Arial"/>
+          <w:sz w:val="24"/>
+          <w:szCs w:val="24"/>
+        </w:rPr>
+        <w:t xml:space="preserve"> can</w:t>
+      </w:r>
+      <w:r>
+        <w:rPr>
+          <w:rFonts w:ascii="Arial" w:hAnsi="Arial" w:cs="Arial"/>
+          <w:sz w:val="24"/>
+          <w:szCs w:val="24"/>
+        </w:rPr>
+        <w:t xml:space="preserve">not be overridden so providing </w:t>
+      </w:r>
+      <w:proofErr w:type="gramStart"/>
+      <w:r>
+        <w:rPr>
+          <w:rFonts w:ascii="Arial" w:hAnsi="Arial" w:cs="Arial"/>
+          <w:sz w:val="24"/>
+          <w:szCs w:val="24"/>
+        </w:rPr>
+        <w:t>body</w:t>
+      </w:r>
+      <w:proofErr w:type="gramEnd"/>
+      <w:r>
+        <w:rPr>
+          <w:rFonts w:ascii="Arial" w:hAnsi="Arial" w:cs="Arial"/>
+          <w:sz w:val="24"/>
+          <w:szCs w:val="24"/>
+        </w:rPr>
+        <w:t xml:space="preserve"> is impossible.</w:t>
+      </w:r>
+      <w:r>
+        <w:rPr>
+          <w:rFonts w:ascii="Arial" w:hAnsi="Arial" w:cs="Arial"/>
+          <w:sz w:val="24"/>
+          <w:szCs w:val="24"/>
+        </w:rPr>
+        <w:t xml:space="preserve"> </w:t>
+      </w:r>
+      <w:proofErr w:type="gramStart"/>
+      <w:r>
+        <w:rPr>
+          <w:rFonts w:ascii="Arial" w:hAnsi="Arial" w:cs="Arial"/>
+          <w:sz w:val="24"/>
+          <w:szCs w:val="24"/>
+        </w:rPr>
+        <w:t>So</w:t>
+      </w:r>
+      <w:proofErr w:type="gramEnd"/>
+      <w:r>
+        <w:rPr>
+          <w:rFonts w:ascii="Arial" w:hAnsi="Arial" w:cs="Arial"/>
+          <w:sz w:val="24"/>
+          <w:szCs w:val="24"/>
+        </w:rPr>
+        <w:t xml:space="preserve"> constructors cannot be </w:t>
       </w:r>
       <w:r>
         <w:rPr>
@@ -4897,8 +7410,20 @@
           <w:sz w:val="24"/>
           <w:szCs w:val="24"/>
         </w:rPr>
-        <w:t>top-level class</w:t>
-      </w:r>
+        <w:t xml:space="preserve">top-level </w:t>
+      </w:r>
+      <w:proofErr w:type="gramStart"/>
+      <w:r>
+        <w:rPr>
+          <w:rFonts w:ascii="Arial" w:hAnsi="Arial" w:cs="Arial"/>
+          <w:b/>
+          <w:i/>
+          <w:sz w:val="24"/>
+          <w:szCs w:val="24"/>
+        </w:rPr>
+        <w:t>class</w:t>
+      </w:r>
+      <w:proofErr w:type="gramEnd"/>
       <w:r>
         <w:rPr>
           <w:rFonts w:ascii="Arial" w:hAnsi="Arial" w:cs="Arial"/>
@@ -4923,7 +7448,25 @@
           <w:sz w:val="24"/>
           <w:szCs w:val="24"/>
         </w:rPr>
-        <w:t>. As the name suggested top-level class is a class that is declared in ‘.java’ file.</w:t>
+        <w:t xml:space="preserve">. As the name </w:t>
+      </w:r>
+      <w:proofErr w:type="gramStart"/>
+      <w:r>
+        <w:rPr>
+          <w:rFonts w:ascii="Arial" w:hAnsi="Arial" w:cs="Arial"/>
+          <w:sz w:val="24"/>
+          <w:szCs w:val="24"/>
+        </w:rPr>
+        <w:t>suggested</w:t>
+      </w:r>
+      <w:proofErr w:type="gramEnd"/>
+      <w:r>
+        <w:rPr>
+          <w:rFonts w:ascii="Arial" w:hAnsi="Arial" w:cs="Arial"/>
+          <w:sz w:val="24"/>
+          <w:szCs w:val="24"/>
+        </w:rPr>
+        <w:t xml:space="preserve"> top-level class is a class that is declared in ‘.java’ file.</w:t>
       </w:r>
     </w:p>
     <w:p>
@@ -4991,7 +7534,45 @@
           <w:sz w:val="24"/>
           <w:szCs w:val="24"/>
         </w:rPr>
-        <w:t xml:space="preserve"> can not make a top-level class static. You can only make nested classes either static or non-static. If you make a nested class non-static then it also referred to as Inner class.</w:t>
+        <w:t xml:space="preserve"> </w:t>
+      </w:r>
+      <w:proofErr w:type="spellStart"/>
+      <w:proofErr w:type="gramStart"/>
+      <w:r>
+        <w:rPr>
+          <w:rFonts w:ascii="Arial" w:hAnsi="Arial" w:cs="Arial"/>
+          <w:sz w:val="24"/>
+          <w:szCs w:val="24"/>
+        </w:rPr>
+        <w:t>can not</w:t>
+      </w:r>
+      <w:proofErr w:type="spellEnd"/>
+      <w:proofErr w:type="gramEnd"/>
+      <w:r>
+        <w:rPr>
+          <w:rFonts w:ascii="Arial" w:hAnsi="Arial" w:cs="Arial"/>
+          <w:sz w:val="24"/>
+          <w:szCs w:val="24"/>
+        </w:rPr>
+        <w:t xml:space="preserve"> make a top-level class static. You can only make nested classes either static or non-static. If you make a nested class non-</w:t>
+      </w:r>
+      <w:proofErr w:type="gramStart"/>
+      <w:r>
+        <w:rPr>
+          <w:rFonts w:ascii="Arial" w:hAnsi="Arial" w:cs="Arial"/>
+          <w:sz w:val="24"/>
+          <w:szCs w:val="24"/>
+        </w:rPr>
+        <w:t>static</w:t>
+      </w:r>
+      <w:proofErr w:type="gramEnd"/>
+      <w:r>
+        <w:rPr>
+          <w:rFonts w:ascii="Arial" w:hAnsi="Arial" w:cs="Arial"/>
+          <w:sz w:val="24"/>
+          <w:szCs w:val="24"/>
+        </w:rPr>
+        <w:t xml:space="preserve"> then it also referred to as Inner class.</w:t>
       </w:r>
     </w:p>
     <w:p>
@@ -5094,7 +7675,25 @@
           <w:sz w:val="24"/>
           <w:szCs w:val="24"/>
         </w:rPr>
-        <w:t xml:space="preserve">Outer class but a nonstatic nested class or Inner class requires </w:t>
+        <w:t xml:space="preserve">Outer class but a </w:t>
+      </w:r>
+      <w:proofErr w:type="spellStart"/>
+      <w:r>
+        <w:rPr>
+          <w:rFonts w:ascii="Arial" w:hAnsi="Arial" w:cs="Arial"/>
+          <w:sz w:val="24"/>
+          <w:szCs w:val="24"/>
+        </w:rPr>
+        <w:t>nonstatic</w:t>
+      </w:r>
+      <w:proofErr w:type="spellEnd"/>
+      <w:r>
+        <w:rPr>
+          <w:rFonts w:ascii="Arial" w:hAnsi="Arial" w:cs="Arial"/>
+          <w:sz w:val="24"/>
+          <w:szCs w:val="24"/>
+        </w:rPr>
+        <w:t xml:space="preserve"> nested class or Inner class requires </w:t>
       </w:r>
       <w:r>
         <w:rPr>
@@ -5154,8 +7753,18 @@
           <w:sz w:val="24"/>
           <w:szCs w:val="24"/>
         </w:rPr>
-        <w:t>Another difference between static and non-static nested class is that you cannot access non-static members e.g. method and field into nested static class directly. If you do you will get errors like “nonstatic</w:t>
-      </w:r>
+        <w:t>Another difference between static and non-static nested class is that you cannot access non-static members e.g. method and field into nested static class directly. If you do you will get errors like “</w:t>
+      </w:r>
+      <w:proofErr w:type="spellStart"/>
+      <w:r>
+        <w:rPr>
+          <w:rFonts w:ascii="Arial" w:hAnsi="Arial" w:cs="Arial"/>
+          <w:sz w:val="24"/>
+          <w:szCs w:val="24"/>
+        </w:rPr>
+        <w:t>nonstatic</w:t>
+      </w:r>
+      <w:proofErr w:type="spellEnd"/>
       <w:r>
         <w:rPr>
           <w:rFonts w:ascii="Arial" w:hAnsi="Arial" w:cs="Arial"/>
@@ -5284,7 +7893,27 @@
           <w:sz w:val="24"/>
           <w:szCs w:val="24"/>
         </w:rPr>
-        <w:t>What is the use of serialVersionUID?</w:t>
+        <w:t xml:space="preserve">What is the use of </w:t>
+      </w:r>
+      <w:proofErr w:type="spellStart"/>
+      <w:r>
+        <w:rPr>
+          <w:rFonts w:ascii="Arial" w:hAnsi="Arial" w:cs="Arial"/>
+          <w:b/>
+          <w:sz w:val="24"/>
+          <w:szCs w:val="24"/>
+        </w:rPr>
+        <w:t>serialVersionUID</w:t>
+      </w:r>
+      <w:proofErr w:type="spellEnd"/>
+      <w:r>
+        <w:rPr>
+          <w:rFonts w:ascii="Arial" w:hAnsi="Arial" w:cs="Arial"/>
+          <w:b/>
+          <w:sz w:val="24"/>
+          <w:szCs w:val="24"/>
+        </w:rPr>
+        <w:t>?</w:t>
       </w:r>
     </w:p>
     <w:p>
@@ -5310,6 +7939,7 @@
         </w:rPr>
         <w:t xml:space="preserve">If </w:t>
       </w:r>
+      <w:proofErr w:type="spellStart"/>
       <w:r>
         <w:rPr>
           <w:rFonts w:ascii="Arial" w:hAnsi="Arial" w:cs="Arial"/>
@@ -5318,14 +7948,52 @@
         </w:rPr>
         <w:t>serialVersionUID</w:t>
       </w:r>
-      <w:r>
-        <w:rPr>
-          <w:rFonts w:ascii="Arial" w:hAnsi="Arial" w:cs="Arial"/>
-          <w:sz w:val="24"/>
-          <w:szCs w:val="24"/>
-        </w:rPr>
-        <w:t xml:space="preserve"> is not present in the class and if we deserialize the object and if there was a change in the class after serialization we will get exception </w:t>
-      </w:r>
+      <w:proofErr w:type="spellEnd"/>
+      <w:r>
+        <w:rPr>
+          <w:rFonts w:ascii="Arial" w:hAnsi="Arial" w:cs="Arial"/>
+          <w:sz w:val="24"/>
+          <w:szCs w:val="24"/>
+        </w:rPr>
+        <w:t xml:space="preserve"> is not present in the class and if we deserialize the object and if there </w:t>
+      </w:r>
+      <w:proofErr w:type="gramStart"/>
+      <w:r>
+        <w:rPr>
+          <w:rFonts w:ascii="Arial" w:hAnsi="Arial" w:cs="Arial"/>
+          <w:sz w:val="24"/>
+          <w:szCs w:val="24"/>
+        </w:rPr>
+        <w:t>was</w:t>
+      </w:r>
+      <w:proofErr w:type="gramEnd"/>
+      <w:r>
+        <w:rPr>
+          <w:rFonts w:ascii="Arial" w:hAnsi="Arial" w:cs="Arial"/>
+          <w:sz w:val="24"/>
+          <w:szCs w:val="24"/>
+        </w:rPr>
+        <w:t xml:space="preserve"> a change in the class after </w:t>
+      </w:r>
+      <w:proofErr w:type="gramStart"/>
+      <w:r>
+        <w:rPr>
+          <w:rFonts w:ascii="Arial" w:hAnsi="Arial" w:cs="Arial"/>
+          <w:sz w:val="24"/>
+          <w:szCs w:val="24"/>
+        </w:rPr>
+        <w:t>serialization</w:t>
+      </w:r>
+      <w:proofErr w:type="gramEnd"/>
+      <w:r>
+        <w:rPr>
+          <w:rFonts w:ascii="Arial" w:hAnsi="Arial" w:cs="Arial"/>
+          <w:sz w:val="24"/>
+          <w:szCs w:val="24"/>
+        </w:rPr>
+        <w:t xml:space="preserve"> we will get exception </w:t>
+      </w:r>
+      <w:proofErr w:type="gramStart"/>
       <w:r>
         <w:rPr>
           <w:rFonts w:ascii="Arial" w:hAnsi="Arial" w:cs="Arial"/>
@@ -5334,7 +8002,152 @@
           <w:sz w:val="24"/>
           <w:szCs w:val="24"/>
         </w:rPr>
-        <w:t>as  java.io.InvalidClassException: com.journaldev.serialization.Employee; local class incompatible: stream classdesc serialVersionUID = -6470090944414208496, local class serialVersionUID = -6234198221249432383</w:t>
+        <w:t xml:space="preserve">as  </w:t>
+      </w:r>
+      <w:proofErr w:type="spellStart"/>
+      <w:r>
+        <w:rPr>
+          <w:rFonts w:ascii="Arial" w:hAnsi="Arial" w:cs="Arial"/>
+          <w:b/>
+          <w:i/>
+          <w:sz w:val="24"/>
+          <w:szCs w:val="24"/>
+        </w:rPr>
+        <w:t>java.io</w:t>
+      </w:r>
+      <w:proofErr w:type="gramEnd"/>
+      <w:r>
+        <w:rPr>
+          <w:rFonts w:ascii="Arial" w:hAnsi="Arial" w:cs="Arial"/>
+          <w:b/>
+          <w:i/>
+          <w:sz w:val="24"/>
+          <w:szCs w:val="24"/>
+        </w:rPr>
+        <w:t>.InvalidClassException</w:t>
+      </w:r>
+      <w:proofErr w:type="spellEnd"/>
+      <w:r>
+        <w:rPr>
+          <w:rFonts w:ascii="Arial" w:hAnsi="Arial" w:cs="Arial"/>
+          <w:b/>
+          <w:i/>
+          <w:sz w:val="24"/>
+          <w:szCs w:val="24"/>
+        </w:rPr>
+        <w:t xml:space="preserve">: </w:t>
+      </w:r>
+      <w:proofErr w:type="spellStart"/>
+      <w:proofErr w:type="gramStart"/>
+      <w:r>
+        <w:rPr>
+          <w:rFonts w:ascii="Arial" w:hAnsi="Arial" w:cs="Arial"/>
+          <w:b/>
+          <w:i/>
+          <w:sz w:val="24"/>
+          <w:szCs w:val="24"/>
+        </w:rPr>
+        <w:t>com.journaldev</w:t>
+      </w:r>
+      <w:proofErr w:type="gramEnd"/>
+      <w:r>
+        <w:rPr>
+          <w:rFonts w:ascii="Arial" w:hAnsi="Arial" w:cs="Arial"/>
+          <w:b/>
+          <w:i/>
+          <w:sz w:val="24"/>
+          <w:szCs w:val="24"/>
+        </w:rPr>
+        <w:t>.</w:t>
+      </w:r>
+      <w:proofErr w:type="gramStart"/>
+      <w:r>
+        <w:rPr>
+          <w:rFonts w:ascii="Arial" w:hAnsi="Arial" w:cs="Arial"/>
+          <w:b/>
+          <w:i/>
+          <w:sz w:val="24"/>
+          <w:szCs w:val="24"/>
+        </w:rPr>
+        <w:t>serialization.Employee</w:t>
+      </w:r>
+      <w:proofErr w:type="spellEnd"/>
+      <w:proofErr w:type="gramEnd"/>
+      <w:r>
+        <w:rPr>
+          <w:rFonts w:ascii="Arial" w:hAnsi="Arial" w:cs="Arial"/>
+          <w:b/>
+          <w:i/>
+          <w:sz w:val="24"/>
+          <w:szCs w:val="24"/>
+        </w:rPr>
+        <w:t xml:space="preserve">; local class incompatible: stream </w:t>
+      </w:r>
+      <w:proofErr w:type="spellStart"/>
+      <w:r>
+        <w:rPr>
+          <w:rFonts w:ascii="Arial" w:hAnsi="Arial" w:cs="Arial"/>
+          <w:b/>
+          <w:i/>
+          <w:sz w:val="24"/>
+          <w:szCs w:val="24"/>
+        </w:rPr>
+        <w:t>classdesc</w:t>
+      </w:r>
+      <w:proofErr w:type="spellEnd"/>
+      <w:r>
+        <w:rPr>
+          <w:rFonts w:ascii="Arial" w:hAnsi="Arial" w:cs="Arial"/>
+          <w:b/>
+          <w:i/>
+          <w:sz w:val="24"/>
+          <w:szCs w:val="24"/>
+        </w:rPr>
+        <w:t xml:space="preserve"> </w:t>
+      </w:r>
+      <w:proofErr w:type="spellStart"/>
+      <w:r>
+        <w:rPr>
+          <w:rFonts w:ascii="Arial" w:hAnsi="Arial" w:cs="Arial"/>
+          <w:b/>
+          <w:i/>
+          <w:sz w:val="24"/>
+          <w:szCs w:val="24"/>
+        </w:rPr>
+        <w:t>serialVersionUID</w:t>
+      </w:r>
+      <w:proofErr w:type="spellEnd"/>
+      <w:r>
+        <w:rPr>
+          <w:rFonts w:ascii="Arial" w:hAnsi="Arial" w:cs="Arial"/>
+          <w:b/>
+          <w:i/>
+          <w:sz w:val="24"/>
+          <w:szCs w:val="24"/>
+        </w:rPr>
+        <w:t xml:space="preserve"> = -6470090944414208496, local class </w:t>
+      </w:r>
+      <w:proofErr w:type="spellStart"/>
+      <w:r>
+        <w:rPr>
+          <w:rFonts w:ascii="Arial" w:hAnsi="Arial" w:cs="Arial"/>
+          <w:b/>
+          <w:i/>
+          <w:sz w:val="24"/>
+          <w:szCs w:val="24"/>
+        </w:rPr>
+        <w:t>serialVersionUID</w:t>
+      </w:r>
+      <w:proofErr w:type="spellEnd"/>
+      <w:r>
+        <w:rPr>
+          <w:rFonts w:ascii="Arial" w:hAnsi="Arial" w:cs="Arial"/>
+          <w:b/>
+          <w:i/>
+          <w:sz w:val="24"/>
+          <w:szCs w:val="24"/>
+        </w:rPr>
+        <w:t xml:space="preserve"> = -6234198221249432383</w:t>
       </w:r>
     </w:p>
     <w:p>
@@ -5358,7 +8171,27 @@
           <w:sz w:val="24"/>
           <w:szCs w:val="24"/>
         </w:rPr>
-        <w:t>Can we have try and catch block inside a static block?</w:t>
+        <w:t xml:space="preserve">Can we have </w:t>
+      </w:r>
+      <w:proofErr w:type="gramStart"/>
+      <w:r>
+        <w:rPr>
+          <w:rFonts w:ascii="Arial" w:hAnsi="Arial" w:cs="Arial"/>
+          <w:b/>
+          <w:sz w:val="24"/>
+          <w:szCs w:val="24"/>
+        </w:rPr>
+        <w:t>try</w:t>
+      </w:r>
+      <w:proofErr w:type="gramEnd"/>
+      <w:r>
+        <w:rPr>
+          <w:rFonts w:ascii="Arial" w:hAnsi="Arial" w:cs="Arial"/>
+          <w:b/>
+          <w:sz w:val="24"/>
+          <w:szCs w:val="24"/>
+        </w:rPr>
+        <w:t xml:space="preserve"> and catch block inside a static block?</w:t>
       </w:r>
     </w:p>
     <w:p>
@@ -5404,7 +8237,27 @@
           <w:sz w:val="24"/>
           <w:szCs w:val="24"/>
         </w:rPr>
-        <w:t>On what order we should catch the exceptions?</w:t>
+        <w:t xml:space="preserve">On what order </w:t>
+      </w:r>
+      <w:proofErr w:type="gramStart"/>
+      <w:r>
+        <w:rPr>
+          <w:rFonts w:ascii="Arial" w:hAnsi="Arial" w:cs="Arial"/>
+          <w:b/>
+          <w:sz w:val="24"/>
+          <w:szCs w:val="24"/>
+        </w:rPr>
+        <w:t>we should</w:t>
+      </w:r>
+      <w:proofErr w:type="gramEnd"/>
+      <w:r>
+        <w:rPr>
+          <w:rFonts w:ascii="Arial" w:hAnsi="Arial" w:cs="Arial"/>
+          <w:b/>
+          <w:sz w:val="24"/>
+          <w:szCs w:val="24"/>
+        </w:rPr>
+        <w:t xml:space="preserve"> catch the exceptions?</w:t>
       </w:r>
     </w:p>
     <w:p>
@@ -5444,6 +8297,7 @@
         </w:rPr>
         <w:t xml:space="preserve">belong to the same hierarchy, </w:t>
       </w:r>
+      <w:proofErr w:type="gramStart"/>
       <w:r>
         <w:rPr>
           <w:rFonts w:ascii="Arial" w:hAnsi="Arial" w:cs="Arial"/>
@@ -5452,6 +8306,7 @@
         </w:rPr>
         <w:t>We</w:t>
       </w:r>
+      <w:proofErr w:type="gramEnd"/>
       <w:r>
         <w:rPr>
           <w:rFonts w:ascii="Arial" w:hAnsi="Arial" w:cs="Arial"/>
@@ -5506,7 +8361,882 @@
     <w:p>
       <w:pPr>
         <w:pStyle w:val="ListParagraph"/>
-        <w:ind w:left="1440"/>
+        <w:numPr>
+          <w:ilvl w:val="0"/>
+          <w:numId w:val="6"/>
+        </w:numPr>
+        <w:rPr>
+          <w:rFonts w:ascii="Arial" w:hAnsi="Arial" w:cs="Arial"/>
+          <w:b/>
+          <w:bCs/>
+          <w:sz w:val="24"/>
+          <w:szCs w:val="24"/>
+        </w:rPr>
+      </w:pPr>
+      <w:r>
+        <w:rPr>
+          <w:rFonts w:ascii="Arial" w:hAnsi="Arial" w:cs="Arial"/>
+          <w:b/>
+          <w:bCs/>
+          <w:sz w:val="24"/>
+          <w:szCs w:val="24"/>
+        </w:rPr>
+        <w:t xml:space="preserve">Why Is It Safer to Store Passwords in a </w:t>
+      </w:r>
+      <w:proofErr w:type="gramStart"/>
+      <w:r>
+        <w:rPr>
+          <w:rFonts w:ascii="Arial" w:hAnsi="Arial" w:cs="Arial"/>
+          <w:b/>
+          <w:bCs/>
+          <w:sz w:val="24"/>
+          <w:szCs w:val="24"/>
+        </w:rPr>
+        <w:t>Char[</w:t>
+      </w:r>
+      <w:proofErr w:type="gramEnd"/>
+      <w:r>
+        <w:rPr>
+          <w:rFonts w:ascii="Arial" w:hAnsi="Arial" w:cs="Arial"/>
+          <w:b/>
+          <w:bCs/>
+          <w:sz w:val="24"/>
+          <w:szCs w:val="24"/>
+        </w:rPr>
+        <w:t>] Array Rather Than a String?</w:t>
+      </w:r>
+    </w:p>
+    <w:p>
+      <w:pPr>
+        <w:pStyle w:val="ListParagraph"/>
+        <w:numPr>
+          <w:ilvl w:val="0"/>
+          <w:numId w:val="17"/>
+        </w:numPr>
+        <w:rPr>
+          <w:rFonts w:ascii="Arial" w:hAnsi="Arial" w:cs="Arial"/>
+          <w:sz w:val="24"/>
+          <w:szCs w:val="24"/>
+        </w:rPr>
+      </w:pPr>
+      <w:r>
+        <w:rPr>
+          <w:rFonts w:ascii="Arial" w:hAnsi="Arial" w:cs="Arial"/>
+          <w:sz w:val="24"/>
+          <w:szCs w:val="24"/>
+        </w:rPr>
+        <w:t xml:space="preserve">Storing passwords in a String is not safe because Strings are immutable — you can’t change or clear them, and they stay in memory until garbage collection. This means sensitive data may hang around longer than needed. With a </w:t>
+      </w:r>
+      <w:proofErr w:type="gramStart"/>
+      <w:r>
+        <w:rPr>
+          <w:rFonts w:ascii="Arial" w:hAnsi="Arial" w:cs="Arial"/>
+          <w:sz w:val="24"/>
+          <w:szCs w:val="24"/>
+        </w:rPr>
+        <w:t>char[</w:t>
+      </w:r>
+      <w:proofErr w:type="gramEnd"/>
+      <w:r>
+        <w:rPr>
+          <w:rFonts w:ascii="Arial" w:hAnsi="Arial" w:cs="Arial"/>
+          <w:sz w:val="24"/>
+          <w:szCs w:val="24"/>
+        </w:rPr>
+        <w:t>], you can overwrite or clear the data right away, giving you more control. It’s not 100% secure, but it reduces the chance of exposing passwords.</w:t>
+      </w:r>
+    </w:p>
+    <w:p>
+      <w:pPr>
+        <w:pStyle w:val="ListParagraph"/>
+        <w:numPr>
+          <w:ilvl w:val="0"/>
+          <w:numId w:val="6"/>
+        </w:numPr>
+        <w:rPr>
+          <w:rFonts w:ascii="Arial" w:hAnsi="Arial" w:cs="Arial"/>
+          <w:b/>
+          <w:bCs/>
+          <w:sz w:val="24"/>
+          <w:szCs w:val="24"/>
+        </w:rPr>
+      </w:pPr>
+      <w:r>
+        <w:rPr>
+          <w:rFonts w:ascii="Arial" w:hAnsi="Arial" w:cs="Arial"/>
+          <w:b/>
+          <w:bCs/>
+          <w:sz w:val="24"/>
+          <w:szCs w:val="24"/>
+        </w:rPr>
+        <w:t xml:space="preserve">What are </w:t>
+      </w:r>
+      <w:proofErr w:type="gramStart"/>
+      <w:r>
+        <w:rPr>
+          <w:rFonts w:ascii="Arial" w:hAnsi="Arial" w:cs="Arial"/>
+          <w:b/>
+          <w:bCs/>
+          <w:sz w:val="24"/>
+          <w:szCs w:val="24"/>
+        </w:rPr>
+        <w:t>alternate</w:t>
+      </w:r>
+      <w:proofErr w:type="gramEnd"/>
+      <w:r>
+        <w:rPr>
+          <w:rFonts w:ascii="Arial" w:hAnsi="Arial" w:cs="Arial"/>
+          <w:b/>
+          <w:bCs/>
+          <w:sz w:val="24"/>
+          <w:szCs w:val="24"/>
+        </w:rPr>
+        <w:t xml:space="preserve"> to HashMap?</w:t>
+      </w:r>
+    </w:p>
+    <w:p>
+      <w:pPr>
+        <w:pStyle w:val="ListParagraph"/>
+        <w:numPr>
+          <w:ilvl w:val="0"/>
+          <w:numId w:val="17"/>
+        </w:numPr>
+        <w:rPr>
+          <w:rFonts w:ascii="Arial" w:hAnsi="Arial" w:cs="Arial"/>
+          <w:sz w:val="24"/>
+          <w:szCs w:val="24"/>
+        </w:rPr>
+      </w:pPr>
+      <w:proofErr w:type="spellStart"/>
+      <w:r>
+        <w:rPr>
+          <w:rFonts w:ascii="Arial" w:hAnsi="Arial" w:cs="Arial"/>
+          <w:sz w:val="24"/>
+          <w:szCs w:val="24"/>
+        </w:rPr>
+        <w:t>WeakHashMap</w:t>
+      </w:r>
+      <w:proofErr w:type="spellEnd"/>
+      <w:r>
+        <w:rPr>
+          <w:rFonts w:ascii="Arial" w:hAnsi="Arial" w:cs="Arial"/>
+          <w:sz w:val="24"/>
+          <w:szCs w:val="24"/>
+        </w:rPr>
+        <w:t xml:space="preserve"> — The Secret to Self-Cleaning Caches</w:t>
+      </w:r>
+    </w:p>
+    <w:p>
+      <w:pPr>
+        <w:pStyle w:val="ListParagraph"/>
+        <w:numPr>
+          <w:ilvl w:val="0"/>
+          <w:numId w:val="29"/>
+        </w:numPr>
+        <w:rPr>
+          <w:rFonts w:ascii="Arial" w:hAnsi="Arial" w:cs="Arial"/>
+          <w:sz w:val="24"/>
+          <w:szCs w:val="24"/>
+        </w:rPr>
+      </w:pPr>
+      <w:r>
+        <w:rPr>
+          <w:rFonts w:ascii="Arial" w:hAnsi="Arial" w:cs="Arial"/>
+          <w:sz w:val="24"/>
+          <w:szCs w:val="24"/>
+        </w:rPr>
+        <w:t>It holds keys with weak references. When no other code points to a key, the GC reclaims it, and the entry vanishes automatically.</w:t>
+      </w:r>
+    </w:p>
+    <w:p>
+      <w:pPr>
+        <w:pStyle w:val="ListParagraph"/>
+        <w:numPr>
+          <w:ilvl w:val="0"/>
+          <w:numId w:val="29"/>
+        </w:numPr>
+        <w:rPr>
+          <w:rFonts w:ascii="Arial" w:hAnsi="Arial" w:cs="Arial"/>
+          <w:sz w:val="24"/>
+          <w:szCs w:val="24"/>
+        </w:rPr>
+      </w:pPr>
+      <w:r>
+        <w:rPr>
+          <w:rFonts w:ascii="Arial" w:hAnsi="Arial" w:cs="Arial"/>
+          <w:b/>
+          <w:bCs/>
+          <w:sz w:val="24"/>
+          <w:szCs w:val="24"/>
+        </w:rPr>
+        <w:t>When to use it</w:t>
+      </w:r>
+      <w:r>
+        <w:rPr>
+          <w:rFonts w:ascii="Arial" w:hAnsi="Arial" w:cs="Arial"/>
+          <w:sz w:val="24"/>
+          <w:szCs w:val="24"/>
+        </w:rPr>
+        <w:t>: temporary caches, listeners, metadata tied to objects.</w:t>
+      </w:r>
+    </w:p>
+    <w:p>
+      <w:pPr>
+        <w:pStyle w:val="ListParagraph"/>
+        <w:numPr>
+          <w:ilvl w:val="0"/>
+          <w:numId w:val="29"/>
+        </w:numPr>
+        <w:rPr>
+          <w:rFonts w:ascii="Arial" w:hAnsi="Arial" w:cs="Arial"/>
+          <w:sz w:val="24"/>
+          <w:szCs w:val="24"/>
+        </w:rPr>
+      </w:pPr>
+      <w:r>
+        <w:rPr>
+          <w:rFonts w:ascii="Arial" w:hAnsi="Arial" w:cs="Arial"/>
+          <w:b/>
+          <w:bCs/>
+          <w:sz w:val="24"/>
+          <w:szCs w:val="24"/>
+        </w:rPr>
+        <w:t>When not to</w:t>
+      </w:r>
+      <w:r>
+        <w:rPr>
+          <w:rFonts w:ascii="Arial" w:hAnsi="Arial" w:cs="Arial"/>
+          <w:sz w:val="24"/>
+          <w:szCs w:val="24"/>
+        </w:rPr>
+        <w:t>: anything where keys must persist, like DB indexes or stable configs.</w:t>
+      </w:r>
+    </w:p>
+    <w:p>
+      <w:pPr>
+        <w:pStyle w:val="ListParagraph"/>
+        <w:numPr>
+          <w:ilvl w:val="0"/>
+          <w:numId w:val="17"/>
+        </w:numPr>
+        <w:rPr>
+          <w:rFonts w:ascii="Arial" w:hAnsi="Arial" w:cs="Arial"/>
+          <w:sz w:val="24"/>
+          <w:szCs w:val="24"/>
+        </w:rPr>
+      </w:pPr>
+      <w:r>
+        <w:rPr>
+          <w:rFonts w:ascii="Arial" w:hAnsi="Arial" w:cs="Arial"/>
+          <w:sz w:val="24"/>
+          <w:szCs w:val="24"/>
+        </w:rPr>
+        <w:t xml:space="preserve"> </w:t>
+      </w:r>
+      <w:proofErr w:type="spellStart"/>
+      <w:r>
+        <w:rPr>
+          <w:rFonts w:ascii="Arial" w:hAnsi="Arial" w:cs="Arial"/>
+          <w:sz w:val="24"/>
+          <w:szCs w:val="24"/>
+        </w:rPr>
+        <w:t>IdentityHashMap</w:t>
+      </w:r>
+      <w:proofErr w:type="spellEnd"/>
+      <w:r>
+        <w:rPr>
+          <w:rFonts w:ascii="Arial" w:hAnsi="Arial" w:cs="Arial"/>
+          <w:sz w:val="24"/>
+          <w:szCs w:val="24"/>
+        </w:rPr>
+        <w:t xml:space="preserve"> — </w:t>
+      </w:r>
+      <w:proofErr w:type="gramStart"/>
+      <w:r>
+        <w:rPr>
+          <w:rFonts w:ascii="Arial" w:hAnsi="Arial" w:cs="Arial"/>
+          <w:sz w:val="24"/>
+          <w:szCs w:val="24"/>
+        </w:rPr>
+        <w:t>When .equals</w:t>
+      </w:r>
+      <w:proofErr w:type="gramEnd"/>
+      <w:r>
+        <w:rPr>
+          <w:rFonts w:ascii="Arial" w:hAnsi="Arial" w:cs="Arial"/>
+          <w:sz w:val="24"/>
+          <w:szCs w:val="24"/>
+        </w:rPr>
+        <w:t>() Betrays You</w:t>
+      </w:r>
+    </w:p>
+    <w:p>
+      <w:pPr>
+        <w:pStyle w:val="ListParagraph"/>
+        <w:numPr>
+          <w:ilvl w:val="0"/>
+          <w:numId w:val="30"/>
+        </w:numPr>
+        <w:rPr>
+          <w:rFonts w:ascii="Arial" w:hAnsi="Arial" w:cs="Arial"/>
+          <w:sz w:val="24"/>
+          <w:szCs w:val="24"/>
+        </w:rPr>
+      </w:pPr>
+      <w:r>
+        <w:rPr>
+          <w:rFonts w:ascii="Arial" w:hAnsi="Arial" w:cs="Arial"/>
+          <w:sz w:val="24"/>
+          <w:szCs w:val="24"/>
+        </w:rPr>
+        <w:t>T</w:t>
+      </w:r>
+      <w:r>
+        <w:rPr>
+          <w:rFonts w:ascii="Arial" w:hAnsi="Arial" w:cs="Arial"/>
+          <w:sz w:val="24"/>
+          <w:szCs w:val="24"/>
+        </w:rPr>
+        <w:t>wo Person objects with the same name and age, but from different sources. HashMap collapsed them into one.</w:t>
+      </w:r>
+    </w:p>
+    <w:p>
+      <w:pPr>
+        <w:pStyle w:val="ListParagraph"/>
+        <w:numPr>
+          <w:ilvl w:val="0"/>
+          <w:numId w:val="30"/>
+        </w:numPr>
+        <w:rPr>
+          <w:rFonts w:ascii="Arial" w:hAnsi="Arial" w:cs="Arial"/>
+          <w:sz w:val="24"/>
+          <w:szCs w:val="24"/>
+        </w:rPr>
+      </w:pPr>
+      <w:proofErr w:type="spellStart"/>
+      <w:r>
+        <w:rPr>
+          <w:rFonts w:ascii="Arial" w:hAnsi="Arial" w:cs="Arial"/>
+          <w:sz w:val="24"/>
+          <w:szCs w:val="24"/>
+        </w:rPr>
+        <w:t>IdentityHashMap</w:t>
+      </w:r>
+      <w:proofErr w:type="spellEnd"/>
+      <w:r>
+        <w:rPr>
+          <w:rFonts w:ascii="Arial" w:hAnsi="Arial" w:cs="Arial"/>
+          <w:sz w:val="24"/>
+          <w:szCs w:val="24"/>
+        </w:rPr>
+        <w:t> </w:t>
+      </w:r>
+      <w:proofErr w:type="gramStart"/>
+      <w:r>
+        <w:rPr>
+          <w:rFonts w:ascii="Arial" w:hAnsi="Arial" w:cs="Arial"/>
+          <w:sz w:val="24"/>
+          <w:szCs w:val="24"/>
+        </w:rPr>
+        <w:t>ignores .equals</w:t>
+      </w:r>
+      <w:proofErr w:type="gramEnd"/>
+      <w:r>
+        <w:rPr>
+          <w:rFonts w:ascii="Arial" w:hAnsi="Arial" w:cs="Arial"/>
+          <w:sz w:val="24"/>
+          <w:szCs w:val="24"/>
+        </w:rPr>
+        <w:t>() completely.</w:t>
+      </w:r>
+      <w:r>
+        <w:rPr>
+          <w:rFonts w:ascii="Arial" w:hAnsi="Arial" w:cs="Arial"/>
+          <w:sz w:val="24"/>
+          <w:szCs w:val="24"/>
+        </w:rPr>
+        <w:t xml:space="preserve"> </w:t>
+      </w:r>
+      <w:r>
+        <w:rPr>
+          <w:rFonts w:ascii="Arial" w:hAnsi="Arial" w:cs="Arial"/>
+          <w:sz w:val="24"/>
+          <w:szCs w:val="24"/>
+        </w:rPr>
+        <w:t>It uses the object’s memory address (==) as the identity.</w:t>
+      </w:r>
+    </w:p>
+    <w:p>
+      <w:pPr>
+        <w:pStyle w:val="ListParagraph"/>
+        <w:numPr>
+          <w:ilvl w:val="0"/>
+          <w:numId w:val="30"/>
+        </w:numPr>
+        <w:rPr>
+          <w:rFonts w:ascii="Arial" w:hAnsi="Arial" w:cs="Arial"/>
+          <w:sz w:val="24"/>
+          <w:szCs w:val="24"/>
+        </w:rPr>
+      </w:pPr>
+      <w:r>
+        <w:rPr>
+          <w:rFonts w:ascii="Arial" w:hAnsi="Arial" w:cs="Arial"/>
+          <w:b/>
+          <w:bCs/>
+          <w:sz w:val="24"/>
+          <w:szCs w:val="24"/>
+        </w:rPr>
+        <w:t>When to use it</w:t>
+      </w:r>
+      <w:r>
+        <w:rPr>
+          <w:rFonts w:ascii="Arial" w:hAnsi="Arial" w:cs="Arial"/>
+          <w:sz w:val="24"/>
+          <w:szCs w:val="24"/>
+        </w:rPr>
+        <w:t>: frameworks, parsers, dependency injection graphs.</w:t>
+      </w:r>
+    </w:p>
+    <w:p>
+      <w:pPr>
+        <w:pStyle w:val="ListParagraph"/>
+        <w:numPr>
+          <w:ilvl w:val="0"/>
+          <w:numId w:val="30"/>
+        </w:numPr>
+        <w:rPr>
+          <w:rFonts w:ascii="Arial" w:hAnsi="Arial" w:cs="Arial"/>
+          <w:sz w:val="24"/>
+          <w:szCs w:val="24"/>
+        </w:rPr>
+      </w:pPr>
+      <w:r>
+        <w:rPr>
+          <w:rFonts w:ascii="Arial" w:hAnsi="Arial" w:cs="Arial"/>
+          <w:b/>
+          <w:bCs/>
+          <w:sz w:val="24"/>
+          <w:szCs w:val="24"/>
+        </w:rPr>
+        <w:t>When not to:</w:t>
+      </w:r>
+      <w:r>
+        <w:rPr>
+          <w:rFonts w:ascii="Arial" w:hAnsi="Arial" w:cs="Arial"/>
+          <w:sz w:val="24"/>
+          <w:szCs w:val="24"/>
+        </w:rPr>
+        <w:t xml:space="preserve"> when logical equality (equals) is what you really want.</w:t>
+      </w:r>
+    </w:p>
+    <w:p>
+      <w:pPr>
+        <w:pStyle w:val="ListParagraph"/>
+        <w:numPr>
+          <w:ilvl w:val="0"/>
+          <w:numId w:val="17"/>
+        </w:numPr>
+        <w:rPr>
+          <w:rFonts w:ascii="Arial" w:hAnsi="Arial" w:cs="Arial"/>
+          <w:sz w:val="24"/>
+          <w:szCs w:val="24"/>
+        </w:rPr>
+      </w:pPr>
+      <w:proofErr w:type="spellStart"/>
+      <w:r>
+        <w:rPr>
+          <w:rFonts w:ascii="Arial" w:hAnsi="Arial" w:cs="Arial"/>
+          <w:sz w:val="24"/>
+          <w:szCs w:val="24"/>
+        </w:rPr>
+        <w:t>EnumMap</w:t>
+      </w:r>
+      <w:proofErr w:type="spellEnd"/>
+      <w:r>
+        <w:rPr>
+          <w:rFonts w:ascii="Arial" w:hAnsi="Arial" w:cs="Arial"/>
+          <w:sz w:val="24"/>
+          <w:szCs w:val="24"/>
+        </w:rPr>
+        <w:t xml:space="preserve"> — The Ferrari for Fixed Keys</w:t>
+      </w:r>
+    </w:p>
+    <w:p>
+      <w:pPr>
+        <w:pStyle w:val="ListParagraph"/>
+        <w:numPr>
+          <w:ilvl w:val="0"/>
+          <w:numId w:val="31"/>
+        </w:numPr>
+        <w:rPr>
+          <w:rFonts w:ascii="Arial" w:hAnsi="Arial" w:cs="Arial"/>
+          <w:sz w:val="24"/>
+          <w:szCs w:val="24"/>
+        </w:rPr>
+      </w:pPr>
+      <w:r>
+        <w:rPr>
+          <w:rFonts w:ascii="Arial" w:hAnsi="Arial" w:cs="Arial"/>
+          <w:sz w:val="24"/>
+          <w:szCs w:val="24"/>
+        </w:rPr>
+        <w:t>Enums are everywhere in real-world code: status codes, workflow states, error types.</w:t>
+      </w:r>
+      <w:r>
+        <w:rPr>
+          <w:rFonts w:ascii="Arial" w:hAnsi="Arial" w:cs="Arial"/>
+          <w:sz w:val="24"/>
+          <w:szCs w:val="24"/>
+        </w:rPr>
+        <w:t xml:space="preserve"> </w:t>
+      </w:r>
+      <w:r>
+        <w:rPr>
+          <w:rFonts w:ascii="Arial" w:hAnsi="Arial" w:cs="Arial"/>
+          <w:sz w:val="24"/>
+          <w:szCs w:val="24"/>
+        </w:rPr>
+        <w:t xml:space="preserve">And yet, most </w:t>
+      </w:r>
+      <w:proofErr w:type="spellStart"/>
+      <w:r>
+        <w:rPr>
+          <w:rFonts w:ascii="Arial" w:hAnsi="Arial" w:cs="Arial"/>
+          <w:sz w:val="24"/>
+          <w:szCs w:val="24"/>
+        </w:rPr>
+        <w:t>devs</w:t>
+      </w:r>
+      <w:proofErr w:type="spellEnd"/>
+      <w:r>
+        <w:rPr>
+          <w:rFonts w:ascii="Arial" w:hAnsi="Arial" w:cs="Arial"/>
+          <w:sz w:val="24"/>
+          <w:szCs w:val="24"/>
+        </w:rPr>
+        <w:t xml:space="preserve"> shove them into </w:t>
+      </w:r>
+      <w:proofErr w:type="spellStart"/>
+      <w:r>
+        <w:rPr>
+          <w:rFonts w:ascii="Arial" w:hAnsi="Arial" w:cs="Arial"/>
+          <w:sz w:val="24"/>
+          <w:szCs w:val="24"/>
+        </w:rPr>
+        <w:t>HashMaps</w:t>
+      </w:r>
+      <w:proofErr w:type="spellEnd"/>
+      <w:r>
+        <w:rPr>
+          <w:rFonts w:ascii="Arial" w:hAnsi="Arial" w:cs="Arial"/>
+          <w:sz w:val="24"/>
+          <w:szCs w:val="24"/>
+        </w:rPr>
+        <w:t>, wasting cycles on hashing and boxing.</w:t>
+      </w:r>
+    </w:p>
+    <w:p>
+      <w:pPr>
+        <w:pStyle w:val="ListParagraph"/>
+        <w:numPr>
+          <w:ilvl w:val="0"/>
+          <w:numId w:val="31"/>
+        </w:numPr>
+        <w:rPr>
+          <w:rFonts w:ascii="Arial" w:hAnsi="Arial" w:cs="Arial"/>
+          <w:sz w:val="24"/>
+          <w:szCs w:val="24"/>
+        </w:rPr>
+      </w:pPr>
+      <w:proofErr w:type="spellStart"/>
+      <w:r>
+        <w:rPr>
+          <w:rFonts w:ascii="Arial" w:hAnsi="Arial" w:cs="Arial"/>
+          <w:sz w:val="24"/>
+          <w:szCs w:val="24"/>
+        </w:rPr>
+        <w:t>EnumMap</w:t>
+      </w:r>
+      <w:proofErr w:type="spellEnd"/>
+      <w:r>
+        <w:rPr>
+          <w:rFonts w:ascii="Arial" w:hAnsi="Arial" w:cs="Arial"/>
+          <w:sz w:val="24"/>
+          <w:szCs w:val="24"/>
+        </w:rPr>
+        <w:t xml:space="preserve"> is </w:t>
+      </w:r>
+      <w:r>
+        <w:rPr>
+          <w:rFonts w:ascii="Arial" w:hAnsi="Arial" w:cs="Arial"/>
+          <w:b/>
+          <w:bCs/>
+          <w:sz w:val="24"/>
+          <w:szCs w:val="24"/>
+        </w:rPr>
+        <w:t>backed by an array under the hood</w:t>
+      </w:r>
+      <w:r>
+        <w:rPr>
+          <w:rFonts w:ascii="Arial" w:hAnsi="Arial" w:cs="Arial"/>
+          <w:sz w:val="24"/>
+          <w:szCs w:val="24"/>
+        </w:rPr>
+        <w:t xml:space="preserve">, which means lookups are </w:t>
+      </w:r>
+      <w:proofErr w:type="gramStart"/>
+      <w:r>
+        <w:rPr>
+          <w:rFonts w:ascii="Arial" w:hAnsi="Arial" w:cs="Arial"/>
+          <w:sz w:val="24"/>
+          <w:szCs w:val="24"/>
+        </w:rPr>
+        <w:t>O(</w:t>
+      </w:r>
+      <w:proofErr w:type="gramEnd"/>
+      <w:r>
+        <w:rPr>
+          <w:rFonts w:ascii="Arial" w:hAnsi="Arial" w:cs="Arial"/>
+          <w:sz w:val="24"/>
+          <w:szCs w:val="24"/>
+        </w:rPr>
+        <w:t>1) and lightning fast.</w:t>
+      </w:r>
+    </w:p>
+    <w:p>
+      <w:pPr>
+        <w:pStyle w:val="ListParagraph"/>
+        <w:numPr>
+          <w:ilvl w:val="0"/>
+          <w:numId w:val="31"/>
+        </w:numPr>
+        <w:rPr>
+          <w:rFonts w:ascii="Arial" w:hAnsi="Arial" w:cs="Arial"/>
+          <w:sz w:val="24"/>
+          <w:szCs w:val="24"/>
+        </w:rPr>
+      </w:pPr>
+      <w:r>
+        <w:rPr>
+          <w:rFonts w:ascii="Arial" w:hAnsi="Arial" w:cs="Arial"/>
+          <w:sz w:val="24"/>
+          <w:szCs w:val="24"/>
+        </w:rPr>
+        <w:drawing>
+          <wp:inline distT="0" distB="0" distL="0" distR="0" wp14:anchorId="6AB706F1" wp14:editId="282F0B45">
+            <wp:extent cx="5029902" cy="1476581"/>
+            <wp:effectExtent l="0" t="0" r="0" b="9525"/>
+            <wp:docPr id="1496244463" name="Picture 1" descr="A computer code with text&#10;&#10;AI-generated content may be incorrect."/>
+            <wp:cNvGraphicFramePr>
+              <a:graphicFrameLocks xmlns:a="http://schemas.openxmlformats.org/drawingml/2006/main" noChangeAspect="1"/>
+            </wp:cNvGraphicFramePr>
+            <a:graphic xmlns:a="http://schemas.openxmlformats.org/drawingml/2006/main">
+              <a:graphicData uri="http://schemas.openxmlformats.org/drawingml/2006/picture">
+                <pic:pic xmlns:pic="http://schemas.openxmlformats.org/drawingml/2006/picture">
+                  <pic:nvPicPr>
+                    <pic:cNvPr id="1496244463" name="Picture 1" descr="A computer code with text&#10;&#10;AI-generated content may be incorrect."/>
+                    <pic:cNvPicPr/>
+                  </pic:nvPicPr>
+                  <pic:blipFill>
+                    <a:blip r:embed="rId9"/>
+                    <a:stretch>
+                      <a:fillRect/>
+                    </a:stretch>
+                  </pic:blipFill>
+                  <pic:spPr>
+                    <a:xfrm>
+                      <a:off x="0" y="0"/>
+                      <a:ext cx="5029902" cy="1476581"/>
+                    </a:xfrm>
+                    <a:prstGeom prst="rect">
+                      <a:avLst/>
+                    </a:prstGeom>
+                  </pic:spPr>
+                </pic:pic>
+              </a:graphicData>
+            </a:graphic>
+          </wp:inline>
+        </w:drawing>
+      </w:r>
+    </w:p>
+    <w:p>
+      <w:pPr>
+        <w:pStyle w:val="ListParagraph"/>
+        <w:numPr>
+          <w:ilvl w:val="0"/>
+          <w:numId w:val="31"/>
+        </w:numPr>
+        <w:rPr>
+          <w:rFonts w:ascii="Arial" w:hAnsi="Arial" w:cs="Arial"/>
+          <w:sz w:val="24"/>
+          <w:szCs w:val="24"/>
+        </w:rPr>
+      </w:pPr>
+      <w:r>
+        <w:rPr>
+          <w:rFonts w:ascii="Arial" w:hAnsi="Arial" w:cs="Arial"/>
+          <w:sz w:val="24"/>
+          <w:szCs w:val="24"/>
+        </w:rPr>
+        <w:t xml:space="preserve">In my benchmarks, </w:t>
+      </w:r>
+      <w:proofErr w:type="spellStart"/>
+      <w:r>
+        <w:rPr>
+          <w:rFonts w:ascii="Arial" w:hAnsi="Arial" w:cs="Arial"/>
+          <w:sz w:val="24"/>
+          <w:szCs w:val="24"/>
+        </w:rPr>
+        <w:t>EnumMap</w:t>
+      </w:r>
+      <w:proofErr w:type="spellEnd"/>
+      <w:r>
+        <w:rPr>
+          <w:rFonts w:ascii="Arial" w:hAnsi="Arial" w:cs="Arial"/>
+          <w:sz w:val="24"/>
+          <w:szCs w:val="24"/>
+        </w:rPr>
+        <w:t xml:space="preserve"> ran </w:t>
+      </w:r>
+      <w:r>
+        <w:rPr>
+          <w:rFonts w:ascii="Arial" w:hAnsi="Arial" w:cs="Arial"/>
+          <w:b/>
+          <w:bCs/>
+          <w:sz w:val="24"/>
+          <w:szCs w:val="24"/>
+        </w:rPr>
+        <w:t>2–3× faster</w:t>
+      </w:r>
+      <w:r>
+        <w:rPr>
+          <w:rFonts w:ascii="Arial" w:hAnsi="Arial" w:cs="Arial"/>
+          <w:sz w:val="24"/>
+          <w:szCs w:val="24"/>
+        </w:rPr>
+        <w:t xml:space="preserve"> than HashMap with </w:t>
+      </w:r>
+      <w:proofErr w:type="spellStart"/>
+      <w:r>
+        <w:rPr>
+          <w:rFonts w:ascii="Arial" w:hAnsi="Arial" w:cs="Arial"/>
+          <w:sz w:val="24"/>
+          <w:szCs w:val="24"/>
+        </w:rPr>
+        <w:t>enums</w:t>
+      </w:r>
+      <w:proofErr w:type="spellEnd"/>
+      <w:r>
+        <w:rPr>
+          <w:rFonts w:ascii="Arial" w:hAnsi="Arial" w:cs="Arial"/>
+          <w:sz w:val="24"/>
+          <w:szCs w:val="24"/>
+        </w:rPr>
+        <w:t xml:space="preserve"> as keys.</w:t>
+      </w:r>
+      <w:r>
+        <w:rPr>
+          <w:rFonts w:ascii="Arial" w:hAnsi="Arial" w:cs="Arial"/>
+          <w:sz w:val="24"/>
+          <w:szCs w:val="24"/>
+        </w:rPr>
+        <w:t xml:space="preserve"> </w:t>
+      </w:r>
+      <w:r>
+        <w:rPr>
+          <w:rFonts w:ascii="Arial" w:hAnsi="Arial" w:cs="Arial"/>
+          <w:sz w:val="24"/>
+          <w:szCs w:val="24"/>
+        </w:rPr>
+        <w:t>Plus, it’s type-safe, compact, and predictable.</w:t>
+      </w:r>
+    </w:p>
+    <w:p>
+      <w:pPr>
+        <w:pStyle w:val="ListParagraph"/>
+        <w:numPr>
+          <w:ilvl w:val="0"/>
+          <w:numId w:val="31"/>
+        </w:numPr>
+        <w:rPr>
+          <w:rFonts w:ascii="Arial" w:hAnsi="Arial" w:cs="Arial"/>
+          <w:sz w:val="24"/>
+          <w:szCs w:val="24"/>
+        </w:rPr>
+      </w:pPr>
+      <w:r>
+        <w:rPr>
+          <w:rFonts w:ascii="Arial" w:hAnsi="Arial" w:cs="Arial"/>
+          <w:b/>
+          <w:bCs/>
+          <w:sz w:val="24"/>
+          <w:szCs w:val="24"/>
+        </w:rPr>
+        <w:t>When to use it</w:t>
+      </w:r>
+      <w:r>
+        <w:rPr>
+          <w:rFonts w:ascii="Arial" w:hAnsi="Arial" w:cs="Arial"/>
+          <w:sz w:val="24"/>
+          <w:szCs w:val="24"/>
+        </w:rPr>
+        <w:t xml:space="preserve">: any map keyed by </w:t>
+      </w:r>
+      <w:proofErr w:type="spellStart"/>
+      <w:r>
+        <w:rPr>
+          <w:rFonts w:ascii="Arial" w:hAnsi="Arial" w:cs="Arial"/>
+          <w:sz w:val="24"/>
+          <w:szCs w:val="24"/>
+        </w:rPr>
+        <w:t>enums</w:t>
+      </w:r>
+      <w:proofErr w:type="spellEnd"/>
+      <w:r>
+        <w:rPr>
+          <w:rFonts w:ascii="Arial" w:hAnsi="Arial" w:cs="Arial"/>
+          <w:sz w:val="24"/>
+          <w:szCs w:val="24"/>
+        </w:rPr>
+        <w:t>.</w:t>
+      </w:r>
+    </w:p>
+    <w:p>
+      <w:pPr>
+        <w:pStyle w:val="ListParagraph"/>
+        <w:numPr>
+          <w:ilvl w:val="0"/>
+          <w:numId w:val="31"/>
+        </w:numPr>
+        <w:rPr>
+          <w:rFonts w:ascii="Arial" w:hAnsi="Arial" w:cs="Arial"/>
+          <w:sz w:val="24"/>
+          <w:szCs w:val="24"/>
+        </w:rPr>
+      </w:pPr>
+      <w:r>
+        <w:rPr>
+          <w:rFonts w:ascii="Arial" w:hAnsi="Arial" w:cs="Arial"/>
+          <w:b/>
+          <w:bCs/>
+          <w:sz w:val="24"/>
+          <w:szCs w:val="24"/>
+        </w:rPr>
+        <w:lastRenderedPageBreak/>
+        <w:t>When not to</w:t>
+      </w:r>
+      <w:r>
+        <w:rPr>
+          <w:rFonts w:ascii="Arial" w:hAnsi="Arial" w:cs="Arial"/>
+          <w:sz w:val="24"/>
+          <w:szCs w:val="24"/>
+        </w:rPr>
+        <w:t>: when keys are dynamic and not known at compile time.</w:t>
+      </w:r>
+    </w:p>
+    <w:p>
+      <w:pPr>
         <w:rPr>
           <w:rFonts w:ascii="Arial" w:hAnsi="Arial" w:cs="Arial"/>
           <w:sz w:val="24"/>
@@ -5526,6 +9256,32 @@
 
 <file path=word/numbering.xml><?xml version="1.0" encoding="utf-8"?>
 <w:numbering xmlns:wpc="http://schemas.microsoft.com/office/word/2010/wordprocessingCanvas" xmlns:cx="http://schemas.microsoft.com/office/drawing/2014/chartex" xmlns:cx1="http://schemas.microsoft.com/office/drawing/2015/9/8/chartex" xmlns:cx2="http://schemas.microsoft.com/office/drawing/2015/10/21/chartex" xmlns:cx3="http://schemas.microsoft.com/office/drawing/2016/5/9/chartex" xmlns:cx4="http://schemas.microsoft.com/office/drawing/2016/5/10/chartex" xmlns:cx5="http://schemas.microsoft.com/office/drawing/2016/5/11/chartex" xmlns:cx6="http://schemas.microsoft.com/office/drawing/2016/5/12/chartex" xmlns:cx7="http://schemas.microsoft.com/office/drawing/2016/5/13/chartex" xmlns:cx8="http://schemas.microsoft.com/office/drawing/2016/5/14/chartex" xmlns:mc="http://schemas.openxmlformats.org/markup-compatibility/2006" xmlns:aink="http://schemas.microsoft.com/office/drawing/2016/ink" xmlns:am3d="http://schemas.microsoft.com/office/drawing/2017/model3d" xmlns:o="urn:schemas-microsoft-com:office:office" xmlns:oel="http://schemas.microsoft.com/office/2019/extlst" xmlns:r="http://schemas.openxmlformats.org/officeDocument/2006/relationships" xmlns:m="http://schemas.openxmlformats.org/officeDocument/2006/math" xmlns:v="urn:schemas-microsoft-com:vml" xmlns:wp14="http://schemas.microsoft.com/office/word/2010/wordprocessingDrawing" xmlns:wp="http://schemas.openxmlformats.org/drawingml/2006/wordprocessingDrawing" xmlns:w10="urn:schemas-microsoft-com:office:word" xmlns:w="http://schemas.openxmlformats.org/wordprocessingml/2006/main" xmlns:w14="http://schemas.microsoft.com/office/word/2010/wordml" xmlns:w15="http://schemas.microsoft.com/office/word/2012/wordml" xmlns:w16cex="http://schemas.microsoft.com/office/word/2018/wordml/cex" xmlns:w16cid="http://schemas.microsoft.com/office/word/2016/wordml/cid" xmlns:w16="http://schemas.microsoft.com/office/word/2018/wordml" xmlns:w16du="http://schemas.microsoft.com/office/word/2023/wordml/word16du" xmlns:w16sdtdh="http://schemas.microsoft.com/office/word/2020/wordml/sdtdatahash" xmlns:w16sdtfl="http://schemas.microsoft.com/office/word/2024/wordml/sdtformatlock" xmlns:w16se="http://schemas.microsoft.com/office/word/2015/wordml/symex" xmlns:wpg="http://schemas.microsoft.com/office/word/2010/wordprocessingGroup" xmlns:wpi="http://schemas.microsoft.com/office/word/2010/wordprocessingInk" xmlns:wne="http://schemas.microsoft.com/office/word/2006/wordml" xmlns:wps="http://schemas.microsoft.com/office/word/2010/wordprocessingShape" mc:Ignorable="w14 w15 w16se w16cid w16 w16cex w16sdtdh w16sdtfl w16du wp14">
+  <w:numPicBullet w:numPicBulletId="0">
+    <w:pict>
+      <v:shapetype id="_x0000_t75" coordsize="21600,21600" o:spt="75" o:preferrelative="t" path="m@4@5l@4@11@9@11@9@5xe" filled="f" stroked="f">
+        <v:stroke joinstyle="miter"/>
+        <v:formulas>
+          <v:f eqn="if lineDrawn pixelLineWidth 0"/>
+          <v:f eqn="sum @0 1 0"/>
+          <v:f eqn="sum 0 0 @1"/>
+          <v:f eqn="prod @2 1 2"/>
+          <v:f eqn="prod @3 21600 pixelWidth"/>
+          <v:f eqn="prod @3 21600 pixelHeight"/>
+          <v:f eqn="sum @0 0 1"/>
+          <v:f eqn="prod @6 1 2"/>
+          <v:f eqn="prod @7 21600 pixelWidth"/>
+          <v:f eqn="sum @8 21600 0"/>
+          <v:f eqn="prod @7 21600 pixelHeight"/>
+          <v:f eqn="sum @10 21600 0"/>
+        </v:formulas>
+        <v:path o:extrusionok="f" gradientshapeok="t" o:connecttype="rect"/>
+        <o:lock v:ext="edit" aspectratio="t"/>
+      </v:shapetype>
+      <v:shape id="_x0000_i1087" type="#_x0000_t75" style="width:11.55pt;height:11.55pt" o:bullet="t">
+        <v:imagedata r:id="rId1" o:title="mso1DB5"/>
+      </v:shape>
+    </w:pict>
+  </w:numPicBullet>
   <w:abstractNum w:abstractNumId="0" w15:restartNumberingAfterBreak="0">
     <w:nsid w:val="024A771E"/>
     <w:multiLevelType w:val="hybridMultilevel"/>
@@ -6657,6 +10413,120 @@
     </w:lvl>
   </w:abstractNum>
   <w:abstractNum w:abstractNumId="10" w15:restartNumberingAfterBreak="0">
+    <w:nsid w:val="31356A39"/>
+    <w:multiLevelType w:val="hybridMultilevel"/>
+    <w:tmpl w:val="C840B768"/>
+    <w:lvl w:ilvl="0" w:tplc="04090007">
+      <w:start w:val="1"/>
+      <w:numFmt w:val="bullet"/>
+      <w:lvlText w:val=""/>
+      <w:lvlPicBulletId w:val="0"/>
+      <w:lvlJc w:val="left"/>
+      <w:pPr>
+        <w:ind w:left="2160" w:hanging="360"/>
+      </w:pPr>
+      <w:rPr>
+        <w:rFonts w:ascii="Symbol" w:hAnsi="Symbol" w:hint="default"/>
+      </w:rPr>
+    </w:lvl>
+    <w:lvl w:ilvl="1" w:tplc="04090003" w:tentative="1">
+      <w:start w:val="1"/>
+      <w:numFmt w:val="bullet"/>
+      <w:lvlText w:val="o"/>
+      <w:lvlJc w:val="left"/>
+      <w:pPr>
+        <w:ind w:left="2880" w:hanging="360"/>
+      </w:pPr>
+      <w:rPr>
+        <w:rFonts w:ascii="Courier New" w:hAnsi="Courier New" w:cs="Courier New" w:hint="default"/>
+      </w:rPr>
+    </w:lvl>
+    <w:lvl w:ilvl="2" w:tplc="04090005" w:tentative="1">
+      <w:start w:val="1"/>
+      <w:numFmt w:val="bullet"/>
+      <w:lvlText w:val=""/>
+      <w:lvlJc w:val="left"/>
+      <w:pPr>
+        <w:ind w:left="3600" w:hanging="360"/>
+      </w:pPr>
+      <w:rPr>
+        <w:rFonts w:ascii="Wingdings" w:hAnsi="Wingdings" w:hint="default"/>
+      </w:rPr>
+    </w:lvl>
+    <w:lvl w:ilvl="3" w:tplc="04090001" w:tentative="1">
+      <w:start w:val="1"/>
+      <w:numFmt w:val="bullet"/>
+      <w:lvlText w:val=""/>
+      <w:lvlJc w:val="left"/>
+      <w:pPr>
+        <w:ind w:left="4320" w:hanging="360"/>
+      </w:pPr>
+      <w:rPr>
+        <w:rFonts w:ascii="Symbol" w:hAnsi="Symbol" w:hint="default"/>
+      </w:rPr>
+    </w:lvl>
+    <w:lvl w:ilvl="4" w:tplc="04090003" w:tentative="1">
+      <w:start w:val="1"/>
+      <w:numFmt w:val="bullet"/>
+      <w:lvlText w:val="o"/>
+      <w:lvlJc w:val="left"/>
+      <w:pPr>
+        <w:ind w:left="5040" w:hanging="360"/>
+      </w:pPr>
+      <w:rPr>
+        <w:rFonts w:ascii="Courier New" w:hAnsi="Courier New" w:cs="Courier New" w:hint="default"/>
+      </w:rPr>
+    </w:lvl>
+    <w:lvl w:ilvl="5" w:tplc="04090005" w:tentative="1">
+      <w:start w:val="1"/>
+      <w:numFmt w:val="bullet"/>
+      <w:lvlText w:val=""/>
+      <w:lvlJc w:val="left"/>
+      <w:pPr>
+        <w:ind w:left="5760" w:hanging="360"/>
+      </w:pPr>
+      <w:rPr>
+        <w:rFonts w:ascii="Wingdings" w:hAnsi="Wingdings" w:hint="default"/>
+      </w:rPr>
+    </w:lvl>
+    <w:lvl w:ilvl="6" w:tplc="04090001" w:tentative="1">
+      <w:start w:val="1"/>
+      <w:numFmt w:val="bullet"/>
+      <w:lvlText w:val=""/>
+      <w:lvlJc w:val="left"/>
+      <w:pPr>
+        <w:ind w:left="6480" w:hanging="360"/>
+      </w:pPr>
+      <w:rPr>
+        <w:rFonts w:ascii="Symbol" w:hAnsi="Symbol" w:hint="default"/>
+      </w:rPr>
+    </w:lvl>
+    <w:lvl w:ilvl="7" w:tplc="04090003" w:tentative="1">
+      <w:start w:val="1"/>
+      <w:numFmt w:val="bullet"/>
+      <w:lvlText w:val="o"/>
+      <w:lvlJc w:val="left"/>
+      <w:pPr>
+        <w:ind w:left="7200" w:hanging="360"/>
+      </w:pPr>
+      <w:rPr>
+        <w:rFonts w:ascii="Courier New" w:hAnsi="Courier New" w:cs="Courier New" w:hint="default"/>
+      </w:rPr>
+    </w:lvl>
+    <w:lvl w:ilvl="8" w:tplc="04090005" w:tentative="1">
+      <w:start w:val="1"/>
+      <w:numFmt w:val="bullet"/>
+      <w:lvlText w:val=""/>
+      <w:lvlJc w:val="left"/>
+      <w:pPr>
+        <w:ind w:left="7920" w:hanging="360"/>
+      </w:pPr>
+      <w:rPr>
+        <w:rFonts w:ascii="Wingdings" w:hAnsi="Wingdings" w:hint="default"/>
+      </w:rPr>
+    </w:lvl>
+  </w:abstractNum>
+  <w:abstractNum w:abstractNumId="11" w15:restartNumberingAfterBreak="0">
     <w:nsid w:val="37660691"/>
     <w:multiLevelType w:val="hybridMultilevel"/>
     <w:tmpl w:val="2FEA8FA6"/>
@@ -6769,7 +10639,7 @@
       </w:rPr>
     </w:lvl>
   </w:abstractNum>
-  <w:abstractNum w:abstractNumId="11" w15:restartNumberingAfterBreak="0">
+  <w:abstractNum w:abstractNumId="12" w15:restartNumberingAfterBreak="0">
     <w:nsid w:val="3EF91671"/>
     <w:multiLevelType w:val="hybridMultilevel"/>
     <w:tmpl w:val="5F98A03E"/>
@@ -6882,7 +10752,7 @@
       </w:rPr>
     </w:lvl>
   </w:abstractNum>
-  <w:abstractNum w:abstractNumId="12" w15:restartNumberingAfterBreak="0">
+  <w:abstractNum w:abstractNumId="13" w15:restartNumberingAfterBreak="0">
     <w:nsid w:val="412F7A79"/>
     <w:multiLevelType w:val="hybridMultilevel"/>
     <w:tmpl w:val="8AC65D4C"/>
@@ -6995,7 +10865,7 @@
       </w:rPr>
     </w:lvl>
   </w:abstractNum>
-  <w:abstractNum w:abstractNumId="13" w15:restartNumberingAfterBreak="0">
+  <w:abstractNum w:abstractNumId="14" w15:restartNumberingAfterBreak="0">
     <w:nsid w:val="43990933"/>
     <w:multiLevelType w:val="hybridMultilevel"/>
     <w:tmpl w:val="1B82A75C"/>
@@ -7108,7 +10978,121 @@
       </w:rPr>
     </w:lvl>
   </w:abstractNum>
-  <w:abstractNum w:abstractNumId="14" w15:restartNumberingAfterBreak="0">
+  <w:abstractNum w:abstractNumId="15" w15:restartNumberingAfterBreak="0">
+    <w:nsid w:val="467C520C"/>
+    <w:multiLevelType w:val="hybridMultilevel"/>
+    <w:tmpl w:val="BC84C384"/>
+    <w:lvl w:ilvl="0" w:tplc="04090007">
+      <w:start w:val="1"/>
+      <w:numFmt w:val="bullet"/>
+      <w:lvlText w:val=""/>
+      <w:lvlPicBulletId w:val="0"/>
+      <w:lvlJc w:val="left"/>
+      <w:pPr>
+        <w:ind w:left="2160" w:hanging="360"/>
+      </w:pPr>
+      <w:rPr>
+        <w:rFonts w:ascii="Symbol" w:hAnsi="Symbol" w:hint="default"/>
+      </w:rPr>
+    </w:lvl>
+    <w:lvl w:ilvl="1" w:tplc="04090003" w:tentative="1">
+      <w:start w:val="1"/>
+      <w:numFmt w:val="bullet"/>
+      <w:lvlText w:val="o"/>
+      <w:lvlJc w:val="left"/>
+      <w:pPr>
+        <w:ind w:left="2880" w:hanging="360"/>
+      </w:pPr>
+      <w:rPr>
+        <w:rFonts w:ascii="Courier New" w:hAnsi="Courier New" w:cs="Courier New" w:hint="default"/>
+      </w:rPr>
+    </w:lvl>
+    <w:lvl w:ilvl="2" w:tplc="04090005" w:tentative="1">
+      <w:start w:val="1"/>
+      <w:numFmt w:val="bullet"/>
+      <w:lvlText w:val=""/>
+      <w:lvlJc w:val="left"/>
+      <w:pPr>
+        <w:ind w:left="3600" w:hanging="360"/>
+      </w:pPr>
+      <w:rPr>
+        <w:rFonts w:ascii="Wingdings" w:hAnsi="Wingdings" w:hint="default"/>
+      </w:rPr>
+    </w:lvl>
+    <w:lvl w:ilvl="3" w:tplc="04090001" w:tentative="1">
+      <w:start w:val="1"/>
+      <w:numFmt w:val="bullet"/>
+      <w:lvlText w:val=""/>
+      <w:lvlJc w:val="left"/>
+      <w:pPr>
+        <w:ind w:left="4320" w:hanging="360"/>
+      </w:pPr>
+      <w:rPr>
+        <w:rFonts w:ascii="Symbol" w:hAnsi="Symbol" w:hint="default"/>
+      </w:rPr>
+    </w:lvl>
+    <w:lvl w:ilvl="4" w:tplc="04090003" w:tentative="1">
+      <w:start w:val="1"/>
+      <w:numFmt w:val="bullet"/>
+      <w:lvlText w:val="o"/>
+      <w:lvlJc w:val="left"/>
+      <w:pPr>
+        <w:ind w:left="5040" w:hanging="360"/>
+      </w:pPr>
+      <w:rPr>
+        <w:rFonts w:ascii="Courier New" w:hAnsi="Courier New" w:cs="Courier New" w:hint="default"/>
+      </w:rPr>
+    </w:lvl>
+    <w:lvl w:ilvl="5" w:tplc="04090005" w:tentative="1">
+      <w:start w:val="1"/>
+      <w:numFmt w:val="bullet"/>
+      <w:lvlText w:val=""/>
+      <w:lvlJc w:val="left"/>
+      <w:pPr>
+        <w:ind w:left="5760" w:hanging="360"/>
+      </w:pPr>
+      <w:rPr>
+        <w:rFonts w:ascii="Wingdings" w:hAnsi="Wingdings" w:hint="default"/>
+      </w:rPr>
+    </w:lvl>
+    <w:lvl w:ilvl="6" w:tplc="04090001" w:tentative="1">
+      <w:start w:val="1"/>
+      <w:numFmt w:val="bullet"/>
+      <w:lvlText w:val=""/>
+      <w:lvlJc w:val="left"/>
+      <w:pPr>
+        <w:ind w:left="6480" w:hanging="360"/>
+      </w:pPr>
+      <w:rPr>
+        <w:rFonts w:ascii="Symbol" w:hAnsi="Symbol" w:hint="default"/>
+      </w:rPr>
+    </w:lvl>
+    <w:lvl w:ilvl="7" w:tplc="04090003" w:tentative="1">
+      <w:start w:val="1"/>
+      <w:numFmt w:val="bullet"/>
+      <w:lvlText w:val="o"/>
+      <w:lvlJc w:val="left"/>
+      <w:pPr>
+        <w:ind w:left="7200" w:hanging="360"/>
+      </w:pPr>
+      <w:rPr>
+        <w:rFonts w:ascii="Courier New" w:hAnsi="Courier New" w:cs="Courier New" w:hint="default"/>
+      </w:rPr>
+    </w:lvl>
+    <w:lvl w:ilvl="8" w:tplc="04090005" w:tentative="1">
+      <w:start w:val="1"/>
+      <w:numFmt w:val="bullet"/>
+      <w:lvlText w:val=""/>
+      <w:lvlJc w:val="left"/>
+      <w:pPr>
+        <w:ind w:left="7920" w:hanging="360"/>
+      </w:pPr>
+      <w:rPr>
+        <w:rFonts w:ascii="Wingdings" w:hAnsi="Wingdings" w:hint="default"/>
+      </w:rPr>
+    </w:lvl>
+  </w:abstractNum>
+  <w:abstractNum w:abstractNumId="16" w15:restartNumberingAfterBreak="0">
     <w:nsid w:val="47D62F53"/>
     <w:multiLevelType w:val="hybridMultilevel"/>
     <w:tmpl w:val="8F3EDD1A"/>
@@ -7221,7 +11205,7 @@
       </w:rPr>
     </w:lvl>
   </w:abstractNum>
-  <w:abstractNum w:abstractNumId="15" w15:restartNumberingAfterBreak="0">
+  <w:abstractNum w:abstractNumId="17" w15:restartNumberingAfterBreak="0">
     <w:nsid w:val="514172C5"/>
     <w:multiLevelType w:val="hybridMultilevel"/>
     <w:tmpl w:val="C4987F0A"/>
@@ -7334,7 +11318,7 @@
       </w:rPr>
     </w:lvl>
   </w:abstractNum>
-  <w:abstractNum w:abstractNumId="16" w15:restartNumberingAfterBreak="0">
+  <w:abstractNum w:abstractNumId="18" w15:restartNumberingAfterBreak="0">
     <w:nsid w:val="53941746"/>
     <w:multiLevelType w:val="hybridMultilevel"/>
     <w:tmpl w:val="0582C722"/>
@@ -7447,7 +11431,121 @@
       </w:rPr>
     </w:lvl>
   </w:abstractNum>
-  <w:abstractNum w:abstractNumId="17" w15:restartNumberingAfterBreak="0">
+  <w:abstractNum w:abstractNumId="19" w15:restartNumberingAfterBreak="0">
+    <w:nsid w:val="53B3466F"/>
+    <w:multiLevelType w:val="hybridMultilevel"/>
+    <w:tmpl w:val="9D1A9DB4"/>
+    <w:lvl w:ilvl="0" w:tplc="04090007">
+      <w:start w:val="1"/>
+      <w:numFmt w:val="bullet"/>
+      <w:lvlText w:val=""/>
+      <w:lvlPicBulletId w:val="0"/>
+      <w:lvlJc w:val="left"/>
+      <w:pPr>
+        <w:ind w:left="2160" w:hanging="360"/>
+      </w:pPr>
+      <w:rPr>
+        <w:rFonts w:ascii="Symbol" w:hAnsi="Symbol" w:hint="default"/>
+      </w:rPr>
+    </w:lvl>
+    <w:lvl w:ilvl="1" w:tplc="04090003" w:tentative="1">
+      <w:start w:val="1"/>
+      <w:numFmt w:val="bullet"/>
+      <w:lvlText w:val="o"/>
+      <w:lvlJc w:val="left"/>
+      <w:pPr>
+        <w:ind w:left="2880" w:hanging="360"/>
+      </w:pPr>
+      <w:rPr>
+        <w:rFonts w:ascii="Courier New" w:hAnsi="Courier New" w:cs="Courier New" w:hint="default"/>
+      </w:rPr>
+    </w:lvl>
+    <w:lvl w:ilvl="2" w:tplc="04090005" w:tentative="1">
+      <w:start w:val="1"/>
+      <w:numFmt w:val="bullet"/>
+      <w:lvlText w:val=""/>
+      <w:lvlJc w:val="left"/>
+      <w:pPr>
+        <w:ind w:left="3600" w:hanging="360"/>
+      </w:pPr>
+      <w:rPr>
+        <w:rFonts w:ascii="Wingdings" w:hAnsi="Wingdings" w:hint="default"/>
+      </w:rPr>
+    </w:lvl>
+    <w:lvl w:ilvl="3" w:tplc="04090001" w:tentative="1">
+      <w:start w:val="1"/>
+      <w:numFmt w:val="bullet"/>
+      <w:lvlText w:val=""/>
+      <w:lvlJc w:val="left"/>
+      <w:pPr>
+        <w:ind w:left="4320" w:hanging="360"/>
+      </w:pPr>
+      <w:rPr>
+        <w:rFonts w:ascii="Symbol" w:hAnsi="Symbol" w:hint="default"/>
+      </w:rPr>
+    </w:lvl>
+    <w:lvl w:ilvl="4" w:tplc="04090003" w:tentative="1">
+      <w:start w:val="1"/>
+      <w:numFmt w:val="bullet"/>
+      <w:lvlText w:val="o"/>
+      <w:lvlJc w:val="left"/>
+      <w:pPr>
+        <w:ind w:left="5040" w:hanging="360"/>
+      </w:pPr>
+      <w:rPr>
+        <w:rFonts w:ascii="Courier New" w:hAnsi="Courier New" w:cs="Courier New" w:hint="default"/>
+      </w:rPr>
+    </w:lvl>
+    <w:lvl w:ilvl="5" w:tplc="04090005" w:tentative="1">
+      <w:start w:val="1"/>
+      <w:numFmt w:val="bullet"/>
+      <w:lvlText w:val=""/>
+      <w:lvlJc w:val="left"/>
+      <w:pPr>
+        <w:ind w:left="5760" w:hanging="360"/>
+      </w:pPr>
+      <w:rPr>
+        <w:rFonts w:ascii="Wingdings" w:hAnsi="Wingdings" w:hint="default"/>
+      </w:rPr>
+    </w:lvl>
+    <w:lvl w:ilvl="6" w:tplc="04090001" w:tentative="1">
+      <w:start w:val="1"/>
+      <w:numFmt w:val="bullet"/>
+      <w:lvlText w:val=""/>
+      <w:lvlJc w:val="left"/>
+      <w:pPr>
+        <w:ind w:left="6480" w:hanging="360"/>
+      </w:pPr>
+      <w:rPr>
+        <w:rFonts w:ascii="Symbol" w:hAnsi="Symbol" w:hint="default"/>
+      </w:rPr>
+    </w:lvl>
+    <w:lvl w:ilvl="7" w:tplc="04090003" w:tentative="1">
+      <w:start w:val="1"/>
+      <w:numFmt w:val="bullet"/>
+      <w:lvlText w:val="o"/>
+      <w:lvlJc w:val="left"/>
+      <w:pPr>
+        <w:ind w:left="7200" w:hanging="360"/>
+      </w:pPr>
+      <w:rPr>
+        <w:rFonts w:ascii="Courier New" w:hAnsi="Courier New" w:cs="Courier New" w:hint="default"/>
+      </w:rPr>
+    </w:lvl>
+    <w:lvl w:ilvl="8" w:tplc="04090005" w:tentative="1">
+      <w:start w:val="1"/>
+      <w:numFmt w:val="bullet"/>
+      <w:lvlText w:val=""/>
+      <w:lvlJc w:val="left"/>
+      <w:pPr>
+        <w:ind w:left="7920" w:hanging="360"/>
+      </w:pPr>
+      <w:rPr>
+        <w:rFonts w:ascii="Wingdings" w:hAnsi="Wingdings" w:hint="default"/>
+      </w:rPr>
+    </w:lvl>
+  </w:abstractNum>
+  <w:abstractNum w:abstractNumId="20" w15:restartNumberingAfterBreak="0">
     <w:nsid w:val="5892130A"/>
     <w:multiLevelType w:val="hybridMultilevel"/>
     <w:tmpl w:val="5122EF6C"/>
@@ -7560,7 +11658,7 @@
       </w:rPr>
     </w:lvl>
   </w:abstractNum>
-  <w:abstractNum w:abstractNumId="18" w15:restartNumberingAfterBreak="0">
+  <w:abstractNum w:abstractNumId="21" w15:restartNumberingAfterBreak="0">
     <w:nsid w:val="5AC90FF3"/>
     <w:multiLevelType w:val="hybridMultilevel"/>
     <w:tmpl w:val="FDAEA970"/>
@@ -7673,7 +11771,7 @@
       </w:rPr>
     </w:lvl>
   </w:abstractNum>
-  <w:abstractNum w:abstractNumId="19" w15:restartNumberingAfterBreak="0">
+  <w:abstractNum w:abstractNumId="22" w15:restartNumberingAfterBreak="0">
     <w:nsid w:val="61682105"/>
     <w:multiLevelType w:val="hybridMultilevel"/>
     <w:tmpl w:val="0184613A"/>
@@ -7786,7 +11884,7 @@
       </w:rPr>
     </w:lvl>
   </w:abstractNum>
-  <w:abstractNum w:abstractNumId="20" w15:restartNumberingAfterBreak="0">
+  <w:abstractNum w:abstractNumId="23" w15:restartNumberingAfterBreak="0">
     <w:nsid w:val="62A643C0"/>
     <w:multiLevelType w:val="hybridMultilevel"/>
     <w:tmpl w:val="A48883C8"/>
@@ -7899,7 +11997,7 @@
       </w:rPr>
     </w:lvl>
   </w:abstractNum>
-  <w:abstractNum w:abstractNumId="21" w15:restartNumberingAfterBreak="0">
+  <w:abstractNum w:abstractNumId="24" w15:restartNumberingAfterBreak="0">
     <w:nsid w:val="64862FFE"/>
     <w:multiLevelType w:val="hybridMultilevel"/>
     <w:tmpl w:val="A802D844"/>
@@ -8012,7 +12110,7 @@
       </w:rPr>
     </w:lvl>
   </w:abstractNum>
-  <w:abstractNum w:abstractNumId="22" w15:restartNumberingAfterBreak="0">
+  <w:abstractNum w:abstractNumId="25" w15:restartNumberingAfterBreak="0">
     <w:nsid w:val="675A44FA"/>
     <w:multiLevelType w:val="hybridMultilevel"/>
     <w:tmpl w:val="F0A0D0D2"/>
@@ -8125,10 +12223,10 @@
       </w:rPr>
     </w:lvl>
   </w:abstractNum>
-  <w:abstractNum w:abstractNumId="23" w15:restartNumberingAfterBreak="0">
+  <w:abstractNum w:abstractNumId="26" w15:restartNumberingAfterBreak="0">
     <w:nsid w:val="718C59DA"/>
     <w:multiLevelType w:val="hybridMultilevel"/>
-    <w:tmpl w:val="8662DC80"/>
+    <w:tmpl w:val="04C6953A"/>
     <w:lvl w:ilvl="0" w:tplc="04090003">
       <w:start w:val="1"/>
       <w:numFmt w:val="bullet"/>
@@ -8238,7 +12336,7 @@
       </w:rPr>
     </w:lvl>
   </w:abstractNum>
-  <w:abstractNum w:abstractNumId="24" w15:restartNumberingAfterBreak="0">
+  <w:abstractNum w:abstractNumId="27" w15:restartNumberingAfterBreak="0">
     <w:nsid w:val="71C32278"/>
     <w:multiLevelType w:val="hybridMultilevel"/>
     <w:tmpl w:val="1E52B122"/>
@@ -8324,7 +12422,7 @@
       </w:pPr>
     </w:lvl>
   </w:abstractNum>
-  <w:abstractNum w:abstractNumId="25" w15:restartNumberingAfterBreak="0">
+  <w:abstractNum w:abstractNumId="28" w15:restartNumberingAfterBreak="0">
     <w:nsid w:val="7AD221FE"/>
     <w:multiLevelType w:val="hybridMultilevel"/>
     <w:tmpl w:val="B1A8FEE8"/>
@@ -8437,10 +12535,10 @@
       </w:rPr>
     </w:lvl>
   </w:abstractNum>
-  <w:abstractNum w:abstractNumId="26" w15:restartNumberingAfterBreak="0">
+  <w:abstractNum w:abstractNumId="29" w15:restartNumberingAfterBreak="0">
     <w:nsid w:val="7B0966D5"/>
     <w:multiLevelType w:val="hybridMultilevel"/>
-    <w:tmpl w:val="0C3A6F78"/>
+    <w:tmpl w:val="04D01922"/>
     <w:lvl w:ilvl="0" w:tplc="04090001">
       <w:start w:val="1"/>
       <w:numFmt w:val="bullet"/>
@@ -8550,7 +12648,7 @@
       </w:rPr>
     </w:lvl>
   </w:abstractNum>
-  <w:abstractNum w:abstractNumId="27" w15:restartNumberingAfterBreak="0">
+  <w:abstractNum w:abstractNumId="30" w15:restartNumberingAfterBreak="0">
     <w:nsid w:val="7D4D5018"/>
     <w:multiLevelType w:val="hybridMultilevel"/>
     <w:tmpl w:val="C254BDF8"/>
@@ -8667,52 +12765,52 @@
     <w:abstractNumId w:val="4"/>
   </w:num>
   <w:num w:numId="2" w16cid:durableId="293145063">
-    <w:abstractNumId w:val="19"/>
+    <w:abstractNumId w:val="22"/>
   </w:num>
   <w:num w:numId="3" w16cid:durableId="1708604184">
-    <w:abstractNumId w:val="12"/>
+    <w:abstractNumId w:val="13"/>
   </w:num>
   <w:num w:numId="4" w16cid:durableId="25911568">
-    <w:abstractNumId w:val="15"/>
+    <w:abstractNumId w:val="17"/>
   </w:num>
   <w:num w:numId="5" w16cid:durableId="130097372">
     <w:abstractNumId w:val="6"/>
   </w:num>
   <w:num w:numId="6" w16cid:durableId="1692336711">
-    <w:abstractNumId w:val="26"/>
+    <w:abstractNumId w:val="29"/>
   </w:num>
   <w:num w:numId="7" w16cid:durableId="589168879">
-    <w:abstractNumId w:val="10"/>
+    <w:abstractNumId w:val="11"/>
   </w:num>
   <w:num w:numId="8" w16cid:durableId="865866299">
-    <w:abstractNumId w:val="27"/>
+    <w:abstractNumId w:val="30"/>
   </w:num>
   <w:num w:numId="9" w16cid:durableId="122886379">
-    <w:abstractNumId w:val="17"/>
+    <w:abstractNumId w:val="20"/>
   </w:num>
   <w:num w:numId="10" w16cid:durableId="946740401">
-    <w:abstractNumId w:val="20"/>
+    <w:abstractNumId w:val="23"/>
   </w:num>
   <w:num w:numId="11" w16cid:durableId="1973628153">
     <w:abstractNumId w:val="9"/>
   </w:num>
   <w:num w:numId="12" w16cid:durableId="430398832">
-    <w:abstractNumId w:val="11"/>
+    <w:abstractNumId w:val="12"/>
   </w:num>
   <w:num w:numId="13" w16cid:durableId="266348653">
-    <w:abstractNumId w:val="24"/>
+    <w:abstractNumId w:val="27"/>
   </w:num>
   <w:num w:numId="14" w16cid:durableId="1629432368">
     <w:abstractNumId w:val="8"/>
   </w:num>
   <w:num w:numId="15" w16cid:durableId="1633318932">
-    <w:abstractNumId w:val="21"/>
+    <w:abstractNumId w:val="24"/>
   </w:num>
   <w:num w:numId="16" w16cid:durableId="1581284318">
     <w:abstractNumId w:val="3"/>
   </w:num>
   <w:num w:numId="17" w16cid:durableId="249197391">
-    <w:abstractNumId w:val="23"/>
+    <w:abstractNumId w:val="26"/>
   </w:num>
   <w:num w:numId="18" w16cid:durableId="1811166087">
     <w:abstractNumId w:val="1"/>
@@ -8724,16 +12822,16 @@
     <w:abstractNumId w:val="5"/>
   </w:num>
   <w:num w:numId="21" w16cid:durableId="1046567274">
-    <w:abstractNumId w:val="13"/>
+    <w:abstractNumId w:val="14"/>
   </w:num>
   <w:num w:numId="22" w16cid:durableId="1930002398">
-    <w:abstractNumId w:val="22"/>
+    <w:abstractNumId w:val="25"/>
   </w:num>
   <w:num w:numId="23" w16cid:durableId="43679449">
-    <w:abstractNumId w:val="25"/>
+    <w:abstractNumId w:val="28"/>
   </w:num>
   <w:num w:numId="24" w16cid:durableId="901910341">
-    <w:abstractNumId w:val="16"/>
+    <w:abstractNumId w:val="18"/>
   </w:num>
   <w:num w:numId="25" w16cid:durableId="410733190">
     <w:abstractNumId w:val="2"/>
@@ -8742,10 +12840,19 @@
     <w:abstractNumId w:val="0"/>
   </w:num>
   <w:num w:numId="27" w16cid:durableId="235016870">
-    <w:abstractNumId w:val="18"/>
+    <w:abstractNumId w:val="21"/>
   </w:num>
   <w:num w:numId="28" w16cid:durableId="414596281">
-    <w:abstractNumId w:val="14"/>
+    <w:abstractNumId w:val="16"/>
+  </w:num>
+  <w:num w:numId="29" w16cid:durableId="1374189844">
+    <w:abstractNumId w:val="15"/>
+  </w:num>
+  <w:num w:numId="30" w16cid:durableId="226382107">
+    <w:abstractNumId w:val="10"/>
+  </w:num>
+  <w:num w:numId="31" w16cid:durableId="1592161426">
+    <w:abstractNumId w:val="19"/>
   </w:num>
 </w:numbering>
 </file>
@@ -9152,7 +13259,6 @@
   <w:style w:type="character" w:default="1" w:styleId="DefaultParagraphFont">
     <w:name w:val="Default Paragraph Font"/>
     <w:uiPriority w:val="1"/>
-    <w:semiHidden/>
     <w:unhideWhenUsed/>
   </w:style>
   <w:style w:type="table" w:default="1" w:styleId="TableNormal">
